--- a/docs/word/03_演習ガイド.docx
+++ b/docs/word/03_演習ガイド.docx
@@ -698,7 +698,7 @@
           <w:rFonts w:ascii="Yu Gothic" w:hAnsi="Yu Gothic" w:eastAsia="游ゴシック"/>
           <w:b w:val="0"/>
         </w:rPr>
-        <w:t>：みなと精機は架空の会社なので、Web で調べても情報は出てきません。</w:t>
+        <w:t>：みらい商事は架空の会社なので、Web で調べても情報は出てきません。</w:t>
       </w:r>
     </w:p>
     <w:p>
@@ -714,7 +714,7 @@
           <w:rFonts w:ascii="Yu Gothic" w:hAnsi="Yu Gothic" w:eastAsia="游ゴシック"/>
           <w:b/>
         </w:rPr>
-        <w:t>顧客が属する業界（精密部品製造業）</w:t>
+        <w:t>顧客が属する業界（専門商社）と、法人営業での生成AI活用の動向</w:t>
       </w:r>
       <w:r>
         <w:rPr>
@@ -739,7 +739,7 @@
           <w:rFonts w:ascii="Yu Gothic" w:hAnsi="Yu Gothic" w:eastAsia="游ゴシック"/>
           <w:b w:val="0"/>
         </w:rPr>
-        <w:t>1. 顧客プロフィールを読み、顧客の業界・規模・課題を把握する</w:t>
+        <w:t>1. 顧客プロフィールを読み、顧客の業界・規模・状況（Microsoft 365 利用、Copilot 試行中）を把握する</w:t>
       </w:r>
     </w:p>
     <w:p>
@@ -772,7 +772,7 @@
                 <w:rFonts w:ascii="Consolas" w:hAnsi="Consolas" w:eastAsia="游ゴシック"/>
                 <w:sz w:val="18"/>
               </w:rPr>
-              <w:t>日本の精密部品製造業（自動車部品・医療機器部品）で、</w:t>
+              <w:t>日本企業の法人営業部門で、生成AI（Microsoft Copilot など）を業務に導入する際に</w:t>
               <w:br/>
             </w:r>
             <w:r>
@@ -780,7 +780,7 @@
                 <w:rFonts w:ascii="Consolas" w:hAnsi="Consolas" w:eastAsia="游ゴシック"/>
                 <w:sz w:val="18"/>
               </w:rPr>
-              <w:t>人材育成とDX推進について最近話題になっている課題を3つ教えてください。</w:t>
+              <w:t>最近話題になっている課題を3つ教えてください。</w:t>
               <w:br/>
             </w:r>
             <w:r>
@@ -788,7 +788,7 @@
                 <w:rFonts w:ascii="Consolas" w:hAnsi="Consolas" w:eastAsia="游ゴシック"/>
                 <w:sz w:val="18"/>
               </w:rPr>
-              <w:t>それぞれに根拠となる出典（公的機関の資料や報道）を付けてください。</w:t>
+              <w:t>それぞれに根拠となる出典（公的機関の資料、調査レポート、報道）を付けてください。</w:t>
             </w:r>
           </w:p>
         </w:tc>
@@ -848,7 +848,7 @@
                 <w:rFonts w:ascii="Consolas" w:hAnsi="Consolas" w:eastAsia="游ゴシック"/>
                 <w:sz w:val="18"/>
               </w:rPr>
-              <w:t>上の調査結果を踏まえて、従業員850名規模の精密部品メーカーの人事課長が</w:t>
+              <w:t>上の調査結果を踏まえて、従業員500名規模の専門商社の営業企画課長が</w:t>
               <w:br/>
             </w:r>
             <w:r>
@@ -856,7 +856,15 @@
                 <w:rFonts w:ascii="Consolas" w:hAnsi="Consolas" w:eastAsia="游ゴシック"/>
                 <w:sz w:val="18"/>
               </w:rPr>
-              <w:t>「若手技術者向けDX研修」を検討している背景として考えられる仮説を3つ挙げてください。</w:t>
+              <w:t>「法人営業20名向けの生成AI活用研修」を検討している背景として考えられる仮説を3つ挙げてください。</w:t>
+              <w:br/>
+            </w:r>
+            <w:r>
+              <w:rPr>
+                <w:rFonts w:ascii="Consolas" w:hAnsi="Consolas" w:eastAsia="游ゴシック"/>
+                <w:sz w:val="18"/>
+              </w:rPr>
+              <w:t>なお、この会社では Copilot を一部の部署で試行しています。</w:t>
               <w:br/>
             </w:r>
             <w:r>
@@ -1201,7 +1209,7 @@
                 <w:rFonts w:ascii="Consolas" w:hAnsi="Consolas" w:eastAsia="游ゴシック"/>
                 <w:sz w:val="18"/>
               </w:rPr>
-              <w:t>初回ヒアリングで確認すべき質問を、「背景」「対象者」「内容」「条件（時期・予算）」「進め方」の</w:t>
+              <w:t>初回ヒアリングで確認すべき質問を、「背景」「対象者」「内容」「条件（時期・予算）」「意思決定（決裁者・承認手続き）」の</w:t>
               <w:br/>
             </w:r>
             <w:r>
@@ -1407,7 +1415,7 @@
                 <w:b w:val="0"/>
                 <w:sz w:val="19"/>
               </w:rPr>
-              <w:t>ニュースリリースで公開済み</w:t>
+              <w:t>採用ページで公開済み</w:t>
             </w:r>
           </w:p>
         </w:tc>
@@ -1507,7 +1515,7 @@
                 <w:b w:val="0"/>
                 <w:sz w:val="19"/>
               </w:rPr>
-              <w:t>顧客の未公開情報。秘密保持の対象</w:t>
+              <w:t>顧客の未公開情報（大阪支社の統合計画）。秘密保持の対象</w:t>
             </w:r>
           </w:p>
         </w:tc>
@@ -1557,7 +1565,7 @@
                 <w:b w:val="0"/>
                 <w:sz w:val="19"/>
               </w:rPr>
-              <w:t>特定個人の人事評価。特に慎重に扱うべき個人情報</w:t>
+              <w:t>特定個人の評価情報。特に慎重に扱うべき個人情報</w:t>
             </w:r>
           </w:p>
         </w:tc>
@@ -1607,7 +1615,7 @@
                 <w:b w:val="0"/>
                 <w:sz w:val="19"/>
               </w:rPr>
-              <w:t>「競合は1名あたり中程度の価格帯で提案」と一般化する（社名・金額を伏せる）</w:t>
+              <w:t>「競合は中程度の価格帯で提案」と一般化する（社名・金額を伏せる）</w:t>
             </w:r>
           </w:p>
         </w:tc>
@@ -1707,7 +1715,7 @@
                 <w:b w:val="0"/>
                 <w:sz w:val="19"/>
               </w:rPr>
-              <w:t>社名を伏せ「製造業A社」として条件だけを使う</w:t>
+              <w:t>社名を伏せ「商社A社」として条件（20名・11月上旬・予算目安）だけを使う</w:t>
             </w:r>
           </w:p>
         </w:tc>
@@ -1807,7 +1815,7 @@
                 <w:b w:val="0"/>
                 <w:sz w:val="19"/>
               </w:rPr>
-              <w:t>一般的な業界動向</w:t>
+              <w:t>一般的な動向</w:t>
             </w:r>
           </w:p>
         </w:tc>
@@ -2019,7 +2027,7 @@
                 <w:rFonts w:ascii="Consolas" w:hAnsi="Consolas" w:eastAsia="游ゴシック"/>
                 <w:sz w:val="18"/>
               </w:rPr>
-              <w:t>顧客は製造業の人事課長と製造部門の部長で、若手技術者向けのDX研修を検討しています。</w:t>
+              <w:t>顧客は商社の営業企画課長と営業部長で、法人営業20名向けの生成AI活用研修を検討しています。</w:t>
               <w:br/>
             </w:r>
             <w:r>
@@ -2027,7 +2035,7 @@
                 <w:rFonts w:ascii="Consolas" w:hAnsi="Consolas" w:eastAsia="游ゴシック"/>
                 <w:sz w:val="18"/>
               </w:rPr>
-              <w:t>所要時間は60分です。</w:t>
+              <w:t>Microsoft 365 を利用しており、一部の部署で Copilot を試行中です。所要時間は60分です。</w:t>
               <w:br/>
             </w:r>
             <w:r>
@@ -2089,7 +2097,7 @@
                 <w:rFonts w:ascii="Consolas" w:hAnsi="Consolas" w:eastAsia="游ゴシック"/>
                 <w:sz w:val="18"/>
               </w:rPr>
-              <w:t>分類は「背景」「対象者」「内容」「条件（時期・予算）」「進め方・意思決定」とし、</w:t>
+              <w:t>分類は「背景」「対象者」「内容」「条件（時期・予算）」「意思決定（決裁者・承認手続き）」とし、</w:t>
               <w:br/>
             </w:r>
             <w:r>
@@ -2134,7 +2142,15 @@
                 <w:rFonts w:ascii="Consolas" w:hAnsi="Consolas" w:eastAsia="游ゴシック"/>
                 <w:sz w:val="18"/>
               </w:rPr>
-              <w:t>「過去に受けた研修で良かった点・不満だった点」と「効果測定の考え方」についての質問を追加してください。</w:t>
+              <w:t>「Copilot 試行の状況（使っている人数・使い方・困りごと）」と</w:t>
+              <w:br/>
+            </w:r>
+            <w:r>
+              <w:rPr>
+                <w:rFonts w:ascii="Consolas" w:hAnsi="Consolas" w:eastAsia="游ゴシック"/>
+                <w:sz w:val="18"/>
+              </w:rPr>
+              <w:t>「予算の承認状況と、最終的に誰が決裁するか」についての質問を追加してください。</w:t>
             </w:r>
           </w:p>
         </w:tc>
@@ -2161,7 +2177,7 @@
           <w:rFonts w:ascii="Yu Gothic" w:hAnsi="Yu Gothic" w:eastAsia="游ゴシック"/>
           <w:b w:val="0"/>
         </w:rPr>
-        <w:t xml:space="preserve"> で表現を柔らかくする</w:t>
+        <w:t xml:space="preserve"> で表現を柔らかくする（決裁者を聞く質問がおすすめ）</w:t>
       </w:r>
     </w:p>
     <w:p>
@@ -2197,7 +2213,7 @@
           <w:rFonts w:ascii="Yu Gothic" w:hAnsi="Yu Gothic" w:eastAsia="游ゴシック"/>
           <w:b w:val="0"/>
         </w:rPr>
-        <w:t>☐ 予算など聞きにくい質問が、失礼のない表現になっているか</w:t>
+        <w:t>☐ 予算・決裁者など聞きにくい質問が、失礼のない表現になっているか</w:t>
       </w:r>
     </w:p>
     <w:p>
@@ -2426,7 +2442,7 @@
                 <w:rFonts w:ascii="Consolas" w:hAnsi="Consolas" w:eastAsia="游ゴシック"/>
                 <w:sz w:val="18"/>
               </w:rPr>
-              <w:t>3. 確認した要件（対象・期間・時期・予算・内容の要望・効果測定）を表で</w:t>
+              <w:t>3. 確認した要件（対象・時期・形式・予算・決裁・提案の形・内容の要望・効果）を表で</w:t>
               <w:br/>
             </w:r>
             <w:r>
@@ -2473,7 +2489,7 @@
                 <w:rFonts w:ascii="Consolas" w:hAnsi="Consolas" w:eastAsia="游ゴシック"/>
                 <w:sz w:val="18"/>
               </w:rPr>
-              <w:t>- 会議日は2026年10月6日（火）です。「来週金曜」などの相対的な日付は、具体的な日付と曜日に直してください</w:t>
+              <w:t>- 会議日は2026年10月6日（火）です。「今週金曜」「来週火曜」などの相対的な日付は、具体的な日付と曜日に直してください</w:t>
               <w:br/>
             </w:r>
             <w:r>
@@ -2545,7 +2561,7 @@
           <w:rFonts w:ascii="Yu Gothic" w:hAnsi="Yu Gothic" w:eastAsia="游ゴシック"/>
           <w:b w:val="0"/>
         </w:rPr>
-        <w:t>期限の日付と曜日（10/13（火）・10/16（金）・10/20（火））</w:t>
+        <w:t>期限の日付と曜日（10/9（金）・10/12（月）・10/13（火）・次回 10/16（金））</w:t>
       </w:r>
     </w:p>
     <w:p>
@@ -2558,7 +2574,35 @@
           <w:rFonts w:ascii="Yu Gothic" w:hAnsi="Yu Gothic" w:eastAsia="游ゴシック"/>
           <w:b w:val="0"/>
         </w:rPr>
-        <w:t>予算の金額と条件（税別600万円、超える場合は11月中旬の予算会議）</w:t>
+        <w:t>予算の金額と状態（目安100万円・</w:t>
+      </w:r>
+      <w:r>
+        <w:rPr>
+          <w:rFonts w:ascii="Yu Gothic" w:hAnsi="Yu Gothic" w:eastAsia="游ゴシック"/>
+          <w:b/>
+        </w:rPr>
+        <w:t>承認前</w:t>
+      </w:r>
+      <w:r>
+        <w:rPr>
+          <w:rFonts w:ascii="Yu Gothic" w:hAnsi="Yu Gothic" w:eastAsia="游ゴシック"/>
+          <w:b w:val="0"/>
+        </w:rPr>
+        <w:t>）、決裁者（佐伯課長の上長・</w:t>
+      </w:r>
+      <w:r>
+        <w:rPr>
+          <w:rFonts w:ascii="Yu Gothic" w:hAnsi="Yu Gothic" w:eastAsia="游ゴシック"/>
+          <w:b/>
+        </w:rPr>
+        <w:t>未特定</w:t>
+      </w:r>
+      <w:r>
+        <w:rPr>
+          <w:rFonts w:ascii="Yu Gothic" w:hAnsi="Yu Gothic" w:eastAsia="游ゴシック"/>
+          <w:b w:val="0"/>
+        </w:rPr>
+        <w:t>）</w:t>
       </w:r>
     </w:p>
     <w:p>
@@ -2571,10 +2615,23 @@
           <w:rFonts w:ascii="Yu Gothic" w:hAnsi="Yu Gothic" w:eastAsia="游ゴシック"/>
           <w:b w:val="0"/>
         </w:rPr>
-        <w:t>誰が何をするか</w:t>
+        <w:t>「A案・B案の2案で提案する」ことが要件に入っているか</w:t>
       </w:r>
     </w:p>
     <w:p>
+      <w:pPr>
+        <w:pStyle w:val="ListBullet"/>
+        <w:ind w:left="720"/>
+      </w:pPr>
+      <w:r>
+        <w:rPr>
+          <w:rFonts w:ascii="Yu Gothic" w:hAnsi="Yu Gothic" w:eastAsia="游ゴシック"/>
+          <w:b w:val="0"/>
+        </w:rPr>
+        <w:t>誰が何をするか</w:t>
+      </w:r>
+    </w:p>
+    <w:p>
       <w:r>
         <w:rPr>
           <w:rFonts w:ascii="Yu Gothic" w:hAnsi="Yu Gothic" w:eastAsia="游ゴシック"/>
@@ -2621,7 +2678,7 @@
           <w:rFonts w:ascii="Yu Gothic" w:hAnsi="Yu Gothic" w:eastAsia="游ゴシック"/>
           <w:b w:val="0"/>
         </w:rPr>
-        <w:t>☐ 決定事項とアクションが文字起こしと一致している</w:t>
+        <w:t>☐ 決定事項とアクションが文字起こしと一致している（「B案で決定」などと推測で書かれていない）</w:t>
       </w:r>
     </w:p>
     <w:p>
@@ -2646,7 +2703,7 @@
           <w:rFonts w:ascii="Yu Gothic" w:hAnsi="Yu Gothic" w:eastAsia="游ゴシック"/>
           <w:b w:val="0"/>
         </w:rPr>
-        <w:t>：議事録を社外に送る場合、競合情報・予算の内部事情が入っていないか？</w:t>
+        <w:t>：議事録を社外に送る場合、競合情報・先方の社内事情（予算未承認・決裁者未特定）が入っていないか？</w:t>
       </w:r>
     </w:p>
     <w:p>
@@ -2795,7 +2852,7 @@
                 <w:rFonts w:ascii="Consolas" w:hAnsi="Consolas" w:eastAsia="游ゴシック"/>
                 <w:sz w:val="18"/>
               </w:rPr>
-              <w:t>- 予算の内部事情、他社との比較検討、社内の相談事項には触れない</w:t>
+              <w:t>- 他社との比較検討、予算の承認状況、決裁者が未定であることには触れない</w:t>
               <w:br/>
             </w:r>
             <w:r>
@@ -2829,7 +2886,7 @@
           <w:rFonts w:ascii="Yu Gothic" w:hAnsi="Yu Gothic" w:eastAsia="游ゴシック"/>
           <w:b w:val="0"/>
         </w:rPr>
-        <w:t>敬称・社名・役職は正しいか</w:t>
+        <w:t>敬称・社名・役職は正しいか（「みらい商事株式会社」— 株式会社は後ろ）</w:t>
       </w:r>
     </w:p>
     <w:p>
@@ -2896,7 +2953,7 @@
           <w:rFonts w:ascii="Yu Gothic" w:hAnsi="Yu Gothic" w:eastAsia="游ゴシック"/>
           <w:b w:val="0"/>
         </w:rPr>
-        <w:t>☐ 顧客に見せるべきでない情報（競合・予算の内部事情）が入っていない</w:t>
+        <w:t>☐ 顧客に見せるべきでない情報（競合・先方の社内事情）が入っていない</w:t>
       </w:r>
     </w:p>
     <w:p>
@@ -3046,12 +3103,48 @@
       </w:r>
     </w:p>
     <w:p>
+      <w:pPr>
+        <w:pStyle w:val="ListBullet"/>
+        <w:ind w:left="720"/>
+      </w:pPr>
       <w:r>
         <w:rPr>
           <w:rFonts w:ascii="Yu Gothic" w:hAnsi="Yu Gothic" w:eastAsia="游ゴシック"/>
           <w:b w:val="0"/>
         </w:rPr>
-        <w:t>3. 自分の行動リストを作る</w:t>
+        <w:t>ヒント：予算は承認前、決裁者は未特定、競合と比較検討中 — これをどう評価するか</w:t>
+      </w:r>
+    </w:p>
+    <w:p>
+      <w:r>
+        <w:rPr>
+          <w:rFonts w:ascii="Yu Gothic" w:hAnsi="Yu Gothic" w:eastAsia="游ゴシック"/>
+          <w:b w:val="0"/>
+        </w:rPr>
+        <w:t>3. 「ご相談」に、</w:t>
+      </w:r>
+      <w:r>
+        <w:rPr>
+          <w:rFonts w:ascii="Yu Gothic" w:hAnsi="Yu Gothic" w:eastAsia="游ゴシック"/>
+          <w:b/>
+        </w:rPr>
+        <w:t>決裁者に説明する機会をどう作るか</w:t>
+      </w:r>
+      <w:r>
+        <w:rPr>
+          <w:rFonts w:ascii="Yu Gothic" w:hAnsi="Yu Gothic" w:eastAsia="游ゴシック"/>
+          <w:b w:val="0"/>
+        </w:rPr>
+        <w:t xml:space="preserve"> を入れる</w:t>
+      </w:r>
+    </w:p>
+    <w:p>
+      <w:r>
+        <w:rPr>
+          <w:rFonts w:ascii="Yu Gothic" w:hAnsi="Yu Gothic" w:eastAsia="游ゴシック"/>
+          <w:b w:val="0"/>
+        </w:rPr>
+        <w:t>4. 自分の行動リストを作る</w:t>
       </w:r>
     </w:p>
     <w:tbl>
@@ -3107,7 +3200,7 @@
                 <w:rFonts w:ascii="Consolas" w:hAnsi="Consolas" w:eastAsia="游ゴシック"/>
                 <w:sz w:val="18"/>
               </w:rPr>
-              <w:t>期限が決まっていないものは、次回打ち合わせ（10月20日）から逆算して提案してください。</w:t>
+              <w:t>期限が決まっていないものは、次回打ち合わせ（10月16日）から逆算して提案してください。</w:t>
             </w:r>
           </w:p>
         </w:tc>
@@ -3120,7 +3213,7 @@
           <w:rFonts w:ascii="Yu Gothic" w:hAnsi="Yu Gothic" w:eastAsia="游ゴシック"/>
           <w:b w:val="0"/>
         </w:rPr>
-        <w:t>4. 表を確認し、自分で気付いたアクション（例：講師のアサイン相談）を追加する</w:t>
+        <w:t>5. 表を確認し、自分で気付いたアクション（例：決裁者への説明機会の打診を課長に相談）を追加する</w:t>
       </w:r>
     </w:p>
     <w:p>
@@ -3148,6 +3241,15 @@
           <w:b w:val="0"/>
         </w:rPr>
         <w:t>☐ 行動リストに担当と期限がすべて入っている</w:t>
+      </w:r>
+    </w:p>
+    <w:p>
+      <w:r>
+        <w:rPr>
+          <w:rFonts w:ascii="Yu Gothic" w:hAnsi="Yu Gothic" w:eastAsia="游ゴシック"/>
+          <w:b w:val="0"/>
+        </w:rPr>
+        <w:t>☐ 「決裁者の確認」が行動リストに入っている</w:t>
       </w:r>
     </w:p>
     <w:p>
@@ -3212,7 +3314,7 @@
           <w:rFonts w:ascii="Yu Gothic" w:hAnsi="Yu Gothic" w:eastAsia="游ゴシック"/>
           <w:b w:val="0"/>
         </w:rPr>
-        <w:t>：Excel の Copilot で分析し、提案の根拠となる数字を見つける</w:t>
+        <w:t>：Excel の Copilot で分析し、A案・B案の根拠となる数字を見つける</w:t>
       </w:r>
     </w:p>
     <w:p>
@@ -3320,7 +3422,7 @@
           <w:rFonts w:ascii="Yu Gothic" w:hAnsi="Yu Gothic" w:eastAsia="游ゴシック"/>
           <w:b/>
         </w:rPr>
-        <w:t>「製造」「情報通信」という表記ゆれ</w:t>
+        <w:t>「卸売」「情報通信」という表記ゆれ</w:t>
       </w:r>
       <w:r>
         <w:rPr>
@@ -3350,7 +3452,7 @@
           <w:rFonts w:ascii="Yu Gothic" w:hAnsi="Yu Gothic" w:eastAsia="游ゴシック"/>
           <w:b w:val="0"/>
         </w:rPr>
-        <w:t>表記ゆれを「製造業」「情報通信業」に直す（置換機能か、Copilot に依頼）</w:t>
+        <w:t>表記ゆれを「卸売業」「情報通信業」に直す（置換機能か、Copilot に依頼）</w:t>
       </w:r>
     </w:p>
     <w:p>
@@ -3420,7 +3522,7 @@
                 <w:rFonts w:ascii="Consolas" w:hAnsi="Consolas" w:eastAsia="游ゴシック"/>
                 <w:sz w:val="18"/>
               </w:rPr>
-              <w:t>「現場課題演習」があり／なしで、満足度・理解度テスト平均・3か月後実践率の平均を比較してください。</w:t>
+              <w:t>「業務課題演習」があり／なしで、満足度・理解度テスト平均・3か月後実践率の平均を比較してください。</w:t>
             </w:r>
           </w:p>
         </w:tc>
@@ -3448,7 +3550,35 @@
                 <w:rFonts w:ascii="Consolas" w:hAnsi="Consolas" w:eastAsia="游ゴシック"/>
                 <w:sz w:val="18"/>
               </w:rPr>
-              <w:t>顧客業種が製造業で、カテゴリが「DX」または「データ活用」の研修に絞って、</w:t>
+              <w:t>「事後フォロー」があり／なしで、3か月後実践率の平均を比較し、件数も示してください。</w:t>
+            </w:r>
+          </w:p>
+        </w:tc>
+      </w:tr>
+    </w:tbl>
+    <w:p/>
+    <w:tbl>
+      <w:tblPr>
+        <w:tblStyle w:val="TableGrid"/>
+        <w:tblW w:type="auto" w:w="0"/>
+        <w:tblLook w:firstColumn="1" w:firstRow="1" w:lastColumn="0" w:lastRow="0" w:noHBand="0" w:noVBand="1" w:val="04A0"/>
+      </w:tblPr>
+      <w:tblGrid>
+        <w:gridCol w:w="9638"/>
+      </w:tblGrid>
+      <w:tr>
+        <w:tc>
+          <w:tcPr>
+            <w:tcW w:type="dxa" w:w="9638"/>
+            <w:shd w:val="clear" w:color="auto" w:fill="F2F2F2"/>
+          </w:tcPr>
+          <w:p>
+            <w:r>
+              <w:rPr>
+                <w:rFonts w:ascii="Consolas" w:hAnsi="Consolas" w:eastAsia="游ゴシック"/>
+                <w:sz w:val="18"/>
+              </w:rPr>
+              <w:t>カテゴリが「生成AI」、対象職種が「営業職」の研修に絞って、</w:t>
               <w:br/>
             </w:r>
             <w:r>
@@ -3456,7 +3586,7 @@
                 <w:rFonts w:ascii="Consolas" w:hAnsi="Consolas" w:eastAsia="游ゴシック"/>
                 <w:sz w:val="18"/>
               </w:rPr>
-              <w:t>現場課題演習のあり／なしで3か月後実践率を比較し、件数も示してください。</w:t>
+              <w:t>業務課題演習のあり／なしで3か月後実践率を比較し、件数も示してください。</w:t>
             </w:r>
           </w:p>
         </w:tc>
@@ -3570,25 +3700,29 @@
           <w:rFonts w:ascii="Yu Gothic" w:hAnsi="Yu Gothic" w:eastAsia="游ゴシック"/>
           <w:b w:val="0"/>
         </w:rPr>
-        <w:t>例：「当社の2023〜2025年度の実績160件では、現場課題演習を取り入れた研修の3か月後実践率は約60%で、取り入れていない研修（約38%）より約20ポイント高い」</w:t>
+        <w:t>A案・B案共通の根拠の例：「当社の2023〜2025年度の実績160件では、業務課題演習を取り入れた研修の3か月後実践率は約60%で、取り入れていない研修（約40%）より約20ポイント高い」</w:t>
       </w:r>
     </w:p>
     <w:p>
-      <w:r>
-        <w:rPr>
-          <w:rFonts w:ascii="Yu Gothic" w:hAnsi="Yu Gothic" w:eastAsia="游ゴシック"/>
-          <w:b/>
-        </w:rPr>
-        <w:t>確認ポイント</w:t>
+      <w:pPr>
+        <w:pStyle w:val="ListBullet"/>
+        <w:ind w:left="720"/>
+      </w:pPr>
+      <w:r>
+        <w:rPr>
+          <w:rFonts w:ascii="Yu Gothic" w:hAnsi="Yu Gothic" w:eastAsia="游ゴシック"/>
+          <w:b w:val="0"/>
+        </w:rPr>
+        <w:t>B案の根拠の例：「事後フォローを実施した研修は、3か月後実践率が約13ポイント高い」</w:t>
       </w:r>
     </w:p>
     <w:p>
       <w:r>
         <w:rPr>
           <w:rFonts w:ascii="Yu Gothic" w:hAnsi="Yu Gothic" w:eastAsia="游ゴシック"/>
-          <w:b w:val="0"/>
-        </w:rPr>
-        <w:t>☐ 表記ゆれを直してから分析した</w:t>
+          <w:b/>
+        </w:rPr>
+        <w:t>確認ポイント</w:t>
       </w:r>
     </w:p>
     <w:p>
@@ -3597,7 +3731,7 @@
           <w:rFonts w:ascii="Yu Gothic" w:hAnsi="Yu Gothic" w:eastAsia="游ゴシック"/>
           <w:b w:val="0"/>
         </w:rPr>
-        <w:t>☐ 重要な数字をピボットテーブルで検算した</w:t>
+        <w:t>☐ 表記ゆれを直してから分析した</w:t>
       </w:r>
     </w:p>
     <w:p>
@@ -3606,13 +3740,22 @@
           <w:rFonts w:ascii="Yu Gothic" w:hAnsi="Yu Gothic" w:eastAsia="游ゴシック"/>
           <w:b w:val="0"/>
         </w:rPr>
-        <w:t>☐ 件数（n数）も確認した</w:t>
+        <w:t>☐ 重要な数字をピボットテーブルで検算した</w:t>
       </w:r>
     </w:p>
     <w:p>
       <w:r>
         <w:rPr>
           <w:rFonts w:ascii="Yu Gothic" w:hAnsi="Yu Gothic" w:eastAsia="游ゴシック"/>
+          <w:b w:val="0"/>
+        </w:rPr>
+        <w:t>☐ 件数（n数）も確認した</w:t>
+      </w:r>
+    </w:p>
+    <w:p>
+      <w:r>
+        <w:rPr>
+          <w:rFonts w:ascii="Yu Gothic" w:hAnsi="Yu Gothic" w:eastAsia="游ゴシック"/>
           <w:b/>
         </w:rPr>
         <w:t>発展</w:t>
@@ -3622,7 +3765,7 @@
           <w:rFonts w:ascii="Yu Gothic" w:hAnsi="Yu Gothic" w:eastAsia="游ゴシック"/>
           <w:b w:val="0"/>
         </w:rPr>
-        <w:t>：「年度ごとに、現場課題演習ありの割合がどう変化しているか」を分析してみる</w:t>
+        <w:t>：「年度ごとに、カテゴリ『生成AI』の研修件数がどう変化しているか」を分析してみる</w:t>
       </w:r>
     </w:p>
     <w:p>
@@ -3634,7 +3777,7 @@
           <w:rFonts w:ascii="Yu Gothic" w:hAnsi="Yu Gothic" w:eastAsia="游ゴシック"/>
           <w:color w:val="004D88"/>
         </w:rPr>
-        <w:t>演習10 見積試算表の作成（第6章・30分）</w:t>
+        <w:t>演習10 A案・B案の見積試算（第6章・30分）</w:t>
       </w:r>
     </w:p>
     <w:p>
@@ -3650,7 +3793,7 @@
           <w:rFonts w:ascii="Yu Gothic" w:hAnsi="Yu Gothic" w:eastAsia="游ゴシック"/>
           <w:b w:val="0"/>
         </w:rPr>
-        <w:t>：Copilot に数式を作らせ、人が確認して正しい見積を作る</w:t>
+        <w:t>：Copilot に数式を作らせ、人が確認して正しい見積を作る。2案を比べて決裁者向けの説明を考える</w:t>
       </w:r>
     </w:p>
     <w:p>
@@ -3691,21 +3834,389 @@
         </w:rPr>
         <w:t>前提条件（議事録より）</w:t>
       </w:r>
-      <w:r>
-        <w:rPr>
-          <w:rFonts w:ascii="Yu Gothic" w:hAnsi="Yu Gothic" w:eastAsia="游ゴシック"/>
-          <w:b w:val="0"/>
-        </w:rPr>
-        <w:t>：受講者60名、1クラス最大20名、1人3日、集合形式、みなと精機の会場で実施</w:t>
+    </w:p>
+    <w:tbl>
+      <w:tblPr>
+        <w:tblStyle w:val="TableGrid"/>
+        <w:tblW w:type="auto" w:w="0"/>
+        <w:tblLook w:firstColumn="1" w:firstRow="1" w:lastColumn="0" w:lastRow="0" w:noHBand="0" w:noVBand="1" w:val="04A0"/>
+      </w:tblPr>
+      <w:tblGrid>
+        <w:gridCol w:w="3213"/>
+        <w:gridCol w:w="3213"/>
+        <w:gridCol w:w="3213"/>
+      </w:tblGrid>
+      <w:tr>
+        <w:tc>
+          <w:tcPr>
+            <w:tcW w:type="dxa" w:w="3213"/>
+            <w:shd w:val="clear" w:color="auto" w:fill="DCE9F5"/>
+          </w:tcPr>
+          <w:p>
+            <w:r/>
+            <w:r>
+              <w:rPr>
+                <w:rFonts w:ascii="Yu Gothic" w:hAnsi="Yu Gothic" w:eastAsia="游ゴシック"/>
+                <w:b/>
+                <w:sz w:val="19"/>
+              </w:rPr>
+              <w:t>条件</w:t>
+            </w:r>
+          </w:p>
+        </w:tc>
+        <w:tc>
+          <w:tcPr>
+            <w:tcW w:type="dxa" w:w="3213"/>
+            <w:shd w:val="clear" w:color="auto" w:fill="DCE9F5"/>
+          </w:tcPr>
+          <w:p>
+            <w:r/>
+            <w:r>
+              <w:rPr>
+                <w:rFonts w:ascii="Yu Gothic" w:hAnsi="Yu Gothic" w:eastAsia="游ゴシック"/>
+                <w:b/>
+                <w:sz w:val="19"/>
+              </w:rPr>
+              <w:t>A案：基礎習得プラン</w:t>
+            </w:r>
+          </w:p>
+        </w:tc>
+        <w:tc>
+          <w:tcPr>
+            <w:tcW w:type="dxa" w:w="3213"/>
+            <w:shd w:val="clear" w:color="auto" w:fill="DCE9F5"/>
+          </w:tcPr>
+          <w:p>
+            <w:r/>
+            <w:r>
+              <w:rPr>
+                <w:rFonts w:ascii="Yu Gothic" w:hAnsi="Yu Gothic" w:eastAsia="游ゴシック"/>
+                <w:b/>
+                <w:sz w:val="19"/>
+              </w:rPr>
+              <w:t>B案：業務定着プラン</w:t>
+            </w:r>
+          </w:p>
+        </w:tc>
+      </w:tr>
+      <w:tr>
+        <w:tc>
+          <w:tcPr>
+            <w:tcW w:type="dxa" w:w="3213"/>
+          </w:tcPr>
+          <w:p>
+            <w:r/>
+            <w:r>
+              <w:rPr>
+                <w:rFonts w:ascii="Yu Gothic" w:hAnsi="Yu Gothic" w:eastAsia="游ゴシック"/>
+                <w:b w:val="0"/>
+                <w:sz w:val="19"/>
+              </w:rPr>
+              <w:t>受講者数</w:t>
+            </w:r>
+          </w:p>
+        </w:tc>
+        <w:tc>
+          <w:tcPr>
+            <w:tcW w:type="dxa" w:w="3213"/>
+          </w:tcPr>
+          <w:p>
+            <w:r/>
+            <w:r>
+              <w:rPr>
+                <w:rFonts w:ascii="Yu Gothic" w:hAnsi="Yu Gothic" w:eastAsia="游ゴシック"/>
+                <w:b w:val="0"/>
+                <w:sz w:val="19"/>
+              </w:rPr>
+              <w:t>20名</w:t>
+            </w:r>
+          </w:p>
+        </w:tc>
+        <w:tc>
+          <w:tcPr>
+            <w:tcW w:type="dxa" w:w="3213"/>
+          </w:tcPr>
+          <w:p>
+            <w:r/>
+            <w:r>
+              <w:rPr>
+                <w:rFonts w:ascii="Yu Gothic" w:hAnsi="Yu Gothic" w:eastAsia="游ゴシック"/>
+                <w:b w:val="0"/>
+                <w:sz w:val="19"/>
+              </w:rPr>
+              <w:t>20名</w:t>
+            </w:r>
+          </w:p>
+        </w:tc>
+      </w:tr>
+      <w:tr>
+        <w:tc>
+          <w:tcPr>
+            <w:tcW w:type="dxa" w:w="3213"/>
+          </w:tcPr>
+          <w:p>
+            <w:r/>
+            <w:r>
+              <w:rPr>
+                <w:rFonts w:ascii="Yu Gothic" w:hAnsi="Yu Gothic" w:eastAsia="游ゴシック"/>
+                <w:b w:val="0"/>
+                <w:sz w:val="19"/>
+              </w:rPr>
+              <w:t>日数</w:t>
+            </w:r>
+          </w:p>
+        </w:tc>
+        <w:tc>
+          <w:tcPr>
+            <w:tcW w:type="dxa" w:w="3213"/>
+          </w:tcPr>
+          <w:p>
+            <w:r/>
+            <w:r>
+              <w:rPr>
+                <w:rFonts w:ascii="Yu Gothic" w:hAnsi="Yu Gothic" w:eastAsia="游ゴシック"/>
+                <w:b w:val="0"/>
+                <w:sz w:val="19"/>
+              </w:rPr>
+              <w:t>1日</w:t>
+            </w:r>
+          </w:p>
+        </w:tc>
+        <w:tc>
+          <w:tcPr>
+            <w:tcW w:type="dxa" w:w="3213"/>
+          </w:tcPr>
+          <w:p>
+            <w:r/>
+            <w:r>
+              <w:rPr>
+                <w:rFonts w:ascii="Yu Gothic" w:hAnsi="Yu Gothic" w:eastAsia="游ゴシック"/>
+                <w:b w:val="0"/>
+                <w:sz w:val="19"/>
+              </w:rPr>
+              <w:t>2日</w:t>
+            </w:r>
+          </w:p>
+        </w:tc>
+      </w:tr>
+      <w:tr>
+        <w:tc>
+          <w:tcPr>
+            <w:tcW w:type="dxa" w:w="3213"/>
+          </w:tcPr>
+          <w:p>
+            <w:r/>
+            <w:r>
+              <w:rPr>
+                <w:rFonts w:ascii="Yu Gothic" w:hAnsi="Yu Gothic" w:eastAsia="游ゴシック"/>
+                <w:b w:val="0"/>
+                <w:sz w:val="19"/>
+              </w:rPr>
+              <w:t>形式・会場</w:t>
+            </w:r>
+          </w:p>
+        </w:tc>
+        <w:tc>
+          <w:tcPr>
+            <w:tcW w:type="dxa" w:w="3213"/>
+          </w:tcPr>
+          <w:p>
+            <w:r/>
+            <w:r>
+              <w:rPr>
+                <w:rFonts w:ascii="Yu Gothic" w:hAnsi="Yu Gothic" w:eastAsia="游ゴシック"/>
+                <w:b w:val="0"/>
+                <w:sz w:val="19"/>
+              </w:rPr>
+              <w:t>集合・みらい商事の会場</w:t>
+            </w:r>
+          </w:p>
+        </w:tc>
+        <w:tc>
+          <w:tcPr>
+            <w:tcW w:type="dxa" w:w="3213"/>
+          </w:tcPr>
+          <w:p>
+            <w:r/>
+            <w:r>
+              <w:rPr>
+                <w:rFonts w:ascii="Yu Gothic" w:hAnsi="Yu Gothic" w:eastAsia="游ゴシック"/>
+                <w:b w:val="0"/>
+                <w:sz w:val="19"/>
+              </w:rPr>
+              <w:t>集合・みらい商事の会場</w:t>
+            </w:r>
+          </w:p>
+        </w:tc>
+      </w:tr>
+      <w:tr>
+        <w:tc>
+          <w:tcPr>
+            <w:tcW w:type="dxa" w:w="3213"/>
+          </w:tcPr>
+          <w:p>
+            <w:r/>
+            <w:r>
+              <w:rPr>
+                <w:rFonts w:ascii="Yu Gothic" w:hAnsi="Yu Gothic" w:eastAsia="游ゴシック"/>
+                <w:b w:val="0"/>
+                <w:sz w:val="19"/>
+              </w:rPr>
+              <w:t>アシスタント講師</w:t>
+            </w:r>
+          </w:p>
+        </w:tc>
+        <w:tc>
+          <w:tcPr>
+            <w:tcW w:type="dxa" w:w="3213"/>
+          </w:tcPr>
+          <w:p>
+            <w:r/>
+            <w:r>
+              <w:rPr>
+                <w:rFonts w:ascii="Yu Gothic" w:hAnsi="Yu Gothic" w:eastAsia="游ゴシック"/>
+                <w:b w:val="0"/>
+                <w:sz w:val="19"/>
+              </w:rPr>
+              <w:t>あり</w:t>
+            </w:r>
+          </w:p>
+        </w:tc>
+        <w:tc>
+          <w:tcPr>
+            <w:tcW w:type="dxa" w:w="3213"/>
+          </w:tcPr>
+          <w:p>
+            <w:r/>
+            <w:r>
+              <w:rPr>
+                <w:rFonts w:ascii="Yu Gothic" w:hAnsi="Yu Gothic" w:eastAsia="游ゴシック"/>
+                <w:b w:val="0"/>
+                <w:sz w:val="19"/>
+              </w:rPr>
+              <w:t>あり</w:t>
+            </w:r>
+          </w:p>
+        </w:tc>
+      </w:tr>
+      <w:tr>
+        <w:tc>
+          <w:tcPr>
+            <w:tcW w:type="dxa" w:w="3213"/>
+          </w:tcPr>
+          <w:p>
+            <w:r/>
+            <w:r>
+              <w:rPr>
+                <w:rFonts w:ascii="Yu Gothic" w:hAnsi="Yu Gothic" w:eastAsia="游ゴシック"/>
+                <w:b w:val="0"/>
+                <w:sz w:val="19"/>
+              </w:rPr>
+              <w:t>研修カスタマイズ</w:t>
+            </w:r>
+          </w:p>
+        </w:tc>
+        <w:tc>
+          <w:tcPr>
+            <w:tcW w:type="dxa" w:w="3213"/>
+          </w:tcPr>
+          <w:p>
+            <w:r/>
+            <w:r>
+              <w:rPr>
+                <w:rFonts w:ascii="Yu Gothic" w:hAnsi="Yu Gothic" w:eastAsia="游ゴシック"/>
+                <w:b w:val="0"/>
+                <w:sz w:val="19"/>
+              </w:rPr>
+              <w:t>あり</w:t>
+            </w:r>
+          </w:p>
+        </w:tc>
+        <w:tc>
+          <w:tcPr>
+            <w:tcW w:type="dxa" w:w="3213"/>
+          </w:tcPr>
+          <w:p>
+            <w:r/>
+            <w:r>
+              <w:rPr>
+                <w:rFonts w:ascii="Yu Gothic" w:hAnsi="Yu Gothic" w:eastAsia="游ゴシック"/>
+                <w:b w:val="0"/>
+                <w:sz w:val="19"/>
+              </w:rPr>
+              <w:t>あり</w:t>
+            </w:r>
+          </w:p>
+        </w:tc>
+      </w:tr>
+      <w:tr>
+        <w:tc>
+          <w:tcPr>
+            <w:tcW w:type="dxa" w:w="3213"/>
+          </w:tcPr>
+          <w:p>
+            <w:r/>
+            <w:r>
+              <w:rPr>
+                <w:rFonts w:ascii="Yu Gothic" w:hAnsi="Yu Gothic" w:eastAsia="游ゴシック"/>
+                <w:b w:val="0"/>
+                <w:sz w:val="19"/>
+              </w:rPr>
+              <w:t>事後フォローアップ</w:t>
+            </w:r>
+          </w:p>
+        </w:tc>
+        <w:tc>
+          <w:tcPr>
+            <w:tcW w:type="dxa" w:w="3213"/>
+          </w:tcPr>
+          <w:p>
+            <w:r/>
+            <w:r>
+              <w:rPr>
+                <w:rFonts w:ascii="Yu Gothic" w:hAnsi="Yu Gothic" w:eastAsia="游ゴシック"/>
+                <w:b w:val="0"/>
+                <w:sz w:val="19"/>
+              </w:rPr>
+              <w:t>なし</w:t>
+            </w:r>
+          </w:p>
+        </w:tc>
+        <w:tc>
+          <w:tcPr>
+            <w:tcW w:type="dxa" w:w="3213"/>
+          </w:tcPr>
+          <w:p>
+            <w:r/>
+            <w:r>
+              <w:rPr>
+                <w:rFonts w:ascii="Yu Gothic" w:hAnsi="Yu Gothic" w:eastAsia="游ゴシック"/>
+                <w:b w:val="0"/>
+                <w:sz w:val="19"/>
+              </w:rPr>
+              <w:t>あり</w:t>
+            </w:r>
+          </w:p>
+        </w:tc>
+      </w:tr>
+    </w:tbl>
+    <w:p/>
+    <w:p>
+      <w:r>
+        <w:rPr>
+          <w:rFonts w:ascii="Yu Gothic" w:hAnsi="Yu Gothic" w:eastAsia="游ゴシック"/>
+          <w:b/>
+        </w:rPr>
+        <w:t>手順</w:t>
       </w:r>
     </w:p>
     <w:p>
       <w:r>
         <w:rPr>
           <w:rFonts w:ascii="Yu Gothic" w:hAnsi="Yu Gothic" w:eastAsia="游ゴシック"/>
-          <w:b/>
-        </w:rPr>
-        <w:t>手順</w:t>
+          <w:b w:val="0"/>
+        </w:rPr>
+        <w:t>1. 「見積試算」シートの前提条件（B列＝A案、C列＝B案）に上の値を入力する</w:t>
       </w:r>
     </w:p>
     <w:p>
@@ -3714,7 +4225,7 @@
           <w:rFonts w:ascii="Yu Gothic" w:hAnsi="Yu Gothic" w:eastAsia="游ゴシック"/>
           <w:b w:val="0"/>
         </w:rPr>
-        <w:t>1. 「見積試算」シートの前提条件に値を入力する（クラス数は数式で求める）</w:t>
+        <w:t>2. 各項目の数量を Copilot と一緒に考える</w:t>
       </w:r>
     </w:p>
     <w:tbl>
@@ -3738,7 +4249,47 @@
                 <w:rFonts w:ascii="Consolas" w:hAnsi="Consolas" w:eastAsia="游ゴシック"/>
                 <w:sz w:val="18"/>
               </w:rPr>
-              <w:t>「見積試算」シートの B5 に、受講者数（B4）と1クラスの最大人数20名から、必要なクラス数を求める数式を入れてください。</w:t>
+              <w:t>「見積試算」シートで、単価表の各項目の数量を、前提条件（A案は B列、B案は C列）から計算する数式を</w:t>
+              <w:br/>
+            </w:r>
+            <w:r>
+              <w:rPr>
+                <w:rFonts w:ascii="Consolas" w:hAnsi="Consolas" w:eastAsia="游ゴシック"/>
+                <w:sz w:val="18"/>
+              </w:rPr>
+              <w:t>D列（A案 数量）と F列（B案 数量）に入れたいです。</w:t>
+              <w:br/>
+            </w:r>
+            <w:r>
+              <w:rPr>
+                <w:rFonts w:ascii="Consolas" w:hAnsi="Consolas" w:eastAsia="游ゴシック"/>
+                <w:sz w:val="18"/>
+              </w:rPr>
+              <w:t>講師料・アシスタント講師料・会場使用料・配信運営費は「日数」、教材費は「受講者数×日数」、</w:t>
+              <w:br/>
+            </w:r>
+            <w:r>
+              <w:rPr>
+                <w:rFonts w:ascii="Consolas" w:hAnsi="Consolas" w:eastAsia="游ゴシック"/>
+                <w:sz w:val="18"/>
+              </w:rPr>
+              <w:t>事前アセスメントは「受講者数」、カスタマイズ費と事後フォローアップは「あり」の場合に「1」です。</w:t>
+              <w:br/>
+            </w:r>
+            <w:r>
+              <w:rPr>
+                <w:rFonts w:ascii="Consolas" w:hAnsi="Consolas" w:eastAsia="游ゴシック"/>
+                <w:sz w:val="18"/>
+              </w:rPr>
+              <w:t>アシスタント講師料は「あり」の場合のみ、会場使用料は会場が「ELI会場」の場合のみ、</w:t>
+              <w:br/>
+            </w:r>
+            <w:r>
+              <w:rPr>
+                <w:rFonts w:ascii="Consolas" w:hAnsi="Consolas" w:eastAsia="游ゴシック"/>
+                <w:sz w:val="18"/>
+              </w:rPr>
+              <w:t>配信運営費は実施形式が「オンライン」の場合のみ数量が入るようにしてください。</w:t>
             </w:r>
           </w:p>
         </w:tc>
@@ -3751,7 +4302,99 @@
           <w:rFonts w:ascii="Yu Gothic" w:hAnsi="Yu Gothic" w:eastAsia="游ゴシック"/>
           <w:b w:val="0"/>
         </w:rPr>
-        <w:t>2. 各項目の数量を Copilot と一緒に考える</w:t>
+        <w:t>3. 単価（C列）・金額（E列・G列）・割引・合計の数式を作る。割引は「割引ルール」シートに従う（2日以上で講師料5%）</w:t>
+      </w:r>
+    </w:p>
+    <w:p>
+      <w:r>
+        <w:rPr>
+          <w:rFonts w:ascii="Yu Gothic" w:hAnsi="Yu Gothic" w:eastAsia="游ゴシック"/>
+          <w:b w:val="0"/>
+        </w:rPr>
+        <w:t xml:space="preserve">4. </w:t>
+      </w:r>
+      <w:r>
+        <w:rPr>
+          <w:rFonts w:ascii="Yu Gothic" w:hAnsi="Yu Gothic" w:eastAsia="游ゴシック"/>
+          <w:b/>
+        </w:rPr>
+        <w:t>検算</w:t>
+      </w:r>
+      <w:r>
+        <w:rPr>
+          <w:rFonts w:ascii="Yu Gothic" w:hAnsi="Yu Gothic" w:eastAsia="游ゴシック"/>
+          <w:b w:val="0"/>
+        </w:rPr>
+        <w:t>：A案の講師料と教材費だけ電卓で計算し、数式の結果と一致するか確認する</w:t>
+      </w:r>
+    </w:p>
+    <w:p>
+      <w:r>
+        <w:rPr>
+          <w:rFonts w:ascii="Yu Gothic" w:hAnsi="Yu Gothic" w:eastAsia="游ゴシック"/>
+          <w:b w:val="0"/>
+        </w:rPr>
+        <w:t>5. 予算の目安（100万円・承認前）との差額を表示する行を追加する</w:t>
+      </w:r>
+    </w:p>
+    <w:p>
+      <w:r>
+        <w:rPr>
+          <w:rFonts w:ascii="Yu Gothic" w:hAnsi="Yu Gothic" w:eastAsia="游ゴシック"/>
+          <w:b w:val="0"/>
+        </w:rPr>
+        <w:t xml:space="preserve">6. 解答例 </w:t>
+      </w:r>
+      <w:r>
+        <w:rPr>
+          <w:rFonts w:ascii="Consolas" w:hAnsi="Consolas" w:eastAsia="游ゴシック"/>
+          <w:b w:val="0"/>
+        </w:rPr>
+        <w:t>解答例_演習10_見積試算.xlsx</w:t>
+      </w:r>
+      <w:r>
+        <w:rPr>
+          <w:rFonts w:ascii="Yu Gothic" w:hAnsi="Yu Gothic" w:eastAsia="游ゴシック"/>
+          <w:b w:val="0"/>
+        </w:rPr>
+        <w:t xml:space="preserve"> の合計（</w:t>
+      </w:r>
+      <w:r>
+        <w:rPr>
+          <w:rFonts w:ascii="Yu Gothic" w:hAnsi="Yu Gothic" w:eastAsia="游ゴシック"/>
+          <w:b/>
+        </w:rPr>
+        <w:t>A案 690,000円／B案 1,195,000円</w:t>
+      </w:r>
+      <w:r>
+        <w:rPr>
+          <w:rFonts w:ascii="Yu Gothic" w:hAnsi="Yu Gothic" w:eastAsia="游ゴシック"/>
+          <w:b w:val="0"/>
+        </w:rPr>
+        <w:t>）と比べる</w:t>
+      </w:r>
+    </w:p>
+    <w:p>
+      <w:r>
+        <w:rPr>
+          <w:rFonts w:ascii="Yu Gothic" w:hAnsi="Yu Gothic" w:eastAsia="游ゴシック"/>
+          <w:b w:val="0"/>
+        </w:rPr>
+        <w:t xml:space="preserve">7. B案が予算を超える場合の </w:t>
+      </w:r>
+      <w:r>
+        <w:rPr>
+          <w:rFonts w:ascii="Yu Gothic" w:hAnsi="Yu Gothic" w:eastAsia="游ゴシック"/>
+          <w:b/>
+        </w:rPr>
+        <w:t>調整案</w:t>
+      </w:r>
+      <w:r>
+        <w:rPr>
+          <w:rFonts w:ascii="Yu Gothic" w:hAnsi="Yu Gothic" w:eastAsia="游ゴシック"/>
+          <w:b w:val="0"/>
+        </w:rPr>
+        <w:t xml:space="preserve"> を Copilot と一緒に考える</w:t>
       </w:r>
     </w:p>
     <w:tbl>
@@ -3775,7 +4418,7 @@
                 <w:rFonts w:ascii="Consolas" w:hAnsi="Consolas" w:eastAsia="游ゴシック"/>
                 <w:sz w:val="18"/>
               </w:rPr>
-              <w:t>単価表の各項目について、前提条件（B4〜B8）から数量を計算する数式を「見積試算」シートの D列に入れたいです。</w:t>
+              <w:t>B案が予算の目安を超えています。研修の効果をできるだけ落とさずに金額を下げる調整案を2つ考え、</w:t>
               <w:br/>
             </w:r>
             <w:r>
@@ -3783,23 +4426,7 @@
                 <w:rFonts w:ascii="Consolas" w:hAnsi="Consolas" w:eastAsia="游ゴシック"/>
                 <w:sz w:val="18"/>
               </w:rPr>
-              <w:t>講師料・アシスタント講師料・会場使用料・配信運営費は「クラス数×日数」、教材費は「受講者数×日数」、</w:t>
-              <w:br/>
-            </w:r>
-            <w:r>
-              <w:rPr>
-                <w:rFonts w:ascii="Consolas" w:hAnsi="Consolas" w:eastAsia="游ゴシック"/>
-                <w:sz w:val="18"/>
-              </w:rPr>
-              <w:t>事前アセスメントは「受講者数」、カスタマイズ費と効果測定は「1」です。</w:t>
-              <w:br/>
-            </w:r>
-            <w:r>
-              <w:rPr>
-                <w:rFonts w:ascii="Consolas" w:hAnsi="Consolas" w:eastAsia="游ゴシック"/>
-                <w:sz w:val="18"/>
-              </w:rPr>
-              <w:t>会場使用料は会場が「ELI会場」の場合のみ、配信運営費は実施形式が「オンライン」の場合のみ数量が入るようにしてください。</w:t>
+              <w:t>それぞれの金額と、失われるもの（デメリット）を示してください。数式は前提条件を変えて確認します。</w:t>
             </w:r>
           </w:p>
         </w:tc>
@@ -3810,9 +4437,9 @@
       <w:r>
         <w:rPr>
           <w:rFonts w:ascii="Yu Gothic" w:hAnsi="Yu Gothic" w:eastAsia="游ゴシック"/>
-          <w:b w:val="0"/>
-        </w:rPr>
-        <w:t>3. 単価（C列）・小計（E列）・割引（F列）・金額（G列）・合計の数式を作る。割引は「割引ルール」シートに従う</w:t>
+          <w:b/>
+        </w:rPr>
+        <w:t>確認ポイント</w:t>
       </w:r>
     </w:p>
     <w:p>
@@ -3821,21 +4448,7 @@
           <w:rFonts w:ascii="Yu Gothic" w:hAnsi="Yu Gothic" w:eastAsia="游ゴシック"/>
           <w:b w:val="0"/>
         </w:rPr>
-        <w:t xml:space="preserve">4. </w:t>
-      </w:r>
-      <w:r>
-        <w:rPr>
-          <w:rFonts w:ascii="Yu Gothic" w:hAnsi="Yu Gothic" w:eastAsia="游ゴシック"/>
-          <w:b/>
-        </w:rPr>
-        <w:t>検算</w:t>
-      </w:r>
-      <w:r>
-        <w:rPr>
-          <w:rFonts w:ascii="Yu Gothic" w:hAnsi="Yu Gothic" w:eastAsia="游ゴシック"/>
-          <w:b w:val="0"/>
-        </w:rPr>
-        <w:t>：講師料だけ電卓で計算し、数式の結果と一致するか確認する</w:t>
+        <w:t>☐ 生成された数式を1つずつ読んで意味を確認した</w:t>
       </w:r>
     </w:p>
     <w:p>
@@ -3844,7 +4457,7 @@
           <w:rFonts w:ascii="Yu Gothic" w:hAnsi="Yu Gothic" w:eastAsia="游ゴシック"/>
           <w:b w:val="0"/>
         </w:rPr>
-        <w:t>5. 合計が予算（税別600万円）に収まっているか確認し、予算との差額を表示する行を追加する</w:t>
+        <w:t>☐ B案だけに割引（2日以上）と事後フォローが反映されている</w:t>
       </w:r>
     </w:p>
     <w:p>
@@ -3853,21 +4466,7 @@
           <w:rFonts w:ascii="Yu Gothic" w:hAnsi="Yu Gothic" w:eastAsia="游ゴシック"/>
           <w:b w:val="0"/>
         </w:rPr>
-        <w:t xml:space="preserve">6. 解答例 </w:t>
-      </w:r>
-      <w:r>
-        <w:rPr>
-          <w:rFonts w:ascii="Consolas" w:hAnsi="Consolas" w:eastAsia="游ゴシック"/>
-          <w:b w:val="0"/>
-        </w:rPr>
-        <w:t>解答例_演習10_見積試算.xlsx</w:t>
-      </w:r>
-      <w:r>
-        <w:rPr>
-          <w:rFonts w:ascii="Yu Gothic" w:hAnsi="Yu Gothic" w:eastAsia="游ゴシック"/>
-          <w:b w:val="0"/>
-        </w:rPr>
-        <w:t xml:space="preserve"> の合計（4,447,500円）と比べる</w:t>
+        <w:t>☐ 調整案の金額を、前提条件を変えて Excel で確認した（Copilot の計算をそのまま使っていない）</w:t>
       </w:r>
     </w:p>
     <w:p>
@@ -3876,41 +4475,14 @@
           <w:rFonts w:ascii="Yu Gothic" w:hAnsi="Yu Gothic" w:eastAsia="游ゴシック"/>
           <w:b/>
         </w:rPr>
-        <w:t>確認ポイント</w:t>
-      </w:r>
-    </w:p>
-    <w:p>
+        <w:t>発展</w:t>
+      </w:r>
       <w:r>
         <w:rPr>
           <w:rFonts w:ascii="Yu Gothic" w:hAnsi="Yu Gothic" w:eastAsia="游ゴシック"/>
           <w:b w:val="0"/>
         </w:rPr>
-        <w:t>☐ 生成された数式を1つずつ読んで意味を確認した</w:t>
-      </w:r>
-    </w:p>
-    <w:p>
-      <w:r>
-        <w:rPr>
-          <w:rFonts w:ascii="Yu Gothic" w:hAnsi="Yu Gothic" w:eastAsia="游ゴシック"/>
-          <w:b w:val="0"/>
-        </w:rPr>
-        <w:t>☐ 割引の条件（50名以上、3クラス以上）が正しく反映されている</w:t>
-      </w:r>
-    </w:p>
-    <w:p>
-      <w:r>
-        <w:rPr>
-          <w:rFonts w:ascii="Yu Gothic" w:hAnsi="Yu Gothic" w:eastAsia="游ゴシック"/>
-          <w:b/>
-        </w:rPr>
-        <w:t>発展</w:t>
-      </w:r>
-      <w:r>
-        <w:rPr>
-          <w:rFonts w:ascii="Yu Gothic" w:hAnsi="Yu Gothic" w:eastAsia="游ゴシック"/>
-          <w:b w:val="0"/>
-        </w:rPr>
-        <w:t>：「オンライン形式に変えた場合の合計」を前提条件の変更だけで確認する</w:t>
+        <w:t>：A案をオンライン形式に変えた場合の合計を、前提条件の変更だけで確認する</w:t>
       </w:r>
     </w:p>
     <w:p>
@@ -3938,7 +4510,7 @@
           <w:rFonts w:ascii="Yu Gothic" w:hAnsi="Yu Gothic" w:eastAsia="游ゴシック"/>
           <w:color w:val="004D88"/>
         </w:rPr>
-        <w:t>演習11 提案書の作成（第7章・35分）</w:t>
+        <w:t>演習11 提案書（A案・B案）の作成（第7章・35分）</w:t>
       </w:r>
     </w:p>
     <w:p>
@@ -3954,7 +4526,7 @@
           <w:rFonts w:ascii="Yu Gothic" w:hAnsi="Yu Gothic" w:eastAsia="游ゴシック"/>
           <w:b w:val="0"/>
         </w:rPr>
-        <w:t>：複数の資料を参照して、顧客に響く提案書を作る</w:t>
+        <w:t>：複数の資料を参照して、決裁者が判断しやすい2案の提案書を作る</w:t>
       </w:r>
     </w:p>
     <w:p>
@@ -4039,7 +4611,7 @@
           <w:rFonts w:ascii="Yu Gothic" w:hAnsi="Yu Gothic" w:eastAsia="游ゴシック"/>
           <w:b w:val="0"/>
         </w:rPr>
-        <w:t>2. 表紙の［ ］部分を埋める（提出日は 2026年10月20日）</w:t>
+        <w:t>2. 表紙の［ ］部分を埋める（提出日は 2026年10月16日）</w:t>
       </w:r>
     </w:p>
     <w:p>
@@ -4080,7 +4652,7 @@
                 <w:rFonts w:ascii="Consolas" w:hAnsi="Consolas" w:eastAsia="游ゴシック"/>
                 <w:sz w:val="18"/>
               </w:rPr>
-              <w:t>- 背景は、顧客の中期経営計画と技能伝承の課題に触れて200字程度</w:t>
+              <w:t>- 背景は、Microsoft 365 の全社利用と Copilot の試行状況に触れて200字程度</w:t>
               <w:br/>
             </w:r>
             <w:r>
@@ -4096,7 +4668,7 @@
                 <w:rFonts w:ascii="Consolas" w:hAnsi="Consolas" w:eastAsia="游ゴシック"/>
                 <w:sz w:val="18"/>
               </w:rPr>
-              <w:t>- 顧客の未公開情報や、他社との比較検討の話は書かないでください</w:t>
+              <w:t>- 顧客の未公開情報や、他社との比較検討、予算の承認状況の話は書かないでください</w:t>
             </w:r>
           </w:p>
         </w:tc>
@@ -4109,7 +4681,7 @@
           <w:rFonts w:ascii="Yu Gothic" w:hAnsi="Yu Gothic" w:eastAsia="游ゴシック"/>
           <w:b w:val="0"/>
         </w:rPr>
-        <w:t>4. 「4. プログラム概要」はコースカタログを参照させる</w:t>
+        <w:t>4. 「4. ご提案内容（A案・B案）」はコースカタログを参照させる</w:t>
       </w:r>
     </w:p>
     <w:tbl>
@@ -4141,7 +4713,7 @@
                 <w:rFonts w:ascii="Consolas" w:hAnsi="Consolas" w:eastAsia="游ゴシック"/>
                 <w:sz w:val="18"/>
               </w:rPr>
-              <w:t>1人3日間のプログラム案を「日程／テーマ／主な内容」の表で作ってください。</w:t>
+              <w:t>A案（1日・予算内で基礎を固める）と B案（2日＋1か月後の事後フォロー・業務への定着を重視）の</w:t>
               <w:br/>
             </w:r>
             <w:r>
@@ -4149,7 +4721,15 @@
                 <w:rFonts w:ascii="Consolas" w:hAnsi="Consolas" w:eastAsia="游ゴシック"/>
                 <w:sz w:val="18"/>
               </w:rPr>
-              <w:t>3日目は現場課題持ち込み型にし、3か月後の成果発表会も入れてください。</w:t>
+              <w:t>2つのプログラム案を作ってください。</w:t>
+              <w:br/>
+            </w:r>
+            <w:r>
+              <w:rPr>
+                <w:rFonts w:ascii="Consolas" w:hAnsi="Consolas" w:eastAsia="游ゴシック"/>
+                <w:sz w:val="18"/>
+              </w:rPr>
+              <w:t>「項目／A案／B案」の比較表で、日数・日程（11月上旬、11月3日以降）・内容・事後フォロー・おすすめの状況を示してください。</w:t>
             </w:r>
           </w:p>
         </w:tc>
@@ -4185,7 +4765,7 @@
           <w:rFonts w:ascii="Yu Gothic" w:hAnsi="Yu Gothic" w:eastAsia="游ゴシック"/>
           <w:b w:val="0"/>
         </w:rPr>
-        <w:t>6. 「7. お見積」に、演習10の合計金額と前提条件を書く</w:t>
+        <w:t>6. 「7. 概算お見積（A案・B案）」に、演習10の金額と前提条件、B案の調整案を書く</w:t>
       </w:r>
     </w:p>
     <w:p>
@@ -4194,7 +4774,7 @@
           <w:rFonts w:ascii="Yu Gothic" w:hAnsi="Yu Gothic" w:eastAsia="游ゴシック"/>
           <w:b w:val="0"/>
         </w:rPr>
-        <w:t>7. 顧客の立場でレビューさせる</w:t>
+        <w:t>7. 決裁者の立場でレビューさせる</w:t>
       </w:r>
     </w:p>
     <w:tbl>
@@ -4218,7 +4798,7 @@
                 <w:rFonts w:ascii="Consolas" w:hAnsi="Consolas" w:eastAsia="游ゴシック"/>
                 <w:sz w:val="18"/>
               </w:rPr>
-              <w:t>あなたは顧客の人事課長です。この提案書を読んで、経営層に説明するときに困りそうな点や、</w:t>
+              <w:t>あなたは顧客企業の営業企画部長で、部下（営業企画課長）からこの研修の決裁を求められています。</w:t>
               <w:br/>
             </w:r>
             <w:r>
@@ -4226,7 +4806,7 @@
                 <w:rFonts w:ascii="Consolas" w:hAnsi="Consolas" w:eastAsia="游ゴシック"/>
                 <w:sz w:val="18"/>
               </w:rPr>
-              <w:t>分かりにくい点を3つ指摘してください。</w:t>
+              <w:t>この提案書を読んで、A案とB案のどちらを選ぶか判断するときに、情報が足りない点や分かりにくい点を3つ指摘してください。</w:t>
             </w:r>
           </w:p>
         </w:tc>
@@ -4267,6 +4847,15 @@
           <w:b w:val="0"/>
         </w:rPr>
         <w:t>☐ 存在しない事例・実績が書かれていないか</w:t>
+      </w:r>
+    </w:p>
+    <w:p>
+      <w:r>
+        <w:rPr>
+          <w:rFonts w:ascii="Yu Gothic" w:hAnsi="Yu Gothic" w:eastAsia="游ゴシック"/>
+          <w:b w:val="0"/>
+        </w:rPr>
+        <w:t>☐ A案・B案の違いと、「どんな状況ならどちらか」が一目で分かるか</w:t>
       </w:r>
     </w:p>
     <w:p>
@@ -4419,7 +5008,7 @@
                 <w:rFonts w:ascii="Consolas" w:hAnsi="Consolas" w:eastAsia="游ゴシック"/>
                 <w:sz w:val="18"/>
               </w:rPr>
-              <w:t>「効果測定の流れ」を、研修前・研修中・3か月後の3段階で示すスライドを追加してください。</w:t>
+              <w:t>A案とB案を左右に並べて比較するスライドを追加してください。日数・内容・事後フォロー・金額を比べ、最後に「おすすめの状況」を1行ずつ入れてください。</w:t>
             </w:r>
           </w:p>
         </w:tc>
@@ -4475,6 +5064,14 @@
                 <w:sz w:val="18"/>
               </w:rPr>
               <w:t>各スライドに、顧客への説明用の発表者ノートを話し言葉で追加してください。1枚あたり1分程度です。</w:t>
+              <w:br/>
+            </w:r>
+            <w:r>
+              <w:rPr>
+                <w:rFonts w:ascii="Consolas" w:hAnsi="Consolas" w:eastAsia="游ゴシック"/>
+                <w:sz w:val="18"/>
+              </w:rPr>
+              <w:t>決裁者（窓口の上長）が同席している想定で書いてください。</w:t>
             </w:r>
           </w:p>
         </w:tc>
@@ -4487,7 +5084,7 @@
           <w:rFonts w:ascii="Yu Gothic" w:hAnsi="Yu Gothic" w:eastAsia="游ゴシック"/>
           <w:b w:val="0"/>
         </w:rPr>
-        <w:t>8. 最初の3枚を使って、隣の受講者（または講師）に1分で説明してみる</w:t>
+        <w:t>8. A案・B案の比較スライドを使って、隣の受講者（または講師）に1分で説明してみる</w:t>
       </w:r>
     </w:p>
     <w:p>

--- a/docs/word/03_演習ガイド.docx
+++ b/docs/word/03_演習ガイド.docx
@@ -714,7 +714,7 @@
           <w:rFonts w:ascii="Yu Gothic" w:hAnsi="Yu Gothic" w:eastAsia="游ゴシック"/>
           <w:b/>
         </w:rPr>
-        <w:t>顧客が属する業界（専門商社）と、法人営業での生成AI活用の動向</w:t>
+        <w:t>企業の営業部門での生成AI活用の動向と課題</w:t>
       </w:r>
       <w:r>
         <w:rPr>
@@ -739,7 +739,7 @@
           <w:rFonts w:ascii="Yu Gothic" w:hAnsi="Yu Gothic" w:eastAsia="游ゴシック"/>
           <w:b w:val="0"/>
         </w:rPr>
-        <w:t>1. 顧客プロフィールを読み、顧客の業界・規模・状況（Microsoft 365 利用、Copilot 試行中）を把握する</w:t>
+        <w:t>1. 顧客プロフィールを読み、顧客の状況（全社約300名、Microsoft 365 利用、Copilot 試行中、利用状況に差がある）を把握する</w:t>
       </w:r>
     </w:p>
     <w:p>
@@ -848,7 +848,7 @@
                 <w:rFonts w:ascii="Consolas" w:hAnsi="Consolas" w:eastAsia="游ゴシック"/>
                 <w:sz w:val="18"/>
               </w:rPr>
-              <w:t>上の調査結果を踏まえて、従業員500名規模の専門商社の営業企画課長が</w:t>
+              <w:t>上の調査結果を踏まえて、従業員300名規模の商社の人材開発担当者が</w:t>
               <w:br/>
             </w:r>
             <w:r>
@@ -856,7 +856,7 @@
                 <w:rFonts w:ascii="Consolas" w:hAnsi="Consolas" w:eastAsia="游ゴシック"/>
                 <w:sz w:val="18"/>
               </w:rPr>
-              <w:t>「法人営業20名向けの生成AI活用研修」を検討している背景として考えられる仮説を3つ挙げてください。</w:t>
+              <w:t>「生成AIの利用状況に部署や担当者で差がある」という理由で研修を検討している背景として考えられる仮説を3つ挙げてください。</w:t>
               <w:br/>
             </w:r>
             <w:r>
@@ -864,7 +864,7 @@
                 <w:rFonts w:ascii="Consolas" w:hAnsi="Consolas" w:eastAsia="游ゴシック"/>
                 <w:sz w:val="18"/>
               </w:rPr>
-              <w:t>なお、この会社では Copilot を一部の部署で試行しています。</w:t>
+              <w:t>この会社では Microsoft 365 を全社で使い、一部の部署で Copilot を試行しています。</w:t>
               <w:br/>
             </w:r>
             <w:r>
@@ -971,6 +971,13 @@
           <w:b w:val="0"/>
         </w:rPr>
         <w:t>02_マスキング演習素材.docx</w:t>
+      </w:r>
+      <w:r>
+        <w:rPr>
+          <w:rFonts w:ascii="Yu Gothic" w:hAnsi="Yu Gothic" w:eastAsia="游ゴシック"/>
+          <w:b w:val="0"/>
+        </w:rPr>
+        <w:t>（初回訪問の前に書いた営業メモ）</w:t>
       </w:r>
     </w:p>
     <w:p>
@@ -1209,7 +1216,7 @@
                 <w:rFonts w:ascii="Consolas" w:hAnsi="Consolas" w:eastAsia="游ゴシック"/>
                 <w:sz w:val="18"/>
               </w:rPr>
-              <w:t>初回ヒアリングで確認すべき質問を、「背景」「対象者」「内容」「条件（時期・予算）」「意思決定（決裁者・承認手続き）」の</w:t>
+              <w:t>初回ヒアリングで確認すべき質問を、「背景」「対象者・対象業務」「内容」「条件（時期・予算・手配）」「進め方（決裁・受講後の支援）」の</w:t>
               <w:br/>
             </w:r>
             <w:r>
@@ -1415,7 +1422,7 @@
                 <w:b w:val="0"/>
                 <w:sz w:val="19"/>
               </w:rPr>
-              <w:t>採用ページで公開済み</w:t>
+              <w:t>採用ページ等で公開されている情報</w:t>
             </w:r>
           </w:p>
         </w:tc>
@@ -1515,7 +1522,7 @@
                 <w:b w:val="0"/>
                 <w:sz w:val="19"/>
               </w:rPr>
-              <w:t>顧客の未公開情報（大阪支社の統合計画）。秘密保持の対象</w:t>
+              <w:t>顧客の未公開情報（組織再編の予定）。秘密保持の対象</w:t>
             </w:r>
           </w:p>
         </w:tc>
@@ -2019,7 +2026,7 @@
                 <w:rFonts w:ascii="Consolas" w:hAnsi="Consolas" w:eastAsia="游ゴシック"/>
                 <w:sz w:val="18"/>
               </w:rPr>
-              <w:t>法人向け研修会社の営業が、初回訪問で使うヒアリングシートを作ってください。</w:t>
+              <w:t>法人向け研修会社の営業が、初回訪問（オンライン会議・60分）で使うヒアリングシートを作ってください。</w:t>
               <w:br/>
             </w:r>
             <w:r>
@@ -2027,7 +2034,7 @@
                 <w:rFonts w:ascii="Consolas" w:hAnsi="Consolas" w:eastAsia="游ゴシック"/>
                 <w:sz w:val="18"/>
               </w:rPr>
-              <w:t>顧客は商社の営業企画課長と営業部長で、法人営業20名向けの生成AI活用研修を検討しています。</w:t>
+              <w:t>顧客は商社の人材開発担当者と営業企画担当者で、社内の生成AIの利用状況に差があることを課題として、</w:t>
               <w:br/>
             </w:r>
             <w:r>
@@ -2035,7 +2042,7 @@
                 <w:rFonts w:ascii="Consolas" w:hAnsi="Consolas" w:eastAsia="游ゴシック"/>
                 <w:sz w:val="18"/>
               </w:rPr>
-              <w:t>Microsoft 365 を利用しており、一部の部署で Copilot を試行中です。所要時間は60分です。</w:t>
+              <w:t>法人営業の担当者向けの研修を検討しています。Microsoft 365 を全社で使い、一部の部署で Copilot を試行中です。</w:t>
               <w:br/>
             </w:r>
             <w:r>
@@ -2074,7 +2081,7 @@
                 <w:rFonts w:ascii="Consolas" w:hAnsi="Consolas" w:eastAsia="游ゴシック"/>
                 <w:sz w:val="18"/>
               </w:rPr>
-              <w:t>3. こちらから伝えること（当社の強み、進め方）</w:t>
+              <w:t>3. こちらから伝えること（研修の組み立て、進め方）</w:t>
               <w:br/>
             </w:r>
             <w:r>
@@ -2097,7 +2104,7 @@
                 <w:rFonts w:ascii="Consolas" w:hAnsi="Consolas" w:eastAsia="游ゴシック"/>
                 <w:sz w:val="18"/>
               </w:rPr>
-              <w:t>分類は「背景」「対象者」「内容」「条件（時期・予算）」「意思決定（決裁者・承認手続き）」とし、</w:t>
+              <w:t>分類は「背景」「対象者・対象業務」「内容」「条件（時期・予算・手配）」「進め方（決裁・受講後の支援）」とし、</w:t>
               <w:br/>
             </w:r>
             <w:r>
@@ -2142,7 +2149,7 @@
                 <w:rFonts w:ascii="Consolas" w:hAnsi="Consolas" w:eastAsia="游ゴシック"/>
                 <w:sz w:val="18"/>
               </w:rPr>
-              <w:t>「Copilot 試行の状況（使っている人数・使い方・困りごと）」と</w:t>
+              <w:t>次の質問を追加してください。</w:t>
               <w:br/>
             </w:r>
             <w:r>
@@ -2150,7 +2157,23 @@
                 <w:rFonts w:ascii="Consolas" w:hAnsi="Consolas" w:eastAsia="游ゴシック"/>
                 <w:sz w:val="18"/>
               </w:rPr>
-              <w:t>「予算の承認状況と、最終的に誰が決裁するか」についての質問を追加してください。</w:t>
+              <w:t>・対象者全員が、研修で使う Copilot の機能を利用できる状態か（ライセンスの割り当て範囲）</w:t>
+              <w:br/>
+            </w:r>
+            <w:r>
+              <w:rPr>
+                <w:rFonts w:ascii="Consolas" w:hAnsi="Consolas" w:eastAsia="游ゴシック"/>
+                <w:sz w:val="18"/>
+              </w:rPr>
+              <w:t>・予算は承認済みか、最終的に誰が承認するか</w:t>
+              <w:br/>
+            </w:r>
+            <w:r>
+              <w:rPr>
+                <w:rFonts w:ascii="Consolas" w:hAnsi="Consolas" w:eastAsia="游ゴシック"/>
+                <w:sz w:val="18"/>
+              </w:rPr>
+              <w:t>・受講後の活用支援を社内でどなたが担当できるか</w:t>
             </w:r>
           </w:p>
         </w:tc>
@@ -2177,7 +2200,7 @@
           <w:rFonts w:ascii="Yu Gothic" w:hAnsi="Yu Gothic" w:eastAsia="游ゴシック"/>
           <w:b w:val="0"/>
         </w:rPr>
-        <w:t xml:space="preserve"> で表現を柔らかくする（決裁者を聞く質問がおすすめ）</w:t>
+        <w:t xml:space="preserve"> で表現を柔らかくする（承認者を聞く質問がおすすめ）</w:t>
       </w:r>
     </w:p>
     <w:p>
@@ -2213,7 +2236,58 @@
           <w:rFonts w:ascii="Yu Gothic" w:hAnsi="Yu Gothic" w:eastAsia="游ゴシック"/>
           <w:b w:val="0"/>
         </w:rPr>
-        <w:t>☐ 予算・決裁者など聞きにくい質問が、失礼のない表現になっているか</w:t>
+        <w:t>☐ ライセンス・予算承認・受講後の支援担当など、</w:t>
+      </w:r>
+      <w:r>
+        <w:rPr>
+          <w:rFonts w:ascii="Yu Gothic" w:hAnsi="Yu Gothic" w:eastAsia="游ゴシック"/>
+          <w:b/>
+        </w:rPr>
+        <w:t>後で困る前提</w:t>
+      </w:r>
+      <w:r>
+        <w:rPr>
+          <w:rFonts w:ascii="Yu Gothic" w:hAnsi="Yu Gothic" w:eastAsia="游ゴシック"/>
+          <w:b w:val="0"/>
+        </w:rPr>
+        <w:t xml:space="preserve"> を確認する質問が入っているか</w:t>
+      </w:r>
+    </w:p>
+    <w:p>
+      <w:pPr>
+        <w:ind w:left="240"/>
+      </w:pPr>
+      <w:r>
+        <w:rPr>
+          <w:rFonts w:ascii="Yu Gothic" w:hAnsi="Yu Gothic" w:eastAsia="游ゴシック"/>
+          <w:b/>
+          <w:color w:val="404040"/>
+          <w:sz w:val="19"/>
+        </w:rPr>
+        <w:t>答え合わせ</w:t>
+      </w:r>
+      <w:r>
+        <w:rPr>
+          <w:rFonts w:ascii="Yu Gothic" w:hAnsi="Yu Gothic" w:eastAsia="游ゴシック"/>
+          <w:b w:val="0"/>
+          <w:color w:val="404040"/>
+          <w:sz w:val="19"/>
+        </w:rPr>
+        <w:t>：実際の商談（演習6の文字起こし）では、これらの質問のうち多くが「未確認」という答えでした。</w:t>
+      </w:r>
+    </w:p>
+    <w:p>
+      <w:pPr>
+        <w:ind w:left="240"/>
+      </w:pPr>
+      <w:r>
+        <w:rPr>
+          <w:rFonts w:ascii="Yu Gothic" w:hAnsi="Yu Gothic" w:eastAsia="游ゴシック"/>
+          <w:b w:val="0"/>
+          <w:color w:val="404040"/>
+          <w:sz w:val="19"/>
+        </w:rPr>
+        <w:t>事前に聞く準備をしておくと、「決まっていないこと」を早く見つけられます。</w:t>
       </w:r>
     </w:p>
     <w:p>
@@ -2241,7 +2315,7 @@
           <w:rFonts w:ascii="Yu Gothic" w:hAnsi="Yu Gothic" w:eastAsia="游ゴシック"/>
           <w:b w:val="0"/>
         </w:rPr>
-        <w:t>：長い文字起こしから、正確な議事録を作る</w:t>
+        <w:t>：自動文字起こしから、決定事項と未確定事項を区別した正確な議事録を作る</w:t>
       </w:r>
     </w:p>
     <w:p>
@@ -2266,6 +2340,13 @@
         </w:rPr>
         <w:t>03_商談文字起こし_初回訪問.docx</w:t>
       </w:r>
+      <w:r>
+        <w:rPr>
+          <w:rFonts w:ascii="Yu Gothic" w:hAnsi="Yu Gothic" w:eastAsia="游ゴシック"/>
+          <w:b w:val="0"/>
+        </w:rPr>
+        <w:t>（2026年10月6日（火）の Zoom での初回訪問。話者は「話者A／B／C」で記録）</w:t>
+      </w:r>
     </w:p>
     <w:p>
       <w:r>
@@ -2312,28 +2393,14 @@
           <w:rFonts w:ascii="Yu Gothic" w:hAnsi="Yu Gothic" w:eastAsia="游ゴシック"/>
           <w:b/>
         </w:rPr>
-        <w:t>セキュリティ前処理</w:t>
+        <w:t>話者を特定する</w:t>
       </w:r>
       <w:r>
         <w:rPr>
           <w:rFonts w:ascii="Yu Gothic" w:hAnsi="Yu Gothic" w:eastAsia="游ゴシック"/>
           <w:b w:val="0"/>
         </w:rPr>
-        <w:t xml:space="preserve">：文書内の </w:t>
-      </w:r>
-      <w:r>
-        <w:rPr>
-          <w:rFonts w:ascii="Yu Gothic" w:hAnsi="Yu Gothic" w:eastAsia="游ゴシック"/>
-          <w:b/>
-        </w:rPr>
-        <w:t>高野さんの携帯電話番号</w:t>
-      </w:r>
-      <w:r>
-        <w:rPr>
-          <w:rFonts w:ascii="Yu Gothic" w:hAnsi="Yu Gothic" w:eastAsia="游ゴシック"/>
-          <w:b w:val="0"/>
-        </w:rPr>
-        <w:t xml:space="preserve"> を探して削除する（Ctrl＋F で「080」を検索）</w:t>
+        <w:t>：冒頭の自己紹介から、話者A＝ELI 高橋、話者B＝佐藤様（人材開発担当）、話者C＝田中様（営業企画担当）であることを確認する</w:t>
       </w:r>
     </w:p>
     <w:p>
@@ -2342,7 +2409,57 @@
           <w:rFonts w:ascii="Yu Gothic" w:hAnsi="Yu Gothic" w:eastAsia="游ゴシック"/>
           <w:b w:val="0"/>
         </w:rPr>
-        <w:t>3. Copilot ウィンドウで、まず内容を把握する</w:t>
+        <w:t xml:space="preserve">3. </w:t>
+      </w:r>
+      <w:r>
+        <w:rPr>
+          <w:rFonts w:ascii="Yu Gothic" w:hAnsi="Yu Gothic" w:eastAsia="游ゴシック"/>
+          <w:b/>
+        </w:rPr>
+        <w:t>セキュリティ前処理</w:t>
+      </w:r>
+      <w:r>
+        <w:rPr>
+          <w:rFonts w:ascii="Yu Gothic" w:hAnsi="Yu Gothic" w:eastAsia="游ゴシック"/>
+          <w:b w:val="0"/>
+        </w:rPr>
+        <w:t>：Word の置換機能（Ctrl＋H）で、社名・氏名を記号に置き換える。</w:t>
+      </w:r>
+      <w:r>
+        <w:rPr>
+          <w:rFonts w:ascii="Yu Gothic" w:hAnsi="Yu Gothic" w:eastAsia="游ゴシック"/>
+          <w:b/>
+        </w:rPr>
+        <w:t>長い語から</w:t>
+      </w:r>
+      <w:r>
+        <w:rPr>
+          <w:rFonts w:ascii="Yu Gothic" w:hAnsi="Yu Gothic" w:eastAsia="游ゴシック"/>
+          <w:b w:val="0"/>
+        </w:rPr>
+        <w:t xml:space="preserve"> 置き換える</w:t>
+      </w:r>
+    </w:p>
+    <w:p>
+      <w:pPr>
+        <w:pStyle w:val="ListBullet"/>
+        <w:ind w:left="720"/>
+      </w:pPr>
+      <w:r>
+        <w:rPr>
+          <w:rFonts w:ascii="Yu Gothic" w:hAnsi="Yu Gothic" w:eastAsia="游ゴシック"/>
+          <w:b w:val="0"/>
+        </w:rPr>
+        <w:t>「みらい商事」→「A社」、「佐藤美和」「佐藤」→「顧客担当B」、「田中淳」「田中」→「顧客担当C」</w:t>
+      </w:r>
+    </w:p>
+    <w:p>
+      <w:r>
+        <w:rPr>
+          <w:rFonts w:ascii="Yu Gothic" w:hAnsi="Yu Gothic" w:eastAsia="游ゴシック"/>
+          <w:b w:val="0"/>
+        </w:rPr>
+        <w:t>4. Copilot ウィンドウで、まず内容を把握する</w:t>
       </w:r>
     </w:p>
     <w:tbl>
@@ -2366,7 +2483,7 @@
                 <w:rFonts w:ascii="Consolas" w:hAnsi="Consolas" w:eastAsia="游ゴシック"/>
                 <w:sz w:val="18"/>
               </w:rPr>
-              <w:t>この文字起こしの内容を3行で要約してください。</w:t>
+              <w:t>この文字起こしの内容を3行で要約してください。話者Aは研修会社の営業、話者Bと話者Cは顧客の担当者です。</w:t>
             </w:r>
           </w:p>
         </w:tc>
@@ -2379,7 +2496,7 @@
           <w:rFonts w:ascii="Yu Gothic" w:hAnsi="Yu Gothic" w:eastAsia="游ゴシック"/>
           <w:b w:val="0"/>
         </w:rPr>
-        <w:t>4. 議事録を依頼する（Copilot の下書き機能で新規文書に作らせてもよい）</w:t>
+        <w:t>5. 議事録を依頼する（Copilot の下書き機能で新規文書に作らせてもよい）</w:t>
       </w:r>
     </w:p>
     <w:tbl>
@@ -2411,6 +2528,14 @@
                 <w:rFonts w:ascii="Consolas" w:hAnsi="Consolas" w:eastAsia="游ゴシック"/>
                 <w:sz w:val="18"/>
               </w:rPr>
+              <w:t>話者Aは研修会社の営業（当社）、話者Bは顧客の人材開発担当、話者Cは顧客の営業企画担当です。</w:t>
+              <w:br/>
+            </w:r>
+            <w:r>
+              <w:rPr>
+                <w:rFonts w:ascii="Consolas" w:hAnsi="Consolas" w:eastAsia="游ゴシック"/>
+                <w:sz w:val="18"/>
+              </w:rPr>
               <w:br/>
             </w:r>
             <w:r>
@@ -2426,7 +2551,7 @@
                 <w:rFonts w:ascii="Consolas" w:hAnsi="Consolas" w:eastAsia="游ゴシック"/>
                 <w:sz w:val="18"/>
               </w:rPr>
-              <w:t>1. 会議の概要（日時・場所・出席者）</w:t>
+              <w:t>1. 会議の概要（日時・方法・出席者）</w:t>
               <w:br/>
             </w:r>
             <w:r>
@@ -2434,7 +2559,7 @@
                 <w:rFonts w:ascii="Consolas" w:hAnsi="Consolas" w:eastAsia="游ゴシック"/>
                 <w:sz w:val="18"/>
               </w:rPr>
-              <w:t>2. 背景・目的</w:t>
+              <w:t>2. 背景</w:t>
               <w:br/>
             </w:r>
             <w:r>
@@ -2442,7 +2567,7 @@
                 <w:rFonts w:ascii="Consolas" w:hAnsi="Consolas" w:eastAsia="游ゴシック"/>
                 <w:sz w:val="18"/>
               </w:rPr>
-              <w:t>3. 確認した要件（対象・時期・形式・予算・決裁・提案の形・内容の要望・効果）を表で</w:t>
+              <w:t>3. 確認した内容（対象・対象業務・内容・手配・提案2案の金額と内訳・予算・決裁・効果の確認・時期）を表で</w:t>
               <w:br/>
             </w:r>
             <w:r>
@@ -2450,7 +2575,7 @@
                 <w:rFonts w:ascii="Consolas" w:hAnsi="Consolas" w:eastAsia="游ゴシック"/>
                 <w:sz w:val="18"/>
               </w:rPr>
-              <w:t>4. 懸念・課題</w:t>
+              <w:t>4. 決定事項</w:t>
               <w:br/>
             </w:r>
             <w:r>
@@ -2458,7 +2583,7 @@
                 <w:rFonts w:ascii="Consolas" w:hAnsi="Consolas" w:eastAsia="游ゴシック"/>
                 <w:sz w:val="18"/>
               </w:rPr>
-              <w:t>5. 決定事項</w:t>
+              <w:t>5. 未確定事項（確認事項）：内容／現在の状況／担当・期限</w:t>
               <w:br/>
             </w:r>
             <w:r>
@@ -2466,7 +2591,7 @@
                 <w:rFonts w:ascii="Consolas" w:hAnsi="Consolas" w:eastAsia="游ゴシック"/>
                 <w:sz w:val="18"/>
               </w:rPr>
-              <w:t>6. 次回までのアクション（担当・内容・期限の表）</w:t>
+              <w:t>6. Next Action（担当・内容・期限の表）</w:t>
               <w:br/>
             </w:r>
             <w:r>
@@ -2489,7 +2614,7 @@
                 <w:rFonts w:ascii="Consolas" w:hAnsi="Consolas" w:eastAsia="游ゴシック"/>
                 <w:sz w:val="18"/>
               </w:rPr>
-              <w:t>- 会議日は2026年10月6日（火）です。「今週金曜」「来週火曜」などの相対的な日付は、具体的な日付と曜日に直してください</w:t>
+              <w:t>- 会議日は2026年10月6日（火）です。「今週金曜」「来週月曜」「来週火曜」などの相対的な日付は、具体的な日付と曜日に直してください</w:t>
               <w:br/>
             </w:r>
             <w:r>
@@ -2505,7 +2630,7 @@
                 <w:rFonts w:ascii="Consolas" w:hAnsi="Consolas" w:eastAsia="游ゴシック"/>
                 <w:sz w:val="18"/>
               </w:rPr>
-              <w:t>- 雑談や、業務に関係しない話は除いてください</w:t>
+              <w:t>- 決まっていないことは未確定事項に入れ、担当や期限が決まっていなければ「未定」と書いてください。推測で補わないでください</w:t>
               <w:br/>
             </w:r>
             <w:r>
@@ -2513,7 +2638,7 @@
                 <w:rFonts w:ascii="Consolas" w:hAnsi="Consolas" w:eastAsia="游ゴシック"/>
                 <w:sz w:val="18"/>
               </w:rPr>
-              <w:t>- 文字起こしの誤変換は、文脈から正しく直してください</w:t>
+              <w:t>- 「案として出す」と言ったもの（事前アンケート）は、合意事項にしないでください</w:t>
               <w:br/>
             </w:r>
             <w:r>
@@ -2521,7 +2646,7 @@
                 <w:rFonts w:ascii="Consolas" w:hAnsi="Consolas" w:eastAsia="游ゴシック"/>
                 <w:sz w:val="18"/>
               </w:rPr>
-              <w:t>- 担当者や期限がはっきりしない場合は「要確認」と書いてください</w:t>
+              <w:t>- 雑談や、業務に関係しない話は除いてください</w:t>
             </w:r>
           </w:p>
         </w:tc>
@@ -2534,7 +2659,7 @@
           <w:rFonts w:ascii="Yu Gothic" w:hAnsi="Yu Gothic" w:eastAsia="游ゴシック"/>
           <w:b w:val="0"/>
         </w:rPr>
-        <w:t xml:space="preserve">5. 出力を </w:t>
+        <w:t xml:space="preserve">6. 出力を </w:t>
       </w:r>
       <w:r>
         <w:rPr>
@@ -2561,7 +2686,7 @@
           <w:rFonts w:ascii="Yu Gothic" w:hAnsi="Yu Gothic" w:eastAsia="游ゴシック"/>
           <w:b w:val="0"/>
         </w:rPr>
-        <w:t>期限の日付と曜日（10/9（金）・10/12（月）・10/13（火）・次回 10/16（金））</w:t>
+        <w:t>金額：A案 60万円（1名3万円）、B案 100万円（1名5万円）、差額40万円 ＝ 事前診断20万円＋活用フォロー20万円（税抜）</w:t>
       </w:r>
     </w:p>
     <w:p>
@@ -2574,35 +2699,21 @@
           <w:rFonts w:ascii="Yu Gothic" w:hAnsi="Yu Gothic" w:eastAsia="游ゴシック"/>
           <w:b w:val="0"/>
         </w:rPr>
-        <w:t>予算の金額と状態（目安100万円・</w:t>
+        <w:t xml:space="preserve">予算：100万円は </w:t>
       </w:r>
       <w:r>
         <w:rPr>
           <w:rFonts w:ascii="Yu Gothic" w:hAnsi="Yu Gothic" w:eastAsia="游ゴシック"/>
           <w:b/>
         </w:rPr>
-        <w:t>承認前</w:t>
+        <w:t>目安</w:t>
       </w:r>
       <w:r>
         <w:rPr>
           <w:rFonts w:ascii="Yu Gothic" w:hAnsi="Yu Gothic" w:eastAsia="游ゴシック"/>
           <w:b w:val="0"/>
         </w:rPr>
-        <w:t>）、決裁者（佐伯課長の上長・</w:t>
-      </w:r>
-      <w:r>
-        <w:rPr>
-          <w:rFonts w:ascii="Yu Gothic" w:hAnsi="Yu Gothic" w:eastAsia="游ゴシック"/>
-          <w:b/>
-        </w:rPr>
-        <w:t>未特定</w:t>
-      </w:r>
-      <w:r>
-        <w:rPr>
-          <w:rFonts w:ascii="Yu Gothic" w:hAnsi="Yu Gothic" w:eastAsia="游ゴシック"/>
-          <w:b w:val="0"/>
-        </w:rPr>
-        <w:t>）</w:t>
+        <w:t xml:space="preserve"> で、承認済みの上限ではない。最終的な承認者は金額確定後に確認</w:t>
       </w:r>
     </w:p>
     <w:p>
@@ -2615,7 +2726,7 @@
           <w:rFonts w:ascii="Yu Gothic" w:hAnsi="Yu Gothic" w:eastAsia="游ゴシック"/>
           <w:b w:val="0"/>
         </w:rPr>
-        <w:t>「A案・B案の2案で提案する」ことが要件に入っているか</w:t>
+        <w:t>期限：10/9（金）骨子送付、10/12（月）田中様、10/13（火）佐藤様、10/16（金）14:00 提案</w:t>
       </w:r>
     </w:p>
     <w:p>
@@ -2628,7 +2739,7 @@
           <w:rFonts w:ascii="Yu Gothic" w:hAnsi="Yu Gothic" w:eastAsia="游ゴシック"/>
           <w:b w:val="0"/>
         </w:rPr>
-        <w:t>誰が何をするか</w:t>
+        <w:t>未確定事項：Copilot の利用可否（担当・期限も未定）、A案の場合のフォロー担当、予算承認、実施日・会場</w:t>
       </w:r>
     </w:p>
     <w:p>
@@ -2637,7 +2748,7 @@
           <w:rFonts w:ascii="Yu Gothic" w:hAnsi="Yu Gothic" w:eastAsia="游ゴシック"/>
           <w:b w:val="0"/>
         </w:rPr>
-        <w:t xml:space="preserve">6. 解答例 </w:t>
+        <w:t xml:space="preserve">7. 記号（A社・顧客担当B など）を元の名前に戻し、解答例 </w:t>
       </w:r>
       <w:r>
         <w:rPr>
@@ -2651,7 +2762,7 @@
           <w:rFonts w:ascii="Yu Gothic" w:hAnsi="Yu Gothic" w:eastAsia="游ゴシック"/>
           <w:b w:val="0"/>
         </w:rPr>
-        <w:t xml:space="preserve"> と比べ、抜けている項目がないか確認する</w:t>
+        <w:t xml:space="preserve"> と比べる</w:t>
       </w:r>
     </w:p>
     <w:p>
@@ -2678,7 +2789,7 @@
           <w:rFonts w:ascii="Yu Gothic" w:hAnsi="Yu Gothic" w:eastAsia="游ゴシック"/>
           <w:b w:val="0"/>
         </w:rPr>
-        <w:t>☐ 決定事項とアクションが文字起こしと一致している（「B案で決定」などと推測で書かれていない）</w:t>
+        <w:t>☐ 未確定事項に、推測の担当・期限が入っていない</w:t>
       </w:r>
     </w:p>
     <w:p>
@@ -2687,13 +2798,22 @@
           <w:rFonts w:ascii="Yu Gothic" w:hAnsi="Yu Gothic" w:eastAsia="游ゴシック"/>
           <w:b w:val="0"/>
         </w:rPr>
-        <w:t>☐ 雑談（ゴルフの話）と携帯電話番号が入っていない</w:t>
+        <w:t>☐ 事前アンケートが「合意事項」になっていない</w:t>
       </w:r>
     </w:p>
     <w:p>
       <w:r>
         <w:rPr>
           <w:rFonts w:ascii="Yu Gothic" w:hAnsi="Yu Gothic" w:eastAsia="游ゴシック"/>
+          <w:b w:val="0"/>
+        </w:rPr>
+        <w:t>☐ 効果の確認方法（直後・2週間後・1か月後の3段階、削減時間を金額に換算しない）が入っている</w:t>
+      </w:r>
+    </w:p>
+    <w:p>
+      <w:r>
+        <w:rPr>
+          <w:rFonts w:ascii="Yu Gothic" w:hAnsi="Yu Gothic" w:eastAsia="游ゴシック"/>
           <w:b/>
         </w:rPr>
         <w:t>セキュリティチェック</w:t>
@@ -2703,7 +2823,7 @@
           <w:rFonts w:ascii="Yu Gothic" w:hAnsi="Yu Gothic" w:eastAsia="游ゴシック"/>
           <w:b w:val="0"/>
         </w:rPr>
-        <w:t>：議事録を社外に送る場合、競合情報・先方の社内事情（予算未承認・決裁者未特定）が入っていないか？</w:t>
+        <w:t>：Copilot に渡す前に、社名・氏名を置き換えたか？</w:t>
       </w:r>
     </w:p>
     <w:p>
@@ -2715,7 +2835,7 @@
           <w:rFonts w:ascii="Yu Gothic" w:hAnsi="Yu Gothic" w:eastAsia="游ゴシック"/>
           <w:color w:val="004D88"/>
         </w:rPr>
-        <w:t>演習7 お礼・確認メールの作成（第5章・20分）</w:t>
+        <w:t>演習7 議事録と Next Action の送付メール（第5章・20分）</w:t>
       </w:r>
     </w:p>
     <w:p>
@@ -2789,7 +2909,7 @@
                 <w:rFonts w:ascii="Consolas" w:hAnsi="Consolas" w:eastAsia="游ゴシック"/>
                 <w:sz w:val="18"/>
               </w:rPr>
-              <w:t>この議事録をもとに、顧客の佐伯課長に送るお礼と確認のメールを作成してください。</w:t>
+              <w:t>この議事録を顧客に送るためのメールを作成してください。</w:t>
               <w:br/>
             </w:r>
             <w:r>
@@ -2797,7 +2917,7 @@
                 <w:rFonts w:ascii="Consolas" w:hAnsi="Consolas" w:eastAsia="游ゴシック"/>
                 <w:sz w:val="18"/>
               </w:rPr>
-              <w:t>CC に大西部長と高野さんが入ります。</w:t>
+              <w:t>宛先は顧客の人材開発担当の佐藤様、CC は営業企画担当の田中様です。差出人は高橋です。</w:t>
               <w:br/>
             </w:r>
             <w:r>
@@ -2828,7 +2948,7 @@
                 <w:rFonts w:ascii="Consolas" w:hAnsi="Consolas" w:eastAsia="游ゴシック"/>
                 <w:sz w:val="18"/>
               </w:rPr>
-              <w:t>- 当方が理解した要件を箇条書きで確認する</w:t>
+              <w:t>- 議事録と Next Action を送付する旨</w:t>
               <w:br/>
             </w:r>
             <w:r>
@@ -2836,7 +2956,7 @@
                 <w:rFonts w:ascii="Consolas" w:hAnsi="Consolas" w:eastAsia="游ゴシック"/>
                 <w:sz w:val="18"/>
               </w:rPr>
-              <w:t>- 今後の進め方（双方のアクションと期限）を明記する</w:t>
+              <w:t>- 確認した内容の要点（3点程度）</w:t>
               <w:br/>
             </w:r>
             <w:r>
@@ -2844,7 +2964,7 @@
                 <w:rFonts w:ascii="Consolas" w:hAnsi="Consolas" w:eastAsia="游ゴシック"/>
                 <w:sz w:val="18"/>
               </w:rPr>
-              <w:t>- 認識違いがあれば指摘してほしいと依頼する</w:t>
+              <w:t>- Next Action（双方の担当と期限）</w:t>
               <w:br/>
             </w:r>
             <w:r>
@@ -2852,7 +2972,15 @@
                 <w:rFonts w:ascii="Consolas" w:hAnsi="Consolas" w:eastAsia="游ゴシック"/>
                 <w:sz w:val="18"/>
               </w:rPr>
-              <w:t>- 他社との比較検討、予算の承認状況、決裁者が未定であることには触れない</w:t>
+              <w:t>- 確認事項（未確定のもの）を、未確定であることが分かるように書く</w:t>
+              <w:br/>
+            </w:r>
+            <w:r>
+              <w:rPr>
+                <w:rFonts w:ascii="Consolas" w:hAnsi="Consolas" w:eastAsia="游ゴシック"/>
+                <w:sz w:val="18"/>
+              </w:rPr>
+              <w:t>- 推測で担当や期限を補わない。事前アンケートは合意事項として書かない</w:t>
               <w:br/>
             </w:r>
             <w:r>
@@ -2886,7 +3014,7 @@
           <w:rFonts w:ascii="Yu Gothic" w:hAnsi="Yu Gothic" w:eastAsia="游ゴシック"/>
           <w:b w:val="0"/>
         </w:rPr>
-        <w:t>敬称・社名・役職は正しいか（「みらい商事株式会社」— 株式会社は後ろ）</w:t>
+        <w:t>敬称・社名は正しいか（「みらい商事株式会社」— 株式会社は後ろ）</w:t>
       </w:r>
     </w:p>
     <w:p>
@@ -2899,7 +3027,7 @@
           <w:rFonts w:ascii="Yu Gothic" w:hAnsi="Yu Gothic" w:eastAsia="游ゴシック"/>
           <w:b w:val="0"/>
         </w:rPr>
-        <w:t>CC の相手（大西部長）に見せてよい内容か</w:t>
+        <w:t>金額・日付・曜日が議事録と一致しているか</w:t>
       </w:r>
     </w:p>
     <w:p>
@@ -2953,7 +3081,7 @@
           <w:rFonts w:ascii="Yu Gothic" w:hAnsi="Yu Gothic" w:eastAsia="游ゴシック"/>
           <w:b w:val="0"/>
         </w:rPr>
-        <w:t>☐ 顧客に見せるべきでない情報（競合・先方の社内事情）が入っていない</w:t>
+        <w:t>☐ 未確定事項を確定したように書いていない</w:t>
       </w:r>
     </w:p>
     <w:p>
@@ -2974,7 +3102,7 @@
           <w:rFonts w:ascii="Yu Gothic" w:hAnsi="Yu Gothic" w:eastAsia="游ゴシック"/>
           <w:color w:val="004D88"/>
         </w:rPr>
-        <w:t>演習8 上長への商談報告と行動リスト（第5章・25分）</w:t>
+        <w:t>演習8 上長への商談報告・行動リスト・確認事項の一覧（第5章・25分）</w:t>
       </w:r>
     </w:p>
     <w:p>
@@ -2990,7 +3118,7 @@
           <w:rFonts w:ascii="Yu Gothic" w:hAnsi="Yu Gothic" w:eastAsia="游ゴシック"/>
           <w:b w:val="0"/>
         </w:rPr>
-        <w:t>：社内向けの簡潔な報告と、抜け漏れのない行動リストを作る</w:t>
+        <w:t>：社内向けの簡潔な報告と、抜け漏れのない行動リスト、顧客に渡す確認事項の一覧を作る</w:t>
       </w:r>
     </w:p>
     <w:p>
@@ -3008,7 +3136,7 @@
           <w:rFonts w:ascii="Yu Gothic" w:hAnsi="Yu Gothic" w:eastAsia="游ゴシック"/>
           <w:b w:val="0"/>
         </w:rPr>
-        <w:t>1. 議事録をもとに、上長（森田課長）への報告を依頼する</w:t>
+        <w:t>1. 議事録をもとに、自社の上長への報告を依頼する</w:t>
       </w:r>
     </w:p>
     <w:tbl>
@@ -3032,7 +3160,7 @@
                 <w:rFonts w:ascii="Consolas" w:hAnsi="Consolas" w:eastAsia="游ゴシック"/>
                 <w:sz w:val="18"/>
               </w:rPr>
-              <w:t>この議事録をもとに、上長の森田課長への商談報告をチャット用に作成してください。</w:t>
+              <w:t>この議事録をもとに、自社の上長への商談報告をチャット用に作成してください。</w:t>
               <w:br/>
             </w:r>
             <w:r>
@@ -3112,7 +3240,7 @@
           <w:rFonts w:ascii="Yu Gothic" w:hAnsi="Yu Gothic" w:eastAsia="游ゴシック"/>
           <w:b w:val="0"/>
         </w:rPr>
-        <w:t>ヒント：予算は承認前、決裁者は未特定、競合と比較検討中 — これをどう評価するか</w:t>
+        <w:t>ヒント：予算は目安で承認前、最終承認者は未確認、Copilot の利用可否も未確認 — これをどう評価するか</w:t>
       </w:r>
     </w:p>
     <w:p>
@@ -3121,30 +3249,7 @@
           <w:rFonts w:ascii="Yu Gothic" w:hAnsi="Yu Gothic" w:eastAsia="游ゴシック"/>
           <w:b w:val="0"/>
         </w:rPr>
-        <w:t>3. 「ご相談」に、</w:t>
-      </w:r>
-      <w:r>
-        <w:rPr>
-          <w:rFonts w:ascii="Yu Gothic" w:hAnsi="Yu Gothic" w:eastAsia="游ゴシック"/>
-          <w:b/>
-        </w:rPr>
-        <w:t>決裁者に説明する機会をどう作るか</w:t>
-      </w:r>
-      <w:r>
-        <w:rPr>
-          <w:rFonts w:ascii="Yu Gothic" w:hAnsi="Yu Gothic" w:eastAsia="游ゴシック"/>
-          <w:b w:val="0"/>
-        </w:rPr>
-        <w:t xml:space="preserve"> を入れる</w:t>
-      </w:r>
-    </w:p>
-    <w:p>
-      <w:r>
-        <w:rPr>
-          <w:rFonts w:ascii="Yu Gothic" w:hAnsi="Yu Gothic" w:eastAsia="游ゴシック"/>
-          <w:b w:val="0"/>
-        </w:rPr>
-        <w:t>4. 自分の行動リストを作る</w:t>
+        <w:t>3. 自分の行動リストを作る</w:t>
       </w:r>
     </w:p>
     <w:tbl>
@@ -3168,15 +3273,7 @@
                 <w:rFonts w:ascii="Consolas" w:hAnsi="Consolas" w:eastAsia="游ゴシック"/>
                 <w:sz w:val="18"/>
               </w:rPr>
-              <w:t>この議事録から、ELIソリューションズ側（自分と中川さん）が行うべきことと、</w:t>
-              <w:br/>
-            </w:r>
-            <w:r>
-              <w:rPr>
-                <w:rFonts w:ascii="Consolas" w:hAnsi="Consolas" w:eastAsia="游ゴシック"/>
-                <w:sz w:val="18"/>
-              </w:rPr>
-              <w:t>顧客側の対応のうち自分がフォローすべきことを抜き出し、</w:t>
+              <w:t>この議事録から、当社（高橋）が行うべきことと、顧客側の対応のうち当社がフォローすべきことを抜き出し、</w:t>
               <w:br/>
             </w:r>
             <w:r>
@@ -3200,7 +3297,7 @@
                 <w:rFonts w:ascii="Consolas" w:hAnsi="Consolas" w:eastAsia="游ゴシック"/>
                 <w:sz w:val="18"/>
               </w:rPr>
-              <w:t>期限が決まっていないものは、次回打ち合わせ（10月16日）から逆算して提案してください。</w:t>
+              <w:t>提案（10月16日14時）の準備は、前日までに終わるように期限を提案してください。</w:t>
             </w:r>
           </w:p>
         </w:tc>
@@ -3213,7 +3310,66 @@
           <w:rFonts w:ascii="Yu Gothic" w:hAnsi="Yu Gothic" w:eastAsia="游ゴシック"/>
           <w:b w:val="0"/>
         </w:rPr>
-        <w:t>5. 表を確認し、自分で気付いたアクション（例：決裁者への説明機会の打診を課長に相談）を追加する</w:t>
+        <w:t xml:space="preserve">4. </w:t>
+      </w:r>
+      <w:r>
+        <w:rPr>
+          <w:rFonts w:ascii="Yu Gothic" w:hAnsi="Yu Gothic" w:eastAsia="游ゴシック"/>
+          <w:b/>
+        </w:rPr>
+        <w:t>確認事項の一覧</w:t>
+      </w:r>
+      <w:r>
+        <w:rPr>
+          <w:rFonts w:ascii="Yu Gothic" w:hAnsi="Yu Gothic" w:eastAsia="游ゴシック"/>
+          <w:b w:val="0"/>
+        </w:rPr>
+        <w:t xml:space="preserve"> を作る（10/16 の提案に添付するもの）</w:t>
+      </w:r>
+    </w:p>
+    <w:tbl>
+      <w:tblPr>
+        <w:tblStyle w:val="TableGrid"/>
+        <w:tblW w:type="auto" w:w="0"/>
+        <w:tblLook w:firstColumn="1" w:firstRow="1" w:lastColumn="0" w:lastRow="0" w:noHBand="0" w:noVBand="1" w:val="04A0"/>
+      </w:tblPr>
+      <w:tblGrid>
+        <w:gridCol w:w="9638"/>
+      </w:tblGrid>
+      <w:tr>
+        <w:tc>
+          <w:tcPr>
+            <w:tcW w:type="dxa" w:w="9638"/>
+            <w:shd w:val="clear" w:color="auto" w:fill="F2F2F2"/>
+          </w:tcPr>
+          <w:p>
+            <w:r>
+              <w:rPr>
+                <w:rFonts w:ascii="Consolas" w:hAnsi="Consolas" w:eastAsia="游ゴシック"/>
+                <w:sz w:val="18"/>
+              </w:rPr>
+              <w:t>この議事録から、未確定の事項だけを抜き出し、「確認事項／現在の状況／担当／期限」の表にしてください。</w:t>
+              <w:br/>
+            </w:r>
+            <w:r>
+              <w:rPr>
+                <w:rFonts w:ascii="Consolas" w:hAnsi="Consolas" w:eastAsia="游ゴシック"/>
+                <w:sz w:val="18"/>
+              </w:rPr>
+              <w:t>担当や期限が決まっていないものは「未定」と書き、推測で補わないでください。</w:t>
+            </w:r>
+          </w:p>
+        </w:tc>
+      </w:tr>
+    </w:tbl>
+    <w:p/>
+    <w:p>
+      <w:r>
+        <w:rPr>
+          <w:rFonts w:ascii="Yu Gothic" w:hAnsi="Yu Gothic" w:eastAsia="游ゴシック"/>
+          <w:b w:val="0"/>
+        </w:rPr>
+        <w:t>5. 表を確認し、商談で「確認事項」として挙げた3点（Copilot の利用可否、フォローの担当、予算承認の状況）が入っているか確認する</w:t>
       </w:r>
     </w:p>
     <w:p>
@@ -3249,7 +3405,7 @@
           <w:rFonts w:ascii="Yu Gothic" w:hAnsi="Yu Gothic" w:eastAsia="游ゴシック"/>
           <w:b w:val="0"/>
         </w:rPr>
-        <w:t>☐ 「決裁者の確認」が行動リストに入っている</w:t>
+        <w:t>☐ 確認事項の一覧で、未定のものが「未定」のままになっている</w:t>
       </w:r>
     </w:p>
     <w:p>
@@ -3314,7 +3470,7 @@
           <w:rFonts w:ascii="Yu Gothic" w:hAnsi="Yu Gothic" w:eastAsia="游ゴシック"/>
           <w:b w:val="0"/>
         </w:rPr>
-        <w:t>：Excel の Copilot で分析し、A案・B案の根拠となる数字を見つける</w:t>
+        <w:t>：Excel の Copilot で分析し、B案の追加支援（事前診断・活用フォロー）を説明する材料を見つける</w:t>
       </w:r>
     </w:p>
     <w:p>
@@ -3344,7 +3500,7 @@
           <w:rFonts w:ascii="Yu Gothic" w:hAnsi="Yu Gothic" w:eastAsia="游ゴシック"/>
           <w:b w:val="0"/>
         </w:rPr>
-        <w:t>（160件・2023〜2025年度の架空の実績）</w:t>
+        <w:t>（当社の2023〜2025年度の架空の実績160件）</w:t>
       </w:r>
     </w:p>
     <w:p>
@@ -3498,7 +3654,7 @@
           <w:rFonts w:ascii="Yu Gothic" w:hAnsi="Yu Gothic" w:eastAsia="游ゴシック"/>
           <w:b w:val="0"/>
         </w:rPr>
-        <w:t>4. 提案の根拠を探す</w:t>
+        <w:t>4. B案の説明材料を探す</w:t>
       </w:r>
     </w:p>
     <w:tbl>
@@ -3522,7 +3678,7 @@
                 <w:rFonts w:ascii="Consolas" w:hAnsi="Consolas" w:eastAsia="游ゴシック"/>
                 <w:sz w:val="18"/>
               </w:rPr>
-              <w:t>「業務課題演習」があり／なしで、満足度・理解度テスト平均・3か月後実践率の平均を比較してください。</w:t>
+              <w:t>「事後フォロー」があり／なしで、1か月後活用率の平均を比較し、件数も示してください。</w:t>
             </w:r>
           </w:p>
         </w:tc>
@@ -3550,7 +3706,7 @@
                 <w:rFonts w:ascii="Consolas" w:hAnsi="Consolas" w:eastAsia="游ゴシック"/>
                 <w:sz w:val="18"/>
               </w:rPr>
-              <w:t>「事後フォロー」があり／なしで、3か月後実践率の平均を比較し、件数も示してください。</w:t>
+              <w:t>「事前診断」があり／なしで、満足度と理解度テスト平均を比較し、件数も示してください。</w:t>
             </w:r>
           </w:p>
         </w:tc>
@@ -3578,43 +3734,7 @@
                 <w:rFonts w:ascii="Consolas" w:hAnsi="Consolas" w:eastAsia="游ゴシック"/>
                 <w:sz w:val="18"/>
               </w:rPr>
-              <w:t>カテゴリが「生成AI」、対象職種が「営業職」の研修に絞って、</w:t>
-              <w:br/>
-            </w:r>
-            <w:r>
-              <w:rPr>
-                <w:rFonts w:ascii="Consolas" w:hAnsi="Consolas" w:eastAsia="游ゴシック"/>
-                <w:sz w:val="18"/>
-              </w:rPr>
-              <w:t>業務課題演習のあり／なしで3か月後実践率を比較し、件数も示してください。</w:t>
-            </w:r>
-          </w:p>
-        </w:tc>
-      </w:tr>
-    </w:tbl>
-    <w:p/>
-    <w:tbl>
-      <w:tblPr>
-        <w:tblStyle w:val="TableGrid"/>
-        <w:tblW w:type="auto" w:w="0"/>
-        <w:tblLook w:firstColumn="1" w:firstRow="1" w:lastColumn="0" w:lastRow="0" w:noHBand="0" w:noVBand="1" w:val="04A0"/>
-      </w:tblPr>
-      <w:tblGrid>
-        <w:gridCol w:w="9638"/>
-      </w:tblGrid>
-      <w:tr>
-        <w:tc>
-          <w:tcPr>
-            <w:tcW w:type="dxa" w:w="9638"/>
-            <w:shd w:val="clear" w:color="auto" w:fill="F2F2F2"/>
-          </w:tcPr>
-          <w:p>
-            <w:r>
-              <w:rPr>
-                <w:rFonts w:ascii="Consolas" w:hAnsi="Consolas" w:eastAsia="游ゴシック"/>
-                <w:sz w:val="18"/>
-              </w:rPr>
-              <w:t>実施形式（集合／オンライン）で満足度を比較し、グラフにしてください。</w:t>
+              <w:t>カテゴリが「生成AI」、対象職種が「営業職」の研修に絞って、事後フォローのあり／なしで1か月後活用率を比較し、件数も示してください。</w:t>
             </w:r>
           </w:p>
         </w:tc>
@@ -3687,7 +3807,7 @@
           <w:rFonts w:ascii="Yu Gothic" w:hAnsi="Yu Gothic" w:eastAsia="游ゴシック"/>
           <w:b w:val="0"/>
         </w:rPr>
-        <w:t>7. 提案に使える「根拠となる一文」を作り、メモしておく（演習11で使います）</w:t>
+        <w:t>7. 提案に使える一文を作り、メモしておく（演習11で使います）</w:t>
       </w:r>
     </w:p>
     <w:p>
@@ -3700,7 +3820,7 @@
           <w:rFonts w:ascii="Yu Gothic" w:hAnsi="Yu Gothic" w:eastAsia="游ゴシック"/>
           <w:b w:val="0"/>
         </w:rPr>
-        <w:t>A案・B案共通の根拠の例：「当社の2023〜2025年度の実績160件では、業務課題演習を取り入れた研修の3か月後実践率は約60%で、取り入れていない研修（約40%）より約20ポイント高い」</w:t>
+        <w:t>例：「当社の2023〜2025年度の実績160件では、受講後の活用フォローを行った研修の1か月後活用率は約62%で、行わなかった研修（約43%）より高い傾向がある」</w:t>
       </w:r>
     </w:p>
     <w:p>
@@ -3711,9 +3831,23 @@
       <w:r>
         <w:rPr>
           <w:rFonts w:ascii="Yu Gothic" w:hAnsi="Yu Gothic" w:eastAsia="游ゴシック"/>
+          <w:b/>
+        </w:rPr>
+        <w:t>注意</w:t>
+      </w:r>
+      <w:r>
+        <w:rPr>
+          <w:rFonts w:ascii="Yu Gothic" w:hAnsi="Yu Gothic" w:eastAsia="游ゴシック"/>
           <w:b w:val="0"/>
         </w:rPr>
-        <w:t>B案の根拠の例：「事後フォローを実施した研修は、3か月後実践率が約13ポイント高い」</w:t>
+        <w:t>：実施条件が研修ごとに違うため、これは傾向であり効果の証明ではない。商談で伝えた「数字は慎重に出す」方針に合わせ、</w:t>
+      </w:r>
+      <w:r>
+        <w:rPr>
+          <w:rFonts w:ascii="Yu Gothic" w:hAnsi="Yu Gothic" w:eastAsia="游ゴシック"/>
+          <w:b/>
+        </w:rPr>
+        <w:t>「必ず〇%上がる」とは書かない</w:t>
       </w:r>
     </w:p>
     <w:p>
@@ -3749,7 +3883,7 @@
           <w:rFonts w:ascii="Yu Gothic" w:hAnsi="Yu Gothic" w:eastAsia="游ゴシック"/>
           <w:b w:val="0"/>
         </w:rPr>
-        <w:t>☐ 件数（n数）も確認した</w:t>
+        <w:t>☐ 件数（n数）も確認し、表現を控えめにした</w:t>
       </w:r>
     </w:p>
     <w:p>
@@ -3765,7 +3899,7 @@
           <w:rFonts w:ascii="Yu Gothic" w:hAnsi="Yu Gothic" w:eastAsia="游ゴシック"/>
           <w:b w:val="0"/>
         </w:rPr>
-        <w:t>：「年度ごとに、カテゴリ『生成AI』の研修件数がどう変化しているか」を分析してみる</w:t>
+        <w:t>：自由記述から「初学者でもついていけるか」「受講後に使えるか」（商談で出た現場の心配）に関係するコメントを探す</w:t>
       </w:r>
     </w:p>
     <w:p>
@@ -3777,7 +3911,7 @@
           <w:rFonts w:ascii="Yu Gothic" w:hAnsi="Yu Gothic" w:eastAsia="游ゴシック"/>
           <w:color w:val="004D88"/>
         </w:rPr>
-        <w:t>演習10 A案・B案の見積試算（第6章・30分）</w:t>
+        <w:t>演習10 A案・B案の概算見積（第6章・30分）</w:t>
       </w:r>
     </w:p>
     <w:p>
@@ -3793,7 +3927,7 @@
           <w:rFonts w:ascii="Yu Gothic" w:hAnsi="Yu Gothic" w:eastAsia="游ゴシック"/>
           <w:b w:val="0"/>
         </w:rPr>
-        <w:t>：Copilot に数式を作らせ、人が確認して正しい見積を作る。2案を比べて決裁者向けの説明を考える</w:t>
+        <w:t>：Copilot に数式を作らせ、人が確認して、商談で伝えた金額と一致する概算を作る</w:t>
       </w:r>
     </w:p>
     <w:p>
@@ -3823,7 +3957,7 @@
           <w:rFonts w:ascii="Yu Gothic" w:hAnsi="Yu Gothic" w:eastAsia="游ゴシック"/>
           <w:b w:val="0"/>
         </w:rPr>
-        <w:t>（「単価表」「割引ルール」「見積試算」の3シート）</w:t>
+        <w:t>（「単価表」「含まないもの」「見積試算」の3シート）</w:t>
       </w:r>
     </w:p>
     <w:p>
@@ -3877,7 +4011,7 @@
                 <w:b/>
                 <w:sz w:val="19"/>
               </w:rPr>
-              <w:t>A案：基礎習得プラン</w:t>
+              <w:t>A案</w:t>
             </w:r>
           </w:p>
         </w:tc>
@@ -3894,7 +4028,7 @@
                 <w:b/>
                 <w:sz w:val="19"/>
               </w:rPr>
-              <w:t>B案：業務定着プラン</w:t>
+              <w:t>B案</w:t>
             </w:r>
           </w:p>
         </w:tc>
@@ -3962,7 +4096,7 @@
                 <w:b w:val="0"/>
                 <w:sz w:val="19"/>
               </w:rPr>
-              <w:t>日数</w:t>
+              <w:t>集合研修（2日間）</w:t>
             </w:r>
           </w:p>
         </w:tc>
@@ -3978,7 +4112,7 @@
                 <w:b w:val="0"/>
                 <w:sz w:val="19"/>
               </w:rPr>
-              <w:t>1日</w:t>
+              <w:t>1クラス</w:t>
             </w:r>
           </w:p>
         </w:tc>
@@ -3994,7 +4128,7 @@
                 <w:b w:val="0"/>
                 <w:sz w:val="19"/>
               </w:rPr>
-              <w:t>2日</w:t>
+              <w:t>1クラス</w:t>
             </w:r>
           </w:p>
         </w:tc>
@@ -4012,7 +4146,7 @@
                 <w:b w:val="0"/>
                 <w:sz w:val="19"/>
               </w:rPr>
-              <w:t>形式・会場</w:t>
+              <w:t>事前診断（簡易アンケートと重点整理）</w:t>
             </w:r>
           </w:p>
         </w:tc>
@@ -4028,57 +4162,7 @@
                 <w:b w:val="0"/>
                 <w:sz w:val="19"/>
               </w:rPr>
-              <w:t>集合・みらい商事の会場</w:t>
-            </w:r>
-          </w:p>
-        </w:tc>
-        <w:tc>
-          <w:tcPr>
-            <w:tcW w:type="dxa" w:w="3213"/>
-          </w:tcPr>
-          <w:p>
-            <w:r/>
-            <w:r>
-              <w:rPr>
-                <w:rFonts w:ascii="Yu Gothic" w:hAnsi="Yu Gothic" w:eastAsia="游ゴシック"/>
-                <w:b w:val="0"/>
-                <w:sz w:val="19"/>
-              </w:rPr>
-              <w:t>集合・みらい商事の会場</w:t>
-            </w:r>
-          </w:p>
-        </w:tc>
-      </w:tr>
-      <w:tr>
-        <w:tc>
-          <w:tcPr>
-            <w:tcW w:type="dxa" w:w="3213"/>
-          </w:tcPr>
-          <w:p>
-            <w:r/>
-            <w:r>
-              <w:rPr>
-                <w:rFonts w:ascii="Yu Gothic" w:hAnsi="Yu Gothic" w:eastAsia="游ゴシック"/>
-                <w:b w:val="0"/>
-                <w:sz w:val="19"/>
-              </w:rPr>
-              <w:t>アシスタント講師</w:t>
-            </w:r>
-          </w:p>
-        </w:tc>
-        <w:tc>
-          <w:tcPr>
-            <w:tcW w:type="dxa" w:w="3213"/>
-          </w:tcPr>
-          <w:p>
-            <w:r/>
-            <w:r>
-              <w:rPr>
-                <w:rFonts w:ascii="Yu Gothic" w:hAnsi="Yu Gothic" w:eastAsia="游ゴシック"/>
-                <w:b w:val="0"/>
-                <w:sz w:val="19"/>
-              </w:rPr>
-              <w:t>あり</w:t>
+              <w:t>なし</w:t>
             </w:r>
           </w:p>
         </w:tc>
@@ -4112,57 +4196,7 @@
                 <w:b w:val="0"/>
                 <w:sz w:val="19"/>
               </w:rPr>
-              <w:t>研修カスタマイズ</w:t>
-            </w:r>
-          </w:p>
-        </w:tc>
-        <w:tc>
-          <w:tcPr>
-            <w:tcW w:type="dxa" w:w="3213"/>
-          </w:tcPr>
-          <w:p>
-            <w:r/>
-            <w:r>
-              <w:rPr>
-                <w:rFonts w:ascii="Yu Gothic" w:hAnsi="Yu Gothic" w:eastAsia="游ゴシック"/>
-                <w:b w:val="0"/>
-                <w:sz w:val="19"/>
-              </w:rPr>
-              <w:t>あり</w:t>
-            </w:r>
-          </w:p>
-        </w:tc>
-        <w:tc>
-          <w:tcPr>
-            <w:tcW w:type="dxa" w:w="3213"/>
-          </w:tcPr>
-          <w:p>
-            <w:r/>
-            <w:r>
-              <w:rPr>
-                <w:rFonts w:ascii="Yu Gothic" w:hAnsi="Yu Gothic" w:eastAsia="游ゴシック"/>
-                <w:b w:val="0"/>
-                <w:sz w:val="19"/>
-              </w:rPr>
-              <w:t>あり</w:t>
-            </w:r>
-          </w:p>
-        </w:tc>
-      </w:tr>
-      <w:tr>
-        <w:tc>
-          <w:tcPr>
-            <w:tcW w:type="dxa" w:w="3213"/>
-          </w:tcPr>
-          <w:p>
-            <w:r/>
-            <w:r>
-              <w:rPr>
-                <w:rFonts w:ascii="Yu Gothic" w:hAnsi="Yu Gothic" w:eastAsia="游ゴシック"/>
-                <w:b w:val="0"/>
-                <w:sz w:val="19"/>
-              </w:rPr>
-              <w:t>事後フォローアップ</w:t>
+              <w:t>受講後1か月の活用フォロー</w:t>
             </w:r>
           </w:p>
         </w:tc>
@@ -4225,7 +4259,7 @@
           <w:rFonts w:ascii="Yu Gothic" w:hAnsi="Yu Gothic" w:eastAsia="游ゴシック"/>
           <w:b w:val="0"/>
         </w:rPr>
-        <w:t>2. 各項目の数量を Copilot と一緒に考える</w:t>
+        <w:t>2. 各項目の数量と金額を Copilot と一緒に作る</w:t>
       </w:r>
     </w:p>
     <w:tbl>
@@ -4257,7 +4291,7 @@
                 <w:rFonts w:ascii="Consolas" w:hAnsi="Consolas" w:eastAsia="游ゴシック"/>
                 <w:sz w:val="18"/>
               </w:rPr>
-              <w:t>D列（A案 数量）と F列（B案 数量）に入れたいです。</w:t>
+              <w:t>D列（A案 数量）と F列（B案 数量）に入れ、E列・G列に金額（単価×数量）を入れてください。</w:t>
               <w:br/>
             </w:r>
             <w:r>
@@ -4265,7 +4299,7 @@
                 <w:rFonts w:ascii="Consolas" w:hAnsi="Consolas" w:eastAsia="游ゴシック"/>
                 <w:sz w:val="18"/>
               </w:rPr>
-              <w:t>講師料・アシスタント講師料・会場使用料・配信運営費は「日数」、教材費は「受講者数×日数」、</w:t>
+              <w:t>集合研修はクラス数、教材は受講者数、事前診断と活用フォローは「あり」の場合に1です。</w:t>
               <w:br/>
             </w:r>
             <w:r>
@@ -4273,23 +4307,7 @@
                 <w:rFonts w:ascii="Consolas" w:hAnsi="Consolas" w:eastAsia="游ゴシック"/>
                 <w:sz w:val="18"/>
               </w:rPr>
-              <w:t>事前アセスメントは「受講者数」、カスタマイズ費と事後フォローアップは「あり」の場合に「1」です。</w:t>
-              <w:br/>
-            </w:r>
-            <w:r>
-              <w:rPr>
-                <w:rFonts w:ascii="Consolas" w:hAnsi="Consolas" w:eastAsia="游ゴシック"/>
-                <w:sz w:val="18"/>
-              </w:rPr>
-              <w:t>アシスタント講師料は「あり」の場合のみ、会場使用料は会場が「ELI会場」の場合のみ、</w:t>
-              <w:br/>
-            </w:r>
-            <w:r>
-              <w:rPr>
-                <w:rFonts w:ascii="Consolas" w:hAnsi="Consolas" w:eastAsia="游ゴシック"/>
-                <w:sz w:val="18"/>
-              </w:rPr>
-              <w:t>配信運営費は実施形式が「オンライン」の場合のみ数量が入るようにしてください。</w:t>
+              <w:t>最後に合計と、1名あたりの金額の行も作ってください。</w:t>
             </w:r>
           </w:p>
         </w:tc>
@@ -4302,7 +4320,21 @@
           <w:rFonts w:ascii="Yu Gothic" w:hAnsi="Yu Gothic" w:eastAsia="游ゴシック"/>
           <w:b w:val="0"/>
         </w:rPr>
-        <w:t>3. 単価（C列）・金額（E列・G列）・割引・合計の数式を作る。割引は「割引ルール」シートに従う（2日以上で講師料5%）</w:t>
+        <w:t xml:space="preserve">3. </w:t>
+      </w:r>
+      <w:r>
+        <w:rPr>
+          <w:rFonts w:ascii="Yu Gothic" w:hAnsi="Yu Gothic" w:eastAsia="游ゴシック"/>
+          <w:b/>
+        </w:rPr>
+        <w:t>検算</w:t>
+      </w:r>
+      <w:r>
+        <w:rPr>
+          <w:rFonts w:ascii="Yu Gothic" w:hAnsi="Yu Gothic" w:eastAsia="游ゴシック"/>
+          <w:b w:val="0"/>
+        </w:rPr>
+        <w:t>：A案の合計を電卓で計算し、数式の結果と一致するか確認する</w:t>
       </w:r>
     </w:p>
     <w:p>
@@ -4311,21 +4343,7 @@
           <w:rFonts w:ascii="Yu Gothic" w:hAnsi="Yu Gothic" w:eastAsia="游ゴシック"/>
           <w:b w:val="0"/>
         </w:rPr>
-        <w:t xml:space="preserve">4. </w:t>
-      </w:r>
-      <w:r>
-        <w:rPr>
-          <w:rFonts w:ascii="Yu Gothic" w:hAnsi="Yu Gothic" w:eastAsia="游ゴシック"/>
-          <w:b/>
-        </w:rPr>
-        <w:t>検算</w:t>
-      </w:r>
-      <w:r>
-        <w:rPr>
-          <w:rFonts w:ascii="Yu Gothic" w:hAnsi="Yu Gothic" w:eastAsia="游ゴシック"/>
-          <w:b w:val="0"/>
-        </w:rPr>
-        <w:t>：A案の講師料と教材費だけ電卓で計算し、数式の結果と一致するか確認する</w:t>
+        <w:t>4. B案とA案の差額と、予算の目安（100万円・承認前）との差を表示する行を追加する</w:t>
       </w:r>
     </w:p>
     <w:p>
@@ -4334,7 +4352,21 @@
           <w:rFonts w:ascii="Yu Gothic" w:hAnsi="Yu Gothic" w:eastAsia="游ゴシック"/>
           <w:b w:val="0"/>
         </w:rPr>
-        <w:t>5. 予算の目安（100万円・承認前）との差額を表示する行を追加する</w:t>
+        <w:t xml:space="preserve">5. </w:t>
+      </w:r>
+      <w:r>
+        <w:rPr>
+          <w:rFonts w:ascii="Yu Gothic" w:hAnsi="Yu Gothic" w:eastAsia="游ゴシック"/>
+          <w:b/>
+        </w:rPr>
+        <w:t>商談で伝えた金額と照合する</w:t>
+      </w:r>
+      <w:r>
+        <w:rPr>
+          <w:rFonts w:ascii="Yu Gothic" w:hAnsi="Yu Gothic" w:eastAsia="游ゴシック"/>
+          <w:b w:val="0"/>
+        </w:rPr>
+        <w:t>：A案 600,000円（1名30,000円）、B案 1,000,000円（1名50,000円）、差額 400,000円</w:t>
       </w:r>
     </w:p>
     <w:p>
@@ -4343,100 +4375,13 @@
           <w:rFonts w:ascii="Yu Gothic" w:hAnsi="Yu Gothic" w:eastAsia="游ゴシック"/>
           <w:b w:val="0"/>
         </w:rPr>
-        <w:t xml:space="preserve">6. 解答例 </w:t>
-      </w:r>
-      <w:r>
-        <w:rPr>
-          <w:rFonts w:ascii="Consolas" w:hAnsi="Consolas" w:eastAsia="游ゴシック"/>
-          <w:b w:val="0"/>
-        </w:rPr>
-        <w:t>解答例_演習10_見積試算.xlsx</w:t>
-      </w:r>
-      <w:r>
-        <w:rPr>
-          <w:rFonts w:ascii="Yu Gothic" w:hAnsi="Yu Gothic" w:eastAsia="游ゴシック"/>
-          <w:b w:val="0"/>
-        </w:rPr>
-        <w:t xml:space="preserve"> の合計（</w:t>
-      </w:r>
-      <w:r>
-        <w:rPr>
-          <w:rFonts w:ascii="Yu Gothic" w:hAnsi="Yu Gothic" w:eastAsia="游ゴシック"/>
-          <w:b/>
-        </w:rPr>
-        <w:t>A案 690,000円／B案 1,195,000円</w:t>
-      </w:r>
-      <w:r>
-        <w:rPr>
-          <w:rFonts w:ascii="Yu Gothic" w:hAnsi="Yu Gothic" w:eastAsia="游ゴシック"/>
-          <w:b w:val="0"/>
-        </w:rPr>
-        <w:t>）と比べる</w:t>
+        <w:t>6. 「含まないもの」シートを見て、概算に注記を入れる（会場・端末・ライセンスは顧客手配、無制限の個別相談・アプリ開発は含まない）</w:t>
       </w:r>
     </w:p>
     <w:p>
       <w:r>
         <w:rPr>
           <w:rFonts w:ascii="Yu Gothic" w:hAnsi="Yu Gothic" w:eastAsia="游ゴシック"/>
-          <w:b w:val="0"/>
-        </w:rPr>
-        <w:t xml:space="preserve">7. B案が予算を超える場合の </w:t>
-      </w:r>
-      <w:r>
-        <w:rPr>
-          <w:rFonts w:ascii="Yu Gothic" w:hAnsi="Yu Gothic" w:eastAsia="游ゴシック"/>
-          <w:b/>
-        </w:rPr>
-        <w:t>調整案</w:t>
-      </w:r>
-      <w:r>
-        <w:rPr>
-          <w:rFonts w:ascii="Yu Gothic" w:hAnsi="Yu Gothic" w:eastAsia="游ゴシック"/>
-          <w:b w:val="0"/>
-        </w:rPr>
-        <w:t xml:space="preserve"> を Copilot と一緒に考える</w:t>
-      </w:r>
-    </w:p>
-    <w:tbl>
-      <w:tblPr>
-        <w:tblStyle w:val="TableGrid"/>
-        <w:tblW w:type="auto" w:w="0"/>
-        <w:tblLook w:firstColumn="1" w:firstRow="1" w:lastColumn="0" w:lastRow="0" w:noHBand="0" w:noVBand="1" w:val="04A0"/>
-      </w:tblPr>
-      <w:tblGrid>
-        <w:gridCol w:w="9638"/>
-      </w:tblGrid>
-      <w:tr>
-        <w:tc>
-          <w:tcPr>
-            <w:tcW w:type="dxa" w:w="9638"/>
-            <w:shd w:val="clear" w:color="auto" w:fill="F2F2F2"/>
-          </w:tcPr>
-          <w:p>
-            <w:r>
-              <w:rPr>
-                <w:rFonts w:ascii="Consolas" w:hAnsi="Consolas" w:eastAsia="游ゴシック"/>
-                <w:sz w:val="18"/>
-              </w:rPr>
-              <w:t>B案が予算の目安を超えています。研修の効果をできるだけ落とさずに金額を下げる調整案を2つ考え、</w:t>
-              <w:br/>
-            </w:r>
-            <w:r>
-              <w:rPr>
-                <w:rFonts w:ascii="Consolas" w:hAnsi="Consolas" w:eastAsia="游ゴシック"/>
-                <w:sz w:val="18"/>
-              </w:rPr>
-              <w:t>それぞれの金額と、失われるもの（デメリット）を示してください。数式は前提条件を変えて確認します。</w:t>
-            </w:r>
-          </w:p>
-        </w:tc>
-      </w:tr>
-    </w:tbl>
-    <w:p/>
-    <w:p>
-      <w:r>
-        <w:rPr>
-          <w:rFonts w:ascii="Yu Gothic" w:hAnsi="Yu Gothic" w:eastAsia="游ゴシック"/>
           <w:b/>
         </w:rPr>
         <w:t>確認ポイント</w:t>
@@ -4457,7 +4402,7 @@
           <w:rFonts w:ascii="Yu Gothic" w:hAnsi="Yu Gothic" w:eastAsia="游ゴシック"/>
           <w:b w:val="0"/>
         </w:rPr>
-        <w:t>☐ B案だけに割引（2日以上）と事後フォローが反映されている</w:t>
+        <w:t>☐ 事前診断・活用フォローが B案だけに入っている</w:t>
       </w:r>
     </w:p>
     <w:p>
@@ -4466,7 +4411,7 @@
           <w:rFonts w:ascii="Yu Gothic" w:hAnsi="Yu Gothic" w:eastAsia="游ゴシック"/>
           <w:b w:val="0"/>
         </w:rPr>
-        <w:t>☐ 調整案の金額を、前提条件を変えて Excel で確認した（Copilot の計算をそのまま使っていない）</w:t>
+        <w:t>☐ 金額が商談で伝えた内容と一致している</w:t>
       </w:r>
     </w:p>
     <w:p>
@@ -4482,7 +4427,7 @@
           <w:rFonts w:ascii="Yu Gothic" w:hAnsi="Yu Gothic" w:eastAsia="游ゴシック"/>
           <w:b w:val="0"/>
         </w:rPr>
-        <w:t>：A案をオンライン形式に変えた場合の合計を、前提条件の変更だけで確認する</w:t>
+        <w:t>：受講者数を18名・24名にした場合の合計を、前提条件の変更だけで確認する（1クラス20名までなので、24名はクラス数も変わる）</w:t>
       </w:r>
     </w:p>
     <w:p>
@@ -4510,7 +4455,7 @@
           <w:rFonts w:ascii="Yu Gothic" w:hAnsi="Yu Gothic" w:eastAsia="游ゴシック"/>
           <w:color w:val="004D88"/>
         </w:rPr>
-        <w:t>演習11 提案書（A案・B案）の作成（第7章・35分）</w:t>
+        <w:t>演習11 提案書（A案・B案）と上長説明用の1枚の作成（第7章・35分）</w:t>
       </w:r>
     </w:p>
     <w:p>
@@ -4526,7 +4471,7 @@
           <w:rFonts w:ascii="Yu Gothic" w:hAnsi="Yu Gothic" w:eastAsia="游ゴシック"/>
           <w:b w:val="0"/>
         </w:rPr>
-        <w:t>：複数の資料を参照して、決裁者が判断しやすい2案の提案書を作る</w:t>
+        <w:t>：複数の資料を参照して、判断する人（顧客の上長）が選びやすい提案書を作る</w:t>
       </w:r>
     </w:p>
     <w:p>
@@ -4563,14 +4508,14 @@
           <w:rFonts w:ascii="Consolas" w:hAnsi="Consolas" w:eastAsia="游ゴシック"/>
           <w:b w:val="0"/>
         </w:rPr>
-        <w:t>07_研修コースカタログ.docx</w:t>
+        <w:t>07_研修プログラム案.docx</w:t>
       </w:r>
       <w:r>
         <w:rPr>
           <w:rFonts w:ascii="Yu Gothic" w:hAnsi="Yu Gothic" w:eastAsia="游ゴシック"/>
           <w:b w:val="0"/>
         </w:rPr>
-        <w:t>、演習6の議事録、演習9の根拠、演習10の見積</w:t>
+        <w:t>、演習6の議事録、演習8の確認事項の一覧、演習9の一文、演習10の概算</w:t>
       </w:r>
     </w:p>
     <w:p>
@@ -4652,7 +4597,7 @@
                 <w:rFonts w:ascii="Consolas" w:hAnsi="Consolas" w:eastAsia="游ゴシック"/>
                 <w:sz w:val="18"/>
               </w:rPr>
-              <w:t>- 背景は、Microsoft 365 の全社利用と Copilot の試行状況に触れて200字程度</w:t>
+              <w:t>- 背景は、利用状況の差と、Copilot の試行状況、顧客情報の扱いへの不安に触れて200字程度</w:t>
               <w:br/>
             </w:r>
             <w:r>
@@ -4668,7 +4613,7 @@
                 <w:rFonts w:ascii="Consolas" w:hAnsi="Consolas" w:eastAsia="游ゴシック"/>
                 <w:sz w:val="18"/>
               </w:rPr>
-              <w:t>- 顧客の未公開情報や、他社との比較検討、予算の承認状況の話は書かないでください</w:t>
+              <w:t>- 未確定の事項を、決まったことのように書かないでください</w:t>
             </w:r>
           </w:p>
         </w:tc>
@@ -4681,7 +4626,7 @@
           <w:rFonts w:ascii="Yu Gothic" w:hAnsi="Yu Gothic" w:eastAsia="游ゴシック"/>
           <w:b w:val="0"/>
         </w:rPr>
-        <w:t>4. 「4. ご提案内容（A案・B案）」はコースカタログを参照させる</w:t>
+        <w:t>4. 「4. ご提案内容（A案・B案）」を作る</w:t>
       </w:r>
     </w:p>
     <w:tbl>
@@ -4705,7 +4650,7 @@
                 <w:rFonts w:ascii="Consolas" w:hAnsi="Consolas" w:eastAsia="游ゴシック"/>
                 <w:sz w:val="18"/>
               </w:rPr>
-              <w:t>コースカタログ（/ でファイルを指定）から、議事録の要望に合うコースを組み合わせて、</w:t>
+              <w:t>研修プログラム案（/ でファイルを指定）と議事録をもとに、A案とB案の比較表を作ってください。</w:t>
               <w:br/>
             </w:r>
             <w:r>
@@ -4713,7 +4658,7 @@
                 <w:rFonts w:ascii="Consolas" w:hAnsi="Consolas" w:eastAsia="游ゴシック"/>
                 <w:sz w:val="18"/>
               </w:rPr>
-              <w:t>A案（1日・予算内で基礎を固める）と B案（2日＋1か月後の事後フォロー・業務への定着を重視）の</w:t>
+              <w:t>研修部分（集合研修2日間＋教材）は共通で、違いは事前診断と受講後1か月の活用フォローの有無です。</w:t>
               <w:br/>
             </w:r>
             <w:r>
@@ -4721,7 +4666,7 @@
                 <w:rFonts w:ascii="Consolas" w:hAnsi="Consolas" w:eastAsia="游ゴシック"/>
                 <w:sz w:val="18"/>
               </w:rPr>
-              <w:t>2つのプログラム案を作ってください。</w:t>
+              <w:t>「項目／A案／B案」の表で、研修・事前診断・活用フォロー・概算（税抜・20名）・向いている状況を示してください。</w:t>
               <w:br/>
             </w:r>
             <w:r>
@@ -4729,7 +4674,7 @@
                 <w:rFonts w:ascii="Consolas" w:hAnsi="Consolas" w:eastAsia="游ゴシック"/>
                 <w:sz w:val="18"/>
               </w:rPr>
-              <w:t>「項目／A案／B案」の比較表で、日数・日程（11月上旬、11月3日以降）・内容・事後フォロー・おすすめの状況を示してください。</w:t>
+              <w:t>A案の場合は受講後の活用支援を顧客側で行う想定であることも書いてください。</w:t>
             </w:r>
           </w:p>
         </w:tc>
@@ -4742,21 +4687,7 @@
           <w:rFonts w:ascii="Yu Gothic" w:hAnsi="Yu Gothic" w:eastAsia="游ゴシック"/>
           <w:b w:val="0"/>
         </w:rPr>
-        <w:t xml:space="preserve">5. 「5. 本提案の特長」に、演習9で作った </w:t>
-      </w:r>
-      <w:r>
-        <w:rPr>
-          <w:rFonts w:ascii="Yu Gothic" w:hAnsi="Yu Gothic" w:eastAsia="游ゴシック"/>
-          <w:b/>
-        </w:rPr>
-        <w:t>根拠となる一文</w:t>
-      </w:r>
-      <w:r>
-        <w:rPr>
-          <w:rFonts w:ascii="Yu Gothic" w:hAnsi="Yu Gothic" w:eastAsia="游ゴシック"/>
-          <w:b w:val="0"/>
-        </w:rPr>
-        <w:t xml:space="preserve"> を入れる（Copilot に数字を作らせない）</w:t>
+        <w:t>5. 「5. 効果の確認方法」に、商談で説明した3段階（直後・2週間後・1か月後）と、削減時間を金額に換算しない方針を書く</w:t>
       </w:r>
     </w:p>
     <w:p>
@@ -4765,7 +4696,7 @@
           <w:rFonts w:ascii="Yu Gothic" w:hAnsi="Yu Gothic" w:eastAsia="游ゴシック"/>
           <w:b w:val="0"/>
         </w:rPr>
-        <w:t>6. 「7. 概算お見積（A案・B案）」に、演習10の金額と前提条件、B案の調整案を書く</w:t>
+        <w:t>6. 「7. 概算お見積」に演習10の金額と「含まないもの」、「8. 確認事項」に演習8の一覧を入れる</w:t>
       </w:r>
     </w:p>
     <w:p>
@@ -4774,7 +4705,21 @@
           <w:rFonts w:ascii="Yu Gothic" w:hAnsi="Yu Gothic" w:eastAsia="游ゴシック"/>
           <w:b w:val="0"/>
         </w:rPr>
-        <w:t>7. 決裁者の立場でレビューさせる</w:t>
+        <w:t xml:space="preserve">7. </w:t>
+      </w:r>
+      <w:r>
+        <w:rPr>
+          <w:rFonts w:ascii="Yu Gothic" w:hAnsi="Yu Gothic" w:eastAsia="游ゴシック"/>
+          <w:b/>
+        </w:rPr>
+        <w:t>上長説明用の1枚</w:t>
+      </w:r>
+      <w:r>
+        <w:rPr>
+          <w:rFonts w:ascii="Yu Gothic" w:hAnsi="Yu Gothic" w:eastAsia="游ゴシック"/>
+          <w:b w:val="0"/>
+        </w:rPr>
+        <w:t xml:space="preserve"> を作る</w:t>
       </w:r>
     </w:p>
     <w:tbl>
@@ -4798,7 +4743,7 @@
                 <w:rFonts w:ascii="Consolas" w:hAnsi="Consolas" w:eastAsia="游ゴシック"/>
                 <w:sz w:val="18"/>
               </w:rPr>
-              <w:t>あなたは顧客企業の営業企画部長で、部下（営業企画課長）からこの研修の決裁を求められています。</w:t>
+              <w:t>この提案書をもとに、顧客の人材開発担当の上長に説明するための1枚の要約を作ってください。</w:t>
               <w:br/>
             </w:r>
             <w:r>
@@ -4806,7 +4751,15 @@
                 <w:rFonts w:ascii="Consolas" w:hAnsi="Consolas" w:eastAsia="游ゴシック"/>
                 <w:sz w:val="18"/>
               </w:rPr>
-              <w:t>この提案書を読んで、A案とB案のどちらを選ぶか判断するときに、情報が足りない点や分かりにくい点を3つ指摘してください。</w:t>
+              <w:t>項目は「目的」「内容」「2案と金額」「効果の確認」「判断していただきたいこと」の5つで、各2行以内にしてください。</w:t>
+              <w:br/>
+            </w:r>
+            <w:r>
+              <w:rPr>
+                <w:rFonts w:ascii="Consolas" w:hAnsi="Consolas" w:eastAsia="游ゴシック"/>
+                <w:sz w:val="18"/>
+              </w:rPr>
+              <w:t>効果を過大に表現しないでください。</w:t>
             </w:r>
           </w:p>
         </w:tc>
@@ -4819,7 +4772,52 @@
           <w:rFonts w:ascii="Yu Gothic" w:hAnsi="Yu Gothic" w:eastAsia="游ゴシック"/>
           <w:b w:val="0"/>
         </w:rPr>
-        <w:t>8. 指摘を踏まえて修正し、第7章のチェックリストで最終確認する</w:t>
+        <w:t>8. 判断する人の立場でレビューさせる</w:t>
+      </w:r>
+    </w:p>
+    <w:tbl>
+      <w:tblPr>
+        <w:tblStyle w:val="TableGrid"/>
+        <w:tblW w:type="auto" w:w="0"/>
+        <w:tblLook w:firstColumn="1" w:firstRow="1" w:lastColumn="0" w:lastRow="0" w:noHBand="0" w:noVBand="1" w:val="04A0"/>
+      </w:tblPr>
+      <w:tblGrid>
+        <w:gridCol w:w="9638"/>
+      </w:tblGrid>
+      <w:tr>
+        <w:tc>
+          <w:tcPr>
+            <w:tcW w:type="dxa" w:w="9638"/>
+            <w:shd w:val="clear" w:color="auto" w:fill="F2F2F2"/>
+          </w:tcPr>
+          <w:p>
+            <w:r>
+              <w:rPr>
+                <w:rFonts w:ascii="Consolas" w:hAnsi="Consolas" w:eastAsia="游ゴシック"/>
+                <w:sz w:val="18"/>
+              </w:rPr>
+              <w:t>あなたは顧客企業の人材開発担当の上長で、部下からこの研修の判断を求められています。</w:t>
+              <w:br/>
+            </w:r>
+            <w:r>
+              <w:rPr>
+                <w:rFonts w:ascii="Consolas" w:hAnsi="Consolas" w:eastAsia="游ゴシック"/>
+                <w:sz w:val="18"/>
+              </w:rPr>
+              <w:t>この提案書と1枚の要約を読んで、A案とB案のどちらを選ぶか判断するときに、情報が足りない点や分かりにくい点を3つ指摘してください。</w:t>
+            </w:r>
+          </w:p>
+        </w:tc>
+      </w:tr>
+    </w:tbl>
+    <w:p/>
+    <w:p>
+      <w:r>
+        <w:rPr>
+          <w:rFonts w:ascii="Yu Gothic" w:hAnsi="Yu Gothic" w:eastAsia="游ゴシック"/>
+          <w:b w:val="0"/>
+        </w:rPr>
+        <w:t>9. 指摘を踏まえて修正し、第7章のチェックリストで最終確認する</w:t>
       </w:r>
     </w:p>
     <w:p>
@@ -4837,7 +4835,7 @@
           <w:rFonts w:ascii="Yu Gothic" w:hAnsi="Yu Gothic" w:eastAsia="游ゴシック"/>
           <w:b w:val="0"/>
         </w:rPr>
-        <w:t>☐ 数字はすべて自分で確認したものか</w:t>
+        <w:t>☐ 金額・内訳が商談で伝えた内容と一致している</w:t>
       </w:r>
     </w:p>
     <w:p>
@@ -4846,7 +4844,7 @@
           <w:rFonts w:ascii="Yu Gothic" w:hAnsi="Yu Gothic" w:eastAsia="游ゴシック"/>
           <w:b w:val="0"/>
         </w:rPr>
-        <w:t>☐ 存在しない事例・実績が書かれていないか</w:t>
+        <w:t>☐ 事前アンケートは「案」として書かれている</w:t>
       </w:r>
     </w:p>
     <w:p>
@@ -4855,7 +4853,16 @@
           <w:rFonts w:ascii="Yu Gothic" w:hAnsi="Yu Gothic" w:eastAsia="游ゴシック"/>
           <w:b w:val="0"/>
         </w:rPr>
-        <w:t>☐ A案・B案の違いと、「どんな状況ならどちらか」が一目で分かるか</w:t>
+        <w:t>☐ 未確定事項が「確認事項」に残っている</w:t>
+      </w:r>
+    </w:p>
+    <w:p>
+      <w:r>
+        <w:rPr>
+          <w:rFonts w:ascii="Yu Gothic" w:hAnsi="Yu Gothic" w:eastAsia="游ゴシック"/>
+          <w:b w:val="0"/>
+        </w:rPr>
+        <w:t>☐ 効果を過大に書いていない</w:t>
       </w:r>
     </w:p>
     <w:p>
@@ -4867,7 +4874,7 @@
           <w:rFonts w:ascii="Yu Gothic" w:hAnsi="Yu Gothic" w:eastAsia="游ゴシック"/>
           <w:color w:val="004D88"/>
         </w:rPr>
-        <w:t>演習12 提案スライドの作成（第8章・35分）</w:t>
+        <w:t>演習12 上長説明用の1枚と提案スライドの作成（第8章・35分）</w:t>
       </w:r>
     </w:p>
     <w:p>
@@ -4883,7 +4890,7 @@
           <w:rFonts w:ascii="Yu Gothic" w:hAnsi="Yu Gothic" w:eastAsia="游ゴシック"/>
           <w:b w:val="0"/>
         </w:rPr>
-        <w:t>：Word の提案書から、短時間で提案スライドを作る</w:t>
+        <w:t>：Word の提案書から、短時間でスライドを作る</w:t>
       </w:r>
     </w:p>
     <w:p>
@@ -4980,7 +4987,7 @@
                 <w:rFonts w:ascii="Consolas" w:hAnsi="Consolas" w:eastAsia="游ゴシック"/>
                 <w:sz w:val="18"/>
               </w:rPr>
-              <w:t>スライドの枚数を10枚以内にまとめてください。</w:t>
+              <w:t>スライドの枚数を8枚以内にまとめてください。</w:t>
             </w:r>
           </w:p>
         </w:tc>
@@ -5008,7 +5015,15 @@
                 <w:rFonts w:ascii="Consolas" w:hAnsi="Consolas" w:eastAsia="游ゴシック"/>
                 <w:sz w:val="18"/>
               </w:rPr>
-              <w:t>A案とB案を左右に並べて比較するスライドを追加してください。日数・内容・事後フォロー・金額を比べ、最後に「おすすめの状況」を1行ずつ入れてください。</w:t>
+              <w:t>A案とB案を左右に並べて比較するスライドを追加してください。研修部分は共通であることを示し、</w:t>
+              <w:br/>
+            </w:r>
+            <w:r>
+              <w:rPr>
+                <w:rFonts w:ascii="Consolas" w:hAnsi="Consolas" w:eastAsia="游ゴシック"/>
+                <w:sz w:val="18"/>
+              </w:rPr>
+              <w:t>事前診断・活用フォロー・金額（税抜・1名あたり）を比べ、最後に「向いている状況」を1行ずつ入れてください。</w:t>
             </w:r>
           </w:p>
         </w:tc>
@@ -5021,25 +5036,21 @@
           <w:rFonts w:ascii="Yu Gothic" w:hAnsi="Yu Gothic" w:eastAsia="游ゴシック"/>
           <w:b w:val="0"/>
         </w:rPr>
-        <w:t>5. 文字が多いスライドを選び、「要点を3つに絞って」と依頼する</w:t>
-      </w:r>
-    </w:p>
-    <w:p>
+        <w:t xml:space="preserve">5. </w:t>
+      </w:r>
+      <w:r>
+        <w:rPr>
+          <w:rFonts w:ascii="Yu Gothic" w:hAnsi="Yu Gothic" w:eastAsia="游ゴシック"/>
+          <w:b/>
+        </w:rPr>
+        <w:t>上長説明用の1枚</w:t>
+      </w:r>
       <w:r>
         <w:rPr>
           <w:rFonts w:ascii="Yu Gothic" w:hAnsi="Yu Gothic" w:eastAsia="游ゴシック"/>
           <w:b w:val="0"/>
         </w:rPr>
-        <w:t>6. デザインの提案（Designer）で見た目を整える</w:t>
-      </w:r>
-    </w:p>
-    <w:p>
-      <w:r>
-        <w:rPr>
-          <w:rFonts w:ascii="Yu Gothic" w:hAnsi="Yu Gothic" w:eastAsia="游ゴシック"/>
-          <w:b w:val="0"/>
-        </w:rPr>
-        <w:t>7. 発表者ノートを作らせる</w:t>
+        <w:t xml:space="preserve"> を1スライドで作る</w:t>
       </w:r>
     </w:p>
     <w:tbl>
@@ -5063,15 +5074,7 @@
                 <w:rFonts w:ascii="Consolas" w:hAnsi="Consolas" w:eastAsia="游ゴシック"/>
                 <w:sz w:val="18"/>
               </w:rPr>
-              <w:t>各スライドに、顧客への説明用の発表者ノートを話し言葉で追加してください。1枚あたり1分程度です。</w:t>
-              <w:br/>
-            </w:r>
-            <w:r>
-              <w:rPr>
-                <w:rFonts w:ascii="Consolas" w:hAnsi="Consolas" w:eastAsia="游ゴシック"/>
-                <w:sz w:val="18"/>
-              </w:rPr>
-              <w:t>決裁者（窓口の上長）が同席している想定で書いてください。</w:t>
+              <w:t>演習11の「上長説明用の1枚」の内容を、1枚のスライドにしてください。目的・内容・2案と金額・効果の確認・判断していただきたいこと、の5つを入れてください。</w:t>
             </w:r>
           </w:p>
         </w:tc>
@@ -5084,7 +5087,53 @@
           <w:rFonts w:ascii="Yu Gothic" w:hAnsi="Yu Gothic" w:eastAsia="游ゴシック"/>
           <w:b w:val="0"/>
         </w:rPr>
-        <w:t>8. A案・B案の比較スライドを使って、隣の受講者（または講師）に1分で説明してみる</w:t>
+        <w:t>6. 文字が多いスライドを選び、「要点を3つに絞って」と依頼する。デザインの提案（Designer）で見た目を整える</w:t>
+      </w:r>
+    </w:p>
+    <w:p>
+      <w:r>
+        <w:rPr>
+          <w:rFonts w:ascii="Yu Gothic" w:hAnsi="Yu Gothic" w:eastAsia="游ゴシック"/>
+          <w:b w:val="0"/>
+        </w:rPr>
+        <w:t>7. 発表者ノートを作らせる</w:t>
+      </w:r>
+    </w:p>
+    <w:tbl>
+      <w:tblPr>
+        <w:tblStyle w:val="TableGrid"/>
+        <w:tblW w:type="auto" w:w="0"/>
+        <w:tblLook w:firstColumn="1" w:firstRow="1" w:lastColumn="0" w:lastRow="0" w:noHBand="0" w:noVBand="1" w:val="04A0"/>
+      </w:tblPr>
+      <w:tblGrid>
+        <w:gridCol w:w="9638"/>
+      </w:tblGrid>
+      <w:tr>
+        <w:tc>
+          <w:tcPr>
+            <w:tcW w:type="dxa" w:w="9638"/>
+            <w:shd w:val="clear" w:color="auto" w:fill="F2F2F2"/>
+          </w:tcPr>
+          <w:p>
+            <w:r>
+              <w:rPr>
+                <w:rFonts w:ascii="Consolas" w:hAnsi="Consolas" w:eastAsia="游ゴシック"/>
+                <w:sz w:val="18"/>
+              </w:rPr>
+              <w:t>各スライドに、10月16日の打ち合わせで佐藤様・田中様に説明するための発表者ノートを話し言葉で追加してください。1枚あたり1分程度です。</w:t>
+            </w:r>
+          </w:p>
+        </w:tc>
+      </w:tr>
+    </w:tbl>
+    <w:p/>
+    <w:p>
+      <w:r>
+        <w:rPr>
+          <w:rFonts w:ascii="Yu Gothic" w:hAnsi="Yu Gothic" w:eastAsia="游ゴシック"/>
+          <w:b w:val="0"/>
+        </w:rPr>
+        <w:t>8. 上長説明用の1枚を使って、隣の受講者（または講師）に1分で説明してみる</w:t>
       </w:r>
     </w:p>
     <w:p>

--- a/docs/word/03_演習ガイド.docx
+++ b/docs/word/03_演習ガイド.docx
@@ -920,6 +920,1164 @@
           <w:b w:val="0"/>
         </w:rPr>
         <w:t>：調べたのは公開情報だけか？（判定 A の情報のみ）</w:t>
+      </w:r>
+    </w:p>
+    <w:p>
+      <w:pPr>
+        <w:pStyle w:val="Heading2"/>
+      </w:pPr>
+      <w:r>
+        <w:rPr>
+          <w:rFonts w:ascii="Yu Gothic" w:hAnsi="Yu Gothic" w:eastAsia="游ゴシック"/>
+          <w:color w:val="004D88"/>
+        </w:rPr>
+        <w:t>第3章のミニ演習（A〜D・各3〜5分）</w:t>
+      </w:r>
+    </w:p>
+    <w:p>
+      <w:r>
+        <w:rPr>
+          <w:rFonts w:ascii="Yu Gothic" w:hAnsi="Yu Gothic" w:eastAsia="游ゴシック"/>
+          <w:b w:val="0"/>
+        </w:rPr>
+        <w:t>各節の説明の直後に行う短い演習です。</w:t>
+      </w:r>
+      <w:r>
+        <w:rPr>
+          <w:rFonts w:ascii="Yu Gothic" w:hAnsi="Yu Gothic" w:eastAsia="游ゴシック"/>
+          <w:b/>
+        </w:rPr>
+        <w:t>Copilot は使わず</w:t>
+      </w:r>
+      <w:r>
+        <w:rPr>
+          <w:rFonts w:ascii="Yu Gothic" w:hAnsi="Yu Gothic" w:eastAsia="游ゴシック"/>
+          <w:b w:val="0"/>
+        </w:rPr>
+        <w:t>、紙か Word で行います。解答はスライドで確認します。</w:t>
+      </w:r>
+    </w:p>
+    <w:p>
+      <w:pPr>
+        <w:pStyle w:val="Heading3"/>
+      </w:pPr>
+      <w:r>
+        <w:rPr>
+          <w:rFonts w:ascii="Yu Gothic" w:hAnsi="Yu Gothic" w:eastAsia="游ゴシック"/>
+          <w:color w:val="004D88"/>
+        </w:rPr>
+        <w:t>ミニ演習A 自分の利用環境を確認する（3分・3.2のあと）</w:t>
+      </w:r>
+    </w:p>
+    <w:p>
+      <w:r>
+        <w:rPr>
+          <w:rFonts w:ascii="Yu Gothic" w:hAnsi="Yu Gothic" w:eastAsia="游ゴシック"/>
+          <w:b w:val="0"/>
+        </w:rPr>
+        <w:t>1. Copilot アプリの設定を開き、会話データの扱い（モデルの学習への利用など）に関する項目を探す</w:t>
+      </w:r>
+    </w:p>
+    <w:p>
+      <w:r>
+        <w:rPr>
+          <w:rFonts w:ascii="Yu Gothic" w:hAnsi="Yu Gothic" w:eastAsia="游ゴシック"/>
+          <w:b w:val="0"/>
+        </w:rPr>
+        <w:t>2. サインインしているアカウントが「個人」か「職場」かを確認する</w:t>
+      </w:r>
+    </w:p>
+    <w:p>
+      <w:r>
+        <w:rPr>
+          <w:rFonts w:ascii="Yu Gothic" w:hAnsi="Yu Gothic" w:eastAsia="游ゴシック"/>
+          <w:b w:val="0"/>
+        </w:rPr>
+        <w:t>3. 自社で、個人契約の AI を業務に使ってよいか決まっているかを書き出す（分からなければ「確認が必要」）</w:t>
+      </w:r>
+    </w:p>
+    <w:tbl>
+      <w:tblPr>
+        <w:tblStyle w:val="TableGrid"/>
+        <w:tblW w:type="auto" w:w="0"/>
+        <w:tblLook w:firstColumn="1" w:firstRow="1" w:lastColumn="0" w:lastRow="0" w:noHBand="0" w:noVBand="1" w:val="04A0"/>
+      </w:tblPr>
+      <w:tblGrid>
+        <w:gridCol w:w="4819"/>
+        <w:gridCol w:w="4819"/>
+      </w:tblGrid>
+      <w:tr>
+        <w:tc>
+          <w:tcPr>
+            <w:tcW w:type="dxa" w:w="4819"/>
+            <w:shd w:val="clear" w:color="auto" w:fill="DCE9F5"/>
+          </w:tcPr>
+          <w:p>
+            <w:r/>
+            <w:r>
+              <w:rPr>
+                <w:rFonts w:ascii="Yu Gothic" w:hAnsi="Yu Gothic" w:eastAsia="游ゴシック"/>
+                <w:b/>
+                <w:sz w:val="19"/>
+              </w:rPr>
+              <w:t>確認項目</w:t>
+            </w:r>
+          </w:p>
+        </w:tc>
+        <w:tc>
+          <w:tcPr>
+            <w:tcW w:type="dxa" w:w="4819"/>
+            <w:shd w:val="clear" w:color="auto" w:fill="DCE9F5"/>
+          </w:tcPr>
+          <w:p>
+            <w:r/>
+            <w:r>
+              <w:rPr>
+                <w:rFonts w:ascii="Yu Gothic" w:hAnsi="Yu Gothic" w:eastAsia="游ゴシック"/>
+                <w:b/>
+                <w:sz w:val="19"/>
+              </w:rPr>
+              <w:t>結果（メモ）</w:t>
+            </w:r>
+          </w:p>
+        </w:tc>
+      </w:tr>
+      <w:tr>
+        <w:tc>
+          <w:tcPr>
+            <w:tcW w:type="dxa" w:w="4819"/>
+          </w:tcPr>
+          <w:p>
+            <w:r/>
+            <w:r>
+              <w:rPr>
+                <w:rFonts w:ascii="Yu Gothic" w:hAnsi="Yu Gothic" w:eastAsia="游ゴシック"/>
+                <w:b w:val="0"/>
+                <w:sz w:val="19"/>
+              </w:rPr>
+              <w:t>会話データの設定</w:t>
+            </w:r>
+          </w:p>
+        </w:tc>
+        <w:tc>
+          <w:tcPr>
+            <w:tcW w:type="dxa" w:w="4819"/>
+          </w:tcPr>
+          <w:p>
+            <w:r/>
+          </w:p>
+        </w:tc>
+      </w:tr>
+      <w:tr>
+        <w:tc>
+          <w:tcPr>
+            <w:tcW w:type="dxa" w:w="4819"/>
+          </w:tcPr>
+          <w:p>
+            <w:r/>
+            <w:r>
+              <w:rPr>
+                <w:rFonts w:ascii="Yu Gothic" w:hAnsi="Yu Gothic" w:eastAsia="游ゴシック"/>
+                <w:b w:val="0"/>
+                <w:sz w:val="19"/>
+              </w:rPr>
+              <w:t>アカウントの種類</w:t>
+            </w:r>
+          </w:p>
+        </w:tc>
+        <w:tc>
+          <w:tcPr>
+            <w:tcW w:type="dxa" w:w="4819"/>
+          </w:tcPr>
+          <w:p>
+            <w:r/>
+            <w:r>
+              <w:rPr>
+                <w:rFonts w:ascii="Yu Gothic" w:hAnsi="Yu Gothic" w:eastAsia="游ゴシック"/>
+                <w:b w:val="0"/>
+                <w:sz w:val="19"/>
+              </w:rPr>
+              <w:t>個人 ／ 職場</w:t>
+            </w:r>
+          </w:p>
+        </w:tc>
+      </w:tr>
+      <w:tr>
+        <w:tc>
+          <w:tcPr>
+            <w:tcW w:type="dxa" w:w="4819"/>
+          </w:tcPr>
+          <w:p>
+            <w:r/>
+            <w:r>
+              <w:rPr>
+                <w:rFonts w:ascii="Yu Gothic" w:hAnsi="Yu Gothic" w:eastAsia="游ゴシック"/>
+                <w:b w:val="0"/>
+                <w:sz w:val="19"/>
+              </w:rPr>
+              <w:t>会社のルール</w:t>
+            </w:r>
+          </w:p>
+        </w:tc>
+        <w:tc>
+          <w:tcPr>
+            <w:tcW w:type="dxa" w:w="4819"/>
+          </w:tcPr>
+          <w:p>
+            <w:r/>
+          </w:p>
+        </w:tc>
+      </w:tr>
+    </w:tbl>
+    <w:p/>
+    <w:p>
+      <w:pPr>
+        <w:pStyle w:val="Heading3"/>
+      </w:pPr>
+      <w:r>
+        <w:rPr>
+          <w:rFonts w:ascii="Yu Gothic" w:hAnsi="Yu Gothic" w:eastAsia="游ゴシック"/>
+          <w:color w:val="004D88"/>
+        </w:rPr>
+        <w:t>ミニ演習B A／B／C を判定する（3分・3.3のあと）</w:t>
+      </w:r>
+    </w:p>
+    <w:p>
+      <w:r>
+        <w:rPr>
+          <w:rFonts w:ascii="Yu Gothic" w:hAnsi="Yu Gothic" w:eastAsia="游ゴシック"/>
+          <w:b w:val="0"/>
+        </w:rPr>
+        <w:t>みらい商事の商談で出てきた情報を、個人契約の Copilot に入力してよいか判定し、理由を一言で書く。</w:t>
+      </w:r>
+    </w:p>
+    <w:tbl>
+      <w:tblPr>
+        <w:tblStyle w:val="TableGrid"/>
+        <w:tblW w:type="auto" w:w="0"/>
+        <w:tblLook w:firstColumn="1" w:firstRow="1" w:lastColumn="0" w:lastRow="0" w:noHBand="0" w:noVBand="1" w:val="04A0"/>
+      </w:tblPr>
+      <w:tblGrid>
+        <w:gridCol w:w="3213"/>
+        <w:gridCol w:w="3213"/>
+        <w:gridCol w:w="3213"/>
+      </w:tblGrid>
+      <w:tr>
+        <w:tc>
+          <w:tcPr>
+            <w:tcW w:type="dxa" w:w="3213"/>
+            <w:shd w:val="clear" w:color="auto" w:fill="DCE9F5"/>
+          </w:tcPr>
+          <w:p>
+            <w:r/>
+            <w:r>
+              <w:rPr>
+                <w:rFonts w:ascii="Yu Gothic" w:hAnsi="Yu Gothic" w:eastAsia="游ゴシック"/>
+                <w:b/>
+                <w:sz w:val="19"/>
+              </w:rPr>
+              <w:t>No</w:t>
+            </w:r>
+          </w:p>
+        </w:tc>
+        <w:tc>
+          <w:tcPr>
+            <w:tcW w:type="dxa" w:w="3213"/>
+            <w:shd w:val="clear" w:color="auto" w:fill="DCE9F5"/>
+          </w:tcPr>
+          <w:p>
+            <w:r/>
+            <w:r>
+              <w:rPr>
+                <w:rFonts w:ascii="Yu Gothic" w:hAnsi="Yu Gothic" w:eastAsia="游ゴシック"/>
+                <w:b/>
+                <w:sz w:val="19"/>
+              </w:rPr>
+              <w:t>情報</w:t>
+            </w:r>
+          </w:p>
+        </w:tc>
+        <w:tc>
+          <w:tcPr>
+            <w:tcW w:type="dxa" w:w="3213"/>
+            <w:shd w:val="clear" w:color="auto" w:fill="DCE9F5"/>
+          </w:tcPr>
+          <w:p>
+            <w:r/>
+            <w:r>
+              <w:rPr>
+                <w:rFonts w:ascii="Yu Gothic" w:hAnsi="Yu Gothic" w:eastAsia="游ゴシック"/>
+                <w:b/>
+                <w:sz w:val="19"/>
+              </w:rPr>
+              <w:t>判定</w:t>
+            </w:r>
+          </w:p>
+        </w:tc>
+      </w:tr>
+      <w:tr>
+        <w:tc>
+          <w:tcPr>
+            <w:tcW w:type="dxa" w:w="3213"/>
+          </w:tcPr>
+          <w:p>
+            <w:r/>
+            <w:r>
+              <w:rPr>
+                <w:rFonts w:ascii="Yu Gothic" w:hAnsi="Yu Gothic" w:eastAsia="游ゴシック"/>
+                <w:b w:val="0"/>
+                <w:sz w:val="19"/>
+              </w:rPr>
+              <w:t>1</w:t>
+            </w:r>
+          </w:p>
+        </w:tc>
+        <w:tc>
+          <w:tcPr>
+            <w:tcW w:type="dxa" w:w="3213"/>
+          </w:tcPr>
+          <w:p>
+            <w:r/>
+            <w:r>
+              <w:rPr>
+                <w:rFonts w:ascii="Yu Gothic" w:hAnsi="Yu Gothic" w:eastAsia="游ゴシック"/>
+                <w:b w:val="0"/>
+                <w:sz w:val="19"/>
+              </w:rPr>
+              <w:t>生成AIを業務で使う企業では、ルール整備と社員教育が課題になっている（一般的な動向）</w:t>
+            </w:r>
+          </w:p>
+        </w:tc>
+        <w:tc>
+          <w:tcPr>
+            <w:tcW w:type="dxa" w:w="3213"/>
+          </w:tcPr>
+          <w:p>
+            <w:r/>
+          </w:p>
+        </w:tc>
+      </w:tr>
+      <w:tr>
+        <w:tc>
+          <w:tcPr>
+            <w:tcW w:type="dxa" w:w="3213"/>
+          </w:tcPr>
+          <w:p>
+            <w:r/>
+            <w:r>
+              <w:rPr>
+                <w:rFonts w:ascii="Yu Gothic" w:hAnsi="Yu Gothic" w:eastAsia="游ゴシック"/>
+                <w:b w:val="0"/>
+                <w:sz w:val="19"/>
+              </w:rPr>
+              <w:t>2</w:t>
+            </w:r>
+          </w:p>
+        </w:tc>
+        <w:tc>
+          <w:tcPr>
+            <w:tcW w:type="dxa" w:w="3213"/>
+          </w:tcPr>
+          <w:p>
+            <w:r/>
+            <w:r>
+              <w:rPr>
+                <w:rFonts w:ascii="Yu Gothic" w:hAnsi="Yu Gothic" w:eastAsia="游ゴシック"/>
+                <w:b w:val="0"/>
+                <w:sz w:val="19"/>
+              </w:rPr>
+              <w:t>商談で聞いた「全社約300名、Microsoft 365 を全社で利用」</w:t>
+            </w:r>
+          </w:p>
+        </w:tc>
+        <w:tc>
+          <w:tcPr>
+            <w:tcW w:type="dxa" w:w="3213"/>
+          </w:tcPr>
+          <w:p>
+            <w:r/>
+          </w:p>
+        </w:tc>
+      </w:tr>
+      <w:tr>
+        <w:tc>
+          <w:tcPr>
+            <w:tcW w:type="dxa" w:w="3213"/>
+          </w:tcPr>
+          <w:p>
+            <w:r/>
+            <w:r>
+              <w:rPr>
+                <w:rFonts w:ascii="Yu Gothic" w:hAnsi="Yu Gothic" w:eastAsia="游ゴシック"/>
+                <w:b w:val="0"/>
+                <w:sz w:val="19"/>
+              </w:rPr>
+              <w:t>3</w:t>
+            </w:r>
+          </w:p>
+        </w:tc>
+        <w:tc>
+          <w:tcPr>
+            <w:tcW w:type="dxa" w:w="3213"/>
+          </w:tcPr>
+          <w:p>
+            <w:r/>
+            <w:r>
+              <w:rPr>
+                <w:rFonts w:ascii="Yu Gothic" w:hAnsi="Yu Gothic" w:eastAsia="游ゴシック"/>
+                <w:b w:val="0"/>
+                <w:sz w:val="19"/>
+              </w:rPr>
+              <w:t>佐藤様の携帯電話番号とメールアドレス</w:t>
+            </w:r>
+          </w:p>
+        </w:tc>
+        <w:tc>
+          <w:tcPr>
+            <w:tcW w:type="dxa" w:w="3213"/>
+          </w:tcPr>
+          <w:p>
+            <w:r/>
+          </w:p>
+        </w:tc>
+      </w:tr>
+      <w:tr>
+        <w:tc>
+          <w:tcPr>
+            <w:tcW w:type="dxa" w:w="3213"/>
+          </w:tcPr>
+          <w:p>
+            <w:r/>
+            <w:r>
+              <w:rPr>
+                <w:rFonts w:ascii="Yu Gothic" w:hAnsi="Yu Gothic" w:eastAsia="游ゴシック"/>
+                <w:b w:val="0"/>
+                <w:sz w:val="19"/>
+              </w:rPr>
+              <w:t>4</w:t>
+            </w:r>
+          </w:p>
+        </w:tc>
+        <w:tc>
+          <w:tcPr>
+            <w:tcW w:type="dxa" w:w="3213"/>
+          </w:tcPr>
+          <w:p>
+            <w:r/>
+            <w:r>
+              <w:rPr>
+                <w:rFonts w:ascii="Yu Gothic" w:hAnsi="Yu Gothic" w:eastAsia="游ゴシック"/>
+                <w:b w:val="0"/>
+                <w:sz w:val="19"/>
+              </w:rPr>
+              <w:t>当社が提示した「A案60万円・B案100万円」</w:t>
+            </w:r>
+          </w:p>
+        </w:tc>
+        <w:tc>
+          <w:tcPr>
+            <w:tcW w:type="dxa" w:w="3213"/>
+          </w:tcPr>
+          <w:p>
+            <w:r/>
+          </w:p>
+        </w:tc>
+      </w:tr>
+      <w:tr>
+        <w:tc>
+          <w:tcPr>
+            <w:tcW w:type="dxa" w:w="3213"/>
+          </w:tcPr>
+          <w:p>
+            <w:r/>
+            <w:r>
+              <w:rPr>
+                <w:rFonts w:ascii="Yu Gothic" w:hAnsi="Yu Gothic" w:eastAsia="游ゴシック"/>
+                <w:b w:val="0"/>
+                <w:sz w:val="19"/>
+              </w:rPr>
+              <w:t>5</w:t>
+            </w:r>
+          </w:p>
+        </w:tc>
+        <w:tc>
+          <w:tcPr>
+            <w:tcW w:type="dxa" w:w="3213"/>
+          </w:tcPr>
+          <w:p>
+            <w:r/>
+            <w:r>
+              <w:rPr>
+                <w:rFonts w:ascii="Yu Gothic" w:hAnsi="Yu Gothic" w:eastAsia="游ゴシック"/>
+                <w:b w:val="0"/>
+                <w:sz w:val="19"/>
+              </w:rPr>
+              <w:t>田中様「Copilot の利用可否は把握できていない」</w:t>
+            </w:r>
+          </w:p>
+        </w:tc>
+        <w:tc>
+          <w:tcPr>
+            <w:tcW w:type="dxa" w:w="3213"/>
+          </w:tcPr>
+          <w:p>
+            <w:r/>
+          </w:p>
+        </w:tc>
+      </w:tr>
+      <w:tr>
+        <w:tc>
+          <w:tcPr>
+            <w:tcW w:type="dxa" w:w="3213"/>
+          </w:tcPr>
+          <w:p>
+            <w:r/>
+            <w:r>
+              <w:rPr>
+                <w:rFonts w:ascii="Yu Gothic" w:hAnsi="Yu Gothic" w:eastAsia="游ゴシック"/>
+                <w:b w:val="0"/>
+                <w:sz w:val="19"/>
+              </w:rPr>
+              <w:t>6</w:t>
+            </w:r>
+          </w:p>
+        </w:tc>
+        <w:tc>
+          <w:tcPr>
+            <w:tcW w:type="dxa" w:w="3213"/>
+          </w:tcPr>
+          <w:p>
+            <w:r/>
+            <w:r>
+              <w:rPr>
+                <w:rFonts w:ascii="Yu Gothic" w:hAnsi="Yu Gothic" w:eastAsia="游ゴシック"/>
+                <w:b w:val="0"/>
+                <w:sz w:val="19"/>
+              </w:rPr>
+              <w:t>当社の値引き上限（営業部長の承認で15%まで）</w:t>
+            </w:r>
+          </w:p>
+        </w:tc>
+        <w:tc>
+          <w:tcPr>
+            <w:tcW w:type="dxa" w:w="3213"/>
+          </w:tcPr>
+          <w:p>
+            <w:r/>
+          </w:p>
+        </w:tc>
+      </w:tr>
+    </w:tbl>
+    <w:p/>
+    <w:p>
+      <w:r>
+        <w:rPr>
+          <w:rFonts w:ascii="Yu Gothic" w:hAnsi="Yu Gothic" w:eastAsia="游ゴシック"/>
+          <w:b/>
+        </w:rPr>
+        <w:t>解答</w:t>
+      </w:r>
+      <w:r>
+        <w:rPr>
+          <w:rFonts w:ascii="Yu Gothic" w:hAnsi="Yu Gothic" w:eastAsia="游ゴシック"/>
+          <w:b w:val="0"/>
+        </w:rPr>
+        <w:t>：1-A（一般的な動向）、2-B（社名を伏せれば可。公開情報と確認できれば A）、3-C（個人の連絡先）、4-B（顧客名と結びつけずに使う）、5-B（社名・氏名を伏せ「対象者のライセンス状況が未確認」と一般化）、6-C（自社の社外秘）</w:t>
+      </w:r>
+    </w:p>
+    <w:p>
+      <w:pPr>
+        <w:pStyle w:val="Heading3"/>
+      </w:pPr>
+      <w:r>
+        <w:rPr>
+          <w:rFonts w:ascii="Yu Gothic" w:hAnsi="Yu Gothic" w:eastAsia="游ゴシック"/>
+          <w:color w:val="004D88"/>
+        </w:rPr>
+        <w:t>ミニ演習C 文字起こしをマスキングする（4分・3.4のあと）</w:t>
+      </w:r>
+    </w:p>
+    <w:p>
+      <w:r>
+        <w:rPr>
+          <w:rFonts w:ascii="Yu Gothic" w:hAnsi="Yu Gothic" w:eastAsia="游ゴシック"/>
+          <w:b w:val="0"/>
+        </w:rPr>
+        <w:t>次の3行を、置換・一般化・削除・抽象化を使って Copilot に渡せる形に書き換える。</w:t>
+      </w:r>
+    </w:p>
+    <w:tbl>
+      <w:tblPr>
+        <w:tblStyle w:val="TableGrid"/>
+        <w:tblW w:type="auto" w:w="0"/>
+        <w:tblLook w:firstColumn="1" w:firstRow="1" w:lastColumn="0" w:lastRow="0" w:noHBand="0" w:noVBand="1" w:val="04A0"/>
+      </w:tblPr>
+      <w:tblGrid>
+        <w:gridCol w:w="9638"/>
+      </w:tblGrid>
+      <w:tr>
+        <w:tc>
+          <w:tcPr>
+            <w:tcW w:type="dxa" w:w="9638"/>
+            <w:shd w:val="clear" w:color="auto" w:fill="F2F2F2"/>
+          </w:tcPr>
+          <w:p>
+            <w:r>
+              <w:rPr>
+                <w:rFonts w:ascii="Consolas" w:hAnsi="Consolas" w:eastAsia="游ゴシック"/>
+                <w:sz w:val="18"/>
+              </w:rPr>
+              <w:t>話者B: みらい商事、人材開発担当の佐藤美和です。隣に営業企画担当の田中淳も同席しています。</w:t>
+              <w:br/>
+            </w:r>
+            <w:r>
+              <w:rPr>
+                <w:rFonts w:ascii="Consolas" w:hAnsi="Consolas" w:eastAsia="游ゴシック"/>
+                <w:sz w:val="18"/>
+              </w:rPr>
+              <w:t>話者B: 予算は100万円程度を目安に見ています。ただ、これは承認済みの上限ではありません。</w:t>
+              <w:br/>
+            </w:r>
+            <w:r>
+              <w:rPr>
+                <w:rFonts w:ascii="Consolas" w:hAnsi="Consolas" w:eastAsia="游ゴシック"/>
+                <w:sz w:val="18"/>
+              </w:rPr>
+              <w:t>話者C: 私のほうで持てるかどうかは、上長と相談してからになります。</w:t>
+            </w:r>
+          </w:p>
+        </w:tc>
+      </w:tr>
+    </w:tbl>
+    <w:p/>
+    <w:p>
+      <w:r>
+        <w:rPr>
+          <w:rFonts w:ascii="Yu Gothic" w:hAnsi="Yu Gothic" w:eastAsia="游ゴシック"/>
+          <w:b/>
+        </w:rPr>
+        <w:t>解答例</w:t>
+      </w:r>
+    </w:p>
+    <w:tbl>
+      <w:tblPr>
+        <w:tblStyle w:val="TableGrid"/>
+        <w:tblW w:type="auto" w:w="0"/>
+        <w:tblLook w:firstColumn="1" w:firstRow="1" w:lastColumn="0" w:lastRow="0" w:noHBand="0" w:noVBand="1" w:val="04A0"/>
+      </w:tblPr>
+      <w:tblGrid>
+        <w:gridCol w:w="9638"/>
+      </w:tblGrid>
+      <w:tr>
+        <w:tc>
+          <w:tcPr>
+            <w:tcW w:type="dxa" w:w="9638"/>
+            <w:shd w:val="clear" w:color="auto" w:fill="F2F2F2"/>
+          </w:tcPr>
+          <w:p>
+            <w:r>
+              <w:rPr>
+                <w:rFonts w:ascii="Consolas" w:hAnsi="Consolas" w:eastAsia="游ゴシック"/>
+                <w:sz w:val="18"/>
+              </w:rPr>
+              <w:t>話者B: 商社A社、人材開発担当の顧客担当者Bです。隣に営業企画担当の顧客担当者Cも同席しています。</w:t>
+              <w:br/>
+            </w:r>
+            <w:r>
+              <w:rPr>
+                <w:rFonts w:ascii="Consolas" w:hAnsi="Consolas" w:eastAsia="游ゴシック"/>
+                <w:sz w:val="18"/>
+              </w:rPr>
+              <w:t>話者B: 予算の目安はあるが、まだ承認されていない。</w:t>
+              <w:br/>
+            </w:r>
+            <w:r>
+              <w:rPr>
+                <w:rFonts w:ascii="Consolas" w:hAnsi="Consolas" w:eastAsia="游ゴシック"/>
+                <w:sz w:val="18"/>
+              </w:rPr>
+              <w:t>話者C: 受講後の支援担当は、上長と相談して決める予定。</w:t>
+            </w:r>
+          </w:p>
+        </w:tc>
+      </w:tr>
+    </w:tbl>
+    <w:p/>
+    <w:p>
+      <w:pPr>
+        <w:pStyle w:val="ListBullet"/>
+      </w:pPr>
+      <w:r>
+        <w:rPr>
+          <w:rFonts w:ascii="Yu Gothic" w:hAnsi="Yu Gothic" w:eastAsia="游ゴシック"/>
+          <w:b w:val="0"/>
+        </w:rPr>
+        <w:t>「佐藤美和」を先に置き換える（「佐藤」が先だと「美和」が残る）</w:t>
+      </w:r>
+    </w:p>
+    <w:p>
+      <w:pPr>
+        <w:pStyle w:val="ListBullet"/>
+      </w:pPr>
+      <w:r>
+        <w:rPr>
+          <w:rFonts w:ascii="Yu Gothic" w:hAnsi="Yu Gothic" w:eastAsia="游ゴシック"/>
+          <w:b w:val="0"/>
+        </w:rPr>
+        <w:t>金額は、文章を作る目的に必要なければ一般化する</w:t>
+      </w:r>
+    </w:p>
+    <w:p>
+      <w:pPr>
+        <w:pStyle w:val="ListBullet"/>
+      </w:pPr>
+      <w:r>
+        <w:rPr>
+          <w:rFonts w:ascii="Yu Gothic" w:hAnsi="Yu Gothic" w:eastAsia="游ゴシック"/>
+          <w:b w:val="0"/>
+        </w:rPr>
+        <w:t>置き換えの対応表は手元のメモで管理し、Copilot には渡さない</w:t>
+      </w:r>
+    </w:p>
+    <w:p>
+      <w:pPr>
+        <w:pStyle w:val="Heading3"/>
+      </w:pPr>
+      <w:r>
+        <w:rPr>
+          <w:rFonts w:ascii="Yu Gothic" w:hAnsi="Yu Gothic" w:eastAsia="游ゴシック"/>
+          <w:color w:val="004D88"/>
+        </w:rPr>
+        <w:t>ミニ演習D AIが作った議事録の誤りを探す（5分・3.5のあと）</w:t>
+      </w:r>
+    </w:p>
+    <w:p>
+      <w:r>
+        <w:rPr>
+          <w:rFonts w:ascii="Yu Gothic" w:hAnsi="Yu Gothic" w:eastAsia="游ゴシック"/>
+          <w:b w:val="0"/>
+        </w:rPr>
+        <w:t xml:space="preserve">Copilot が作った議事録（抜粋）を、文字起こし </w:t>
+      </w:r>
+      <w:r>
+        <w:rPr>
+          <w:rFonts w:ascii="Consolas" w:hAnsi="Consolas" w:eastAsia="游ゴシック"/>
+          <w:b w:val="0"/>
+        </w:rPr>
+        <w:t>03_商談文字起こし_初回訪問</w:t>
+      </w:r>
+      <w:r>
+        <w:rPr>
+          <w:rFonts w:ascii="Yu Gothic" w:hAnsi="Yu Gothic" w:eastAsia="游ゴシック"/>
+          <w:b w:val="0"/>
+        </w:rPr>
+        <w:t xml:space="preserve"> と照合し、誤りを見つけて正しく直す（誤りは5つ、正しいものは1つ）。</w:t>
+      </w:r>
+    </w:p>
+    <w:p>
+      <w:pPr>
+        <w:pStyle w:val="ListBullet"/>
+      </w:pPr>
+      <w:r>
+        <w:rPr>
+          <w:rFonts w:ascii="Yu Gothic" w:hAnsi="Yu Gothic" w:eastAsia="游ゴシック"/>
+          <w:b w:val="0"/>
+        </w:rPr>
+        <w:t>対象は法人営業の担当者20名</w:t>
+      </w:r>
+    </w:p>
+    <w:p>
+      <w:pPr>
+        <w:pStyle w:val="ListBullet"/>
+      </w:pPr>
+      <w:r>
+        <w:rPr>
+          <w:rFonts w:ascii="Yu Gothic" w:hAnsi="Yu Gothic" w:eastAsia="游ゴシック"/>
+          <w:b w:val="0"/>
+        </w:rPr>
+        <w:t>骨子は来週金曜（10/16）に送付</w:t>
+      </w:r>
+    </w:p>
+    <w:p>
+      <w:pPr>
+        <w:pStyle w:val="ListBullet"/>
+      </w:pPr>
+      <w:r>
+        <w:rPr>
+          <w:rFonts w:ascii="Yu Gothic" w:hAnsi="Yu Gothic" w:eastAsia="游ゴシック"/>
+          <w:b w:val="0"/>
+        </w:rPr>
+        <w:t>B案は120万円（1名6万円）</w:t>
+      </w:r>
+    </w:p>
+    <w:p>
+      <w:pPr>
+        <w:pStyle w:val="ListBullet"/>
+      </w:pPr>
+      <w:r>
+        <w:rPr>
+          <w:rFonts w:ascii="Yu Gothic" w:hAnsi="Yu Gothic" w:eastAsia="游ゴシック"/>
+          <w:b w:val="0"/>
+        </w:rPr>
+        <w:t>事前アンケートを実施することで合意</w:t>
+      </w:r>
+    </w:p>
+    <w:p>
+      <w:pPr>
+        <w:pStyle w:val="ListBullet"/>
+      </w:pPr>
+      <w:r>
+        <w:rPr>
+          <w:rFonts w:ascii="Yu Gothic" w:hAnsi="Yu Gothic" w:eastAsia="游ゴシック"/>
+          <w:b w:val="0"/>
+        </w:rPr>
+        <w:t>予算は100万円で承認済み</w:t>
+      </w:r>
+    </w:p>
+    <w:p>
+      <w:pPr>
+        <w:pStyle w:val="ListBullet"/>
+      </w:pPr>
+      <w:r>
+        <w:rPr>
+          <w:rFonts w:ascii="Yu Gothic" w:hAnsi="Yu Gothic" w:eastAsia="游ゴシック"/>
+          <w:b w:val="0"/>
+        </w:rPr>
+        <w:t>Copilot の利用可否は情報システム部門が10/13までに確認</w:t>
+      </w:r>
+    </w:p>
+    <w:p>
+      <w:r>
+        <w:rPr>
+          <w:rFonts w:ascii="Yu Gothic" w:hAnsi="Yu Gothic" w:eastAsia="游ゴシック"/>
+          <w:b/>
+        </w:rPr>
+        <w:t>解答</w:t>
+      </w:r>
+    </w:p>
+    <w:tbl>
+      <w:tblPr>
+        <w:tblStyle w:val="TableGrid"/>
+        <w:tblW w:type="auto" w:w="0"/>
+        <w:tblLook w:firstColumn="1" w:firstRow="1" w:lastColumn="0" w:lastRow="0" w:noHBand="0" w:noVBand="1" w:val="04A0"/>
+      </w:tblPr>
+      <w:tblGrid>
+        <w:gridCol w:w="3213"/>
+        <w:gridCol w:w="3213"/>
+        <w:gridCol w:w="3213"/>
+      </w:tblGrid>
+      <w:tr>
+        <w:tc>
+          <w:tcPr>
+            <w:tcW w:type="dxa" w:w="3213"/>
+            <w:shd w:val="clear" w:color="auto" w:fill="DCE9F5"/>
+          </w:tcPr>
+          <w:p>
+            <w:r/>
+            <w:r>
+              <w:rPr>
+                <w:rFonts w:ascii="Yu Gothic" w:hAnsi="Yu Gothic" w:eastAsia="游ゴシック"/>
+                <w:b/>
+                <w:sz w:val="19"/>
+              </w:rPr>
+              <w:t>AIの議事録（誤り）</w:t>
+            </w:r>
+          </w:p>
+        </w:tc>
+        <w:tc>
+          <w:tcPr>
+            <w:tcW w:type="dxa" w:w="3213"/>
+            <w:shd w:val="clear" w:color="auto" w:fill="DCE9F5"/>
+          </w:tcPr>
+          <w:p>
+            <w:r/>
+            <w:r>
+              <w:rPr>
+                <w:rFonts w:ascii="Yu Gothic" w:hAnsi="Yu Gothic" w:eastAsia="游ゴシック"/>
+                <w:b/>
+                <w:sz w:val="19"/>
+              </w:rPr>
+              <w:t>正しい内容</w:t>
+            </w:r>
+          </w:p>
+        </w:tc>
+        <w:tc>
+          <w:tcPr>
+            <w:tcW w:type="dxa" w:w="3213"/>
+            <w:shd w:val="clear" w:color="auto" w:fill="DCE9F5"/>
+          </w:tcPr>
+          <w:p>
+            <w:r/>
+            <w:r>
+              <w:rPr>
+                <w:rFonts w:ascii="Yu Gothic" w:hAnsi="Yu Gothic" w:eastAsia="游ゴシック"/>
+                <w:b/>
+                <w:sz w:val="19"/>
+              </w:rPr>
+              <w:t>根拠の発言</w:t>
+            </w:r>
+          </w:p>
+        </w:tc>
+      </w:tr>
+      <w:tr>
+        <w:tc>
+          <w:tcPr>
+            <w:tcW w:type="dxa" w:w="3213"/>
+          </w:tcPr>
+          <w:p>
+            <w:r/>
+            <w:r>
+              <w:rPr>
+                <w:rFonts w:ascii="Yu Gothic" w:hAnsi="Yu Gothic" w:eastAsia="游ゴシック"/>
+                <w:b w:val="0"/>
+                <w:sz w:val="19"/>
+              </w:rPr>
+              <w:t>B案は120万円（1名6万円）</w:t>
+            </w:r>
+          </w:p>
+        </w:tc>
+        <w:tc>
+          <w:tcPr>
+            <w:tcW w:type="dxa" w:w="3213"/>
+          </w:tcPr>
+          <w:p>
+            <w:r/>
+            <w:r>
+              <w:rPr>
+                <w:rFonts w:ascii="Yu Gothic" w:hAnsi="Yu Gothic" w:eastAsia="游ゴシック"/>
+                <w:b w:val="0"/>
+                <w:sz w:val="19"/>
+              </w:rPr>
+              <w:t>B案は100万円（1名5万円）、税抜</w:t>
+            </w:r>
+          </w:p>
+        </w:tc>
+        <w:tc>
+          <w:tcPr>
+            <w:tcW w:type="dxa" w:w="3213"/>
+          </w:tcPr>
+          <w:p>
+            <w:r/>
+            <w:r>
+              <w:rPr>
+                <w:rFonts w:ascii="Yu Gothic" w:hAnsi="Yu Gothic" w:eastAsia="游ゴシック"/>
+                <w:b w:val="0"/>
+                <w:sz w:val="19"/>
+              </w:rPr>
+              <w:t>話者A・C</w:t>
+            </w:r>
+          </w:p>
+        </w:tc>
+      </w:tr>
+      <w:tr>
+        <w:tc>
+          <w:tcPr>
+            <w:tcW w:type="dxa" w:w="3213"/>
+          </w:tcPr>
+          <w:p>
+            <w:r/>
+            <w:r>
+              <w:rPr>
+                <w:rFonts w:ascii="Yu Gothic" w:hAnsi="Yu Gothic" w:eastAsia="游ゴシック"/>
+                <w:b w:val="0"/>
+                <w:sz w:val="19"/>
+              </w:rPr>
+              <w:t>予算は100万円で承認済み</w:t>
+            </w:r>
+          </w:p>
+        </w:tc>
+        <w:tc>
+          <w:tcPr>
+            <w:tcW w:type="dxa" w:w="3213"/>
+          </w:tcPr>
+          <w:p>
+            <w:r/>
+            <w:r>
+              <w:rPr>
+                <w:rFonts w:ascii="Yu Gothic" w:hAnsi="Yu Gothic" w:eastAsia="游ゴシック"/>
+                <w:b w:val="0"/>
+                <w:sz w:val="19"/>
+              </w:rPr>
+              <w:t>100万円は目安で、承認済みの上限ではない</w:t>
+            </w:r>
+          </w:p>
+        </w:tc>
+        <w:tc>
+          <w:tcPr>
+            <w:tcW w:type="dxa" w:w="3213"/>
+          </w:tcPr>
+          <w:p>
+            <w:r/>
+            <w:r>
+              <w:rPr>
+                <w:rFonts w:ascii="Yu Gothic" w:hAnsi="Yu Gothic" w:eastAsia="游ゴシック"/>
+                <w:b w:val="0"/>
+                <w:sz w:val="19"/>
+              </w:rPr>
+              <w:t>話者B</w:t>
+            </w:r>
+          </w:p>
+        </w:tc>
+      </w:tr>
+      <w:tr>
+        <w:tc>
+          <w:tcPr>
+            <w:tcW w:type="dxa" w:w="3213"/>
+          </w:tcPr>
+          <w:p>
+            <w:r/>
+            <w:r>
+              <w:rPr>
+                <w:rFonts w:ascii="Yu Gothic" w:hAnsi="Yu Gothic" w:eastAsia="游ゴシック"/>
+                <w:b w:val="0"/>
+                <w:sz w:val="19"/>
+              </w:rPr>
+              <w:t>骨子は来週金曜（10/16）に送付</w:t>
+            </w:r>
+          </w:p>
+        </w:tc>
+        <w:tc>
+          <w:tcPr>
+            <w:tcW w:type="dxa" w:w="3213"/>
+          </w:tcPr>
+          <w:p>
+            <w:r/>
+            <w:r>
+              <w:rPr>
+                <w:rFonts w:ascii="Yu Gothic" w:hAnsi="Yu Gothic" w:eastAsia="游ゴシック"/>
+                <w:b w:val="0"/>
+                <w:sz w:val="19"/>
+              </w:rPr>
+              <w:t>骨子は今週金曜（10/9）に送付</w:t>
+            </w:r>
+          </w:p>
+        </w:tc>
+        <w:tc>
+          <w:tcPr>
+            <w:tcW w:type="dxa" w:w="3213"/>
+          </w:tcPr>
+          <w:p>
+            <w:r/>
+            <w:r>
+              <w:rPr>
+                <w:rFonts w:ascii="Yu Gothic" w:hAnsi="Yu Gothic" w:eastAsia="游ゴシック"/>
+                <w:b w:val="0"/>
+                <w:sz w:val="19"/>
+              </w:rPr>
+              <w:t>話者A</w:t>
+            </w:r>
+          </w:p>
+        </w:tc>
+      </w:tr>
+      <w:tr>
+        <w:tc>
+          <w:tcPr>
+            <w:tcW w:type="dxa" w:w="3213"/>
+          </w:tcPr>
+          <w:p>
+            <w:r/>
+            <w:r>
+              <w:rPr>
+                <w:rFonts w:ascii="Yu Gothic" w:hAnsi="Yu Gothic" w:eastAsia="游ゴシック"/>
+                <w:b w:val="0"/>
+                <w:sz w:val="19"/>
+              </w:rPr>
+              <w:t>Copilot の利用可否は情報システム部門が10/13までに確認</w:t>
+            </w:r>
+          </w:p>
+        </w:tc>
+        <w:tc>
+          <w:tcPr>
+            <w:tcW w:type="dxa" w:w="3213"/>
+          </w:tcPr>
+          <w:p>
+            <w:r/>
+            <w:r>
+              <w:rPr>
+                <w:rFonts w:ascii="Yu Gothic" w:hAnsi="Yu Gothic" w:eastAsia="游ゴシック"/>
+                <w:b w:val="0"/>
+                <w:sz w:val="19"/>
+              </w:rPr>
+              <w:t>担当・期限は未定（社内で相談のうえ連絡）</w:t>
+            </w:r>
+          </w:p>
+        </w:tc>
+        <w:tc>
+          <w:tcPr>
+            <w:tcW w:type="dxa" w:w="3213"/>
+          </w:tcPr>
+          <w:p>
+            <w:r/>
+            <w:r>
+              <w:rPr>
+                <w:rFonts w:ascii="Yu Gothic" w:hAnsi="Yu Gothic" w:eastAsia="游ゴシック"/>
+                <w:b w:val="0"/>
+                <w:sz w:val="19"/>
+              </w:rPr>
+              <w:t>話者A・C</w:t>
+            </w:r>
+          </w:p>
+        </w:tc>
+      </w:tr>
+      <w:tr>
+        <w:tc>
+          <w:tcPr>
+            <w:tcW w:type="dxa" w:w="3213"/>
+          </w:tcPr>
+          <w:p>
+            <w:r/>
+            <w:r>
+              <w:rPr>
+                <w:rFonts w:ascii="Yu Gothic" w:hAnsi="Yu Gothic" w:eastAsia="游ゴシック"/>
+                <w:b w:val="0"/>
+                <w:sz w:val="19"/>
+              </w:rPr>
+              <w:t>事前アンケートを実施することで合意</w:t>
+            </w:r>
+          </w:p>
+        </w:tc>
+        <w:tc>
+          <w:tcPr>
+            <w:tcW w:type="dxa" w:w="3213"/>
+          </w:tcPr>
+          <w:p>
+            <w:r/>
+            <w:r>
+              <w:rPr>
+                <w:rFonts w:ascii="Yu Gothic" w:hAnsi="Yu Gothic" w:eastAsia="游ゴシック"/>
+                <w:b w:val="0"/>
+                <w:sz w:val="19"/>
+              </w:rPr>
+              <w:t>合意ではなく、提案の中の「案」として出す</w:t>
+            </w:r>
+          </w:p>
+        </w:tc>
+        <w:tc>
+          <w:tcPr>
+            <w:tcW w:type="dxa" w:w="3213"/>
+          </w:tcPr>
+          <w:p>
+            <w:r/>
+            <w:r>
+              <w:rPr>
+                <w:rFonts w:ascii="Yu Gothic" w:hAnsi="Yu Gothic" w:eastAsia="游ゴシック"/>
+                <w:b w:val="0"/>
+                <w:sz w:val="19"/>
+              </w:rPr>
+              <w:t>話者A</w:t>
+            </w:r>
+          </w:p>
+        </w:tc>
+      </w:tr>
+    </w:tbl>
+    <w:p/>
+    <w:p>
+      <w:r>
+        <w:rPr>
+          <w:rFonts w:ascii="Yu Gothic" w:hAnsi="Yu Gothic" w:eastAsia="游ゴシック"/>
+          <w:b w:val="0"/>
+        </w:rPr>
+        <w:t>正しいもの：対象は法人営業の担当者20名（話者B）</w:t>
       </w:r>
     </w:p>
     <w:p>

--- a/docs/word/03_演習ガイド.docx
+++ b/docs/word/03_演習ガイド.docx
@@ -2089,7 +2089,7 @@
           <w:rFonts w:ascii="Yu Gothic" w:hAnsi="Yu Gothic" w:eastAsia="游ゴシック"/>
           <w:color w:val="004D88"/>
         </w:rPr>
-        <w:t>演習4 入力OK/NG判定とマスキング（第3章・25分）</w:t>
+        <w:t>演習4 入力OK/NG判定とマスキング（第3章・17分）</w:t>
       </w:r>
     </w:p>
     <w:p>

--- a/docs/word/03_演習ガイド.docx
+++ b/docs/word/03_演習ガイド.docx
@@ -931,7 +931,7 @@
           <w:rFonts w:ascii="Yu Gothic" w:hAnsi="Yu Gothic" w:eastAsia="游ゴシック"/>
           <w:color w:val="004D88"/>
         </w:rPr>
-        <w:t>第3章のミニ演習（A〜D・各3〜5分）</w:t>
+        <w:t>ミニ演習について</w:t>
       </w:r>
     </w:p>
     <w:p>
@@ -940,1144 +940,30 @@
           <w:rFonts w:ascii="Yu Gothic" w:hAnsi="Yu Gothic" w:eastAsia="游ゴシック"/>
           <w:b w:val="0"/>
         </w:rPr>
-        <w:t>各節の説明の直後に行う短い演習です。</w:t>
+        <w:t>各スライドの直後に行う2〜5分のミニ演習（0-1〜5-2）の問題と解答は、</w:t>
       </w:r>
       <w:r>
         <w:rPr>
           <w:rFonts w:ascii="Yu Gothic" w:hAnsi="Yu Gothic" w:eastAsia="游ゴシック"/>
           <w:b/>
         </w:rPr>
-        <w:t>Copilot は使わず</w:t>
+        <w:t>`09_ミニ演習集`</w:t>
       </w:r>
       <w:r>
         <w:rPr>
           <w:rFonts w:ascii="Yu Gothic" w:hAnsi="Yu Gothic" w:eastAsia="游ゴシック"/>
           <w:b w:val="0"/>
         </w:rPr>
-        <w:t>、紙か Word で行います。解答はスライドで確認します。</w:t>
+        <w:t xml:space="preserve"> にまとめています。</w:t>
       </w:r>
     </w:p>
     <w:p>
-      <w:pPr>
-        <w:pStyle w:val="Heading3"/>
-      </w:pPr>
-      <w:r>
-        <w:rPr>
-          <w:rFonts w:ascii="Yu Gothic" w:hAnsi="Yu Gothic" w:eastAsia="游ゴシック"/>
-          <w:color w:val="004D88"/>
-        </w:rPr>
-        <w:t>ミニ演習A 自分の利用環境を確認する（3分・3.2のあと）</w:t>
-      </w:r>
-    </w:p>
-    <w:p>
       <w:r>
         <w:rPr>
           <w:rFonts w:ascii="Yu Gothic" w:hAnsi="Yu Gothic" w:eastAsia="游ゴシック"/>
           <w:b w:val="0"/>
         </w:rPr>
-        <w:t>1. Copilot アプリの設定を開き、会話データの扱い（モデルの学習への利用など）に関する項目を探す</w:t>
-      </w:r>
-    </w:p>
-    <w:p>
-      <w:r>
-        <w:rPr>
-          <w:rFonts w:ascii="Yu Gothic" w:hAnsi="Yu Gothic" w:eastAsia="游ゴシック"/>
-          <w:b w:val="0"/>
-        </w:rPr>
-        <w:t>2. サインインしているアカウントが「個人」か「職場」かを確認する</w:t>
-      </w:r>
-    </w:p>
-    <w:p>
-      <w:r>
-        <w:rPr>
-          <w:rFonts w:ascii="Yu Gothic" w:hAnsi="Yu Gothic" w:eastAsia="游ゴシック"/>
-          <w:b w:val="0"/>
-        </w:rPr>
-        <w:t>3. 自社で、個人契約の AI を業務に使ってよいか決まっているかを書き出す（分からなければ「確認が必要」）</w:t>
-      </w:r>
-    </w:p>
-    <w:tbl>
-      <w:tblPr>
-        <w:tblStyle w:val="TableGrid"/>
-        <w:tblW w:type="auto" w:w="0"/>
-        <w:tblLook w:firstColumn="1" w:firstRow="1" w:lastColumn="0" w:lastRow="0" w:noHBand="0" w:noVBand="1" w:val="04A0"/>
-      </w:tblPr>
-      <w:tblGrid>
-        <w:gridCol w:w="4819"/>
-        <w:gridCol w:w="4819"/>
-      </w:tblGrid>
-      <w:tr>
-        <w:tc>
-          <w:tcPr>
-            <w:tcW w:type="dxa" w:w="4819"/>
-            <w:shd w:val="clear" w:color="auto" w:fill="DCE9F5"/>
-          </w:tcPr>
-          <w:p>
-            <w:r/>
-            <w:r>
-              <w:rPr>
-                <w:rFonts w:ascii="Yu Gothic" w:hAnsi="Yu Gothic" w:eastAsia="游ゴシック"/>
-                <w:b/>
-                <w:sz w:val="19"/>
-              </w:rPr>
-              <w:t>確認項目</w:t>
-            </w:r>
-          </w:p>
-        </w:tc>
-        <w:tc>
-          <w:tcPr>
-            <w:tcW w:type="dxa" w:w="4819"/>
-            <w:shd w:val="clear" w:color="auto" w:fill="DCE9F5"/>
-          </w:tcPr>
-          <w:p>
-            <w:r/>
-            <w:r>
-              <w:rPr>
-                <w:rFonts w:ascii="Yu Gothic" w:hAnsi="Yu Gothic" w:eastAsia="游ゴシック"/>
-                <w:b/>
-                <w:sz w:val="19"/>
-              </w:rPr>
-              <w:t>結果（メモ）</w:t>
-            </w:r>
-          </w:p>
-        </w:tc>
-      </w:tr>
-      <w:tr>
-        <w:tc>
-          <w:tcPr>
-            <w:tcW w:type="dxa" w:w="4819"/>
-          </w:tcPr>
-          <w:p>
-            <w:r/>
-            <w:r>
-              <w:rPr>
-                <w:rFonts w:ascii="Yu Gothic" w:hAnsi="Yu Gothic" w:eastAsia="游ゴシック"/>
-                <w:b w:val="0"/>
-                <w:sz w:val="19"/>
-              </w:rPr>
-              <w:t>会話データの設定</w:t>
-            </w:r>
-          </w:p>
-        </w:tc>
-        <w:tc>
-          <w:tcPr>
-            <w:tcW w:type="dxa" w:w="4819"/>
-          </w:tcPr>
-          <w:p>
-            <w:r/>
-          </w:p>
-        </w:tc>
-      </w:tr>
-      <w:tr>
-        <w:tc>
-          <w:tcPr>
-            <w:tcW w:type="dxa" w:w="4819"/>
-          </w:tcPr>
-          <w:p>
-            <w:r/>
-            <w:r>
-              <w:rPr>
-                <w:rFonts w:ascii="Yu Gothic" w:hAnsi="Yu Gothic" w:eastAsia="游ゴシック"/>
-                <w:b w:val="0"/>
-                <w:sz w:val="19"/>
-              </w:rPr>
-              <w:t>アカウントの種類</w:t>
-            </w:r>
-          </w:p>
-        </w:tc>
-        <w:tc>
-          <w:tcPr>
-            <w:tcW w:type="dxa" w:w="4819"/>
-          </w:tcPr>
-          <w:p>
-            <w:r/>
-            <w:r>
-              <w:rPr>
-                <w:rFonts w:ascii="Yu Gothic" w:hAnsi="Yu Gothic" w:eastAsia="游ゴシック"/>
-                <w:b w:val="0"/>
-                <w:sz w:val="19"/>
-              </w:rPr>
-              <w:t>個人 ／ 職場</w:t>
-            </w:r>
-          </w:p>
-        </w:tc>
-      </w:tr>
-      <w:tr>
-        <w:tc>
-          <w:tcPr>
-            <w:tcW w:type="dxa" w:w="4819"/>
-          </w:tcPr>
-          <w:p>
-            <w:r/>
-            <w:r>
-              <w:rPr>
-                <w:rFonts w:ascii="Yu Gothic" w:hAnsi="Yu Gothic" w:eastAsia="游ゴシック"/>
-                <w:b w:val="0"/>
-                <w:sz w:val="19"/>
-              </w:rPr>
-              <w:t>会社のルール</w:t>
-            </w:r>
-          </w:p>
-        </w:tc>
-        <w:tc>
-          <w:tcPr>
-            <w:tcW w:type="dxa" w:w="4819"/>
-          </w:tcPr>
-          <w:p>
-            <w:r/>
-          </w:p>
-        </w:tc>
-      </w:tr>
-    </w:tbl>
-    <w:p/>
-    <w:p>
-      <w:pPr>
-        <w:pStyle w:val="Heading3"/>
-      </w:pPr>
-      <w:r>
-        <w:rPr>
-          <w:rFonts w:ascii="Yu Gothic" w:hAnsi="Yu Gothic" w:eastAsia="游ゴシック"/>
-          <w:color w:val="004D88"/>
-        </w:rPr>
-        <w:t>ミニ演習B A／B／C を判定する（3分・3.3のあと）</w:t>
-      </w:r>
-    </w:p>
-    <w:p>
-      <w:r>
-        <w:rPr>
-          <w:rFonts w:ascii="Yu Gothic" w:hAnsi="Yu Gothic" w:eastAsia="游ゴシック"/>
-          <w:b w:val="0"/>
-        </w:rPr>
-        <w:t>みらい商事の商談で出てきた情報を、個人契約の Copilot に入力してよいか判定し、理由を一言で書く。</w:t>
-      </w:r>
-    </w:p>
-    <w:tbl>
-      <w:tblPr>
-        <w:tblStyle w:val="TableGrid"/>
-        <w:tblW w:type="auto" w:w="0"/>
-        <w:tblLook w:firstColumn="1" w:firstRow="1" w:lastColumn="0" w:lastRow="0" w:noHBand="0" w:noVBand="1" w:val="04A0"/>
-      </w:tblPr>
-      <w:tblGrid>
-        <w:gridCol w:w="3213"/>
-        <w:gridCol w:w="3213"/>
-        <w:gridCol w:w="3213"/>
-      </w:tblGrid>
-      <w:tr>
-        <w:tc>
-          <w:tcPr>
-            <w:tcW w:type="dxa" w:w="3213"/>
-            <w:shd w:val="clear" w:color="auto" w:fill="DCE9F5"/>
-          </w:tcPr>
-          <w:p>
-            <w:r/>
-            <w:r>
-              <w:rPr>
-                <w:rFonts w:ascii="Yu Gothic" w:hAnsi="Yu Gothic" w:eastAsia="游ゴシック"/>
-                <w:b/>
-                <w:sz w:val="19"/>
-              </w:rPr>
-              <w:t>No</w:t>
-            </w:r>
-          </w:p>
-        </w:tc>
-        <w:tc>
-          <w:tcPr>
-            <w:tcW w:type="dxa" w:w="3213"/>
-            <w:shd w:val="clear" w:color="auto" w:fill="DCE9F5"/>
-          </w:tcPr>
-          <w:p>
-            <w:r/>
-            <w:r>
-              <w:rPr>
-                <w:rFonts w:ascii="Yu Gothic" w:hAnsi="Yu Gothic" w:eastAsia="游ゴシック"/>
-                <w:b/>
-                <w:sz w:val="19"/>
-              </w:rPr>
-              <w:t>情報</w:t>
-            </w:r>
-          </w:p>
-        </w:tc>
-        <w:tc>
-          <w:tcPr>
-            <w:tcW w:type="dxa" w:w="3213"/>
-            <w:shd w:val="clear" w:color="auto" w:fill="DCE9F5"/>
-          </w:tcPr>
-          <w:p>
-            <w:r/>
-            <w:r>
-              <w:rPr>
-                <w:rFonts w:ascii="Yu Gothic" w:hAnsi="Yu Gothic" w:eastAsia="游ゴシック"/>
-                <w:b/>
-                <w:sz w:val="19"/>
-              </w:rPr>
-              <w:t>判定</w:t>
-            </w:r>
-          </w:p>
-        </w:tc>
-      </w:tr>
-      <w:tr>
-        <w:tc>
-          <w:tcPr>
-            <w:tcW w:type="dxa" w:w="3213"/>
-          </w:tcPr>
-          <w:p>
-            <w:r/>
-            <w:r>
-              <w:rPr>
-                <w:rFonts w:ascii="Yu Gothic" w:hAnsi="Yu Gothic" w:eastAsia="游ゴシック"/>
-                <w:b w:val="0"/>
-                <w:sz w:val="19"/>
-              </w:rPr>
-              <w:t>1</w:t>
-            </w:r>
-          </w:p>
-        </w:tc>
-        <w:tc>
-          <w:tcPr>
-            <w:tcW w:type="dxa" w:w="3213"/>
-          </w:tcPr>
-          <w:p>
-            <w:r/>
-            <w:r>
-              <w:rPr>
-                <w:rFonts w:ascii="Yu Gothic" w:hAnsi="Yu Gothic" w:eastAsia="游ゴシック"/>
-                <w:b w:val="0"/>
-                <w:sz w:val="19"/>
-              </w:rPr>
-              <w:t>生成AIを業務で使う企業では、ルール整備と社員教育が課題になっている（一般的な動向）</w:t>
-            </w:r>
-          </w:p>
-        </w:tc>
-        <w:tc>
-          <w:tcPr>
-            <w:tcW w:type="dxa" w:w="3213"/>
-          </w:tcPr>
-          <w:p>
-            <w:r/>
-          </w:p>
-        </w:tc>
-      </w:tr>
-      <w:tr>
-        <w:tc>
-          <w:tcPr>
-            <w:tcW w:type="dxa" w:w="3213"/>
-          </w:tcPr>
-          <w:p>
-            <w:r/>
-            <w:r>
-              <w:rPr>
-                <w:rFonts w:ascii="Yu Gothic" w:hAnsi="Yu Gothic" w:eastAsia="游ゴシック"/>
-                <w:b w:val="0"/>
-                <w:sz w:val="19"/>
-              </w:rPr>
-              <w:t>2</w:t>
-            </w:r>
-          </w:p>
-        </w:tc>
-        <w:tc>
-          <w:tcPr>
-            <w:tcW w:type="dxa" w:w="3213"/>
-          </w:tcPr>
-          <w:p>
-            <w:r/>
-            <w:r>
-              <w:rPr>
-                <w:rFonts w:ascii="Yu Gothic" w:hAnsi="Yu Gothic" w:eastAsia="游ゴシック"/>
-                <w:b w:val="0"/>
-                <w:sz w:val="19"/>
-              </w:rPr>
-              <w:t>商談で聞いた「全社約300名、Microsoft 365 を全社で利用」</w:t>
-            </w:r>
-          </w:p>
-        </w:tc>
-        <w:tc>
-          <w:tcPr>
-            <w:tcW w:type="dxa" w:w="3213"/>
-          </w:tcPr>
-          <w:p>
-            <w:r/>
-          </w:p>
-        </w:tc>
-      </w:tr>
-      <w:tr>
-        <w:tc>
-          <w:tcPr>
-            <w:tcW w:type="dxa" w:w="3213"/>
-          </w:tcPr>
-          <w:p>
-            <w:r/>
-            <w:r>
-              <w:rPr>
-                <w:rFonts w:ascii="Yu Gothic" w:hAnsi="Yu Gothic" w:eastAsia="游ゴシック"/>
-                <w:b w:val="0"/>
-                <w:sz w:val="19"/>
-              </w:rPr>
-              <w:t>3</w:t>
-            </w:r>
-          </w:p>
-        </w:tc>
-        <w:tc>
-          <w:tcPr>
-            <w:tcW w:type="dxa" w:w="3213"/>
-          </w:tcPr>
-          <w:p>
-            <w:r/>
-            <w:r>
-              <w:rPr>
-                <w:rFonts w:ascii="Yu Gothic" w:hAnsi="Yu Gothic" w:eastAsia="游ゴシック"/>
-                <w:b w:val="0"/>
-                <w:sz w:val="19"/>
-              </w:rPr>
-              <w:t>佐藤様の携帯電話番号とメールアドレス</w:t>
-            </w:r>
-          </w:p>
-        </w:tc>
-        <w:tc>
-          <w:tcPr>
-            <w:tcW w:type="dxa" w:w="3213"/>
-          </w:tcPr>
-          <w:p>
-            <w:r/>
-          </w:p>
-        </w:tc>
-      </w:tr>
-      <w:tr>
-        <w:tc>
-          <w:tcPr>
-            <w:tcW w:type="dxa" w:w="3213"/>
-          </w:tcPr>
-          <w:p>
-            <w:r/>
-            <w:r>
-              <w:rPr>
-                <w:rFonts w:ascii="Yu Gothic" w:hAnsi="Yu Gothic" w:eastAsia="游ゴシック"/>
-                <w:b w:val="0"/>
-                <w:sz w:val="19"/>
-              </w:rPr>
-              <w:t>4</w:t>
-            </w:r>
-          </w:p>
-        </w:tc>
-        <w:tc>
-          <w:tcPr>
-            <w:tcW w:type="dxa" w:w="3213"/>
-          </w:tcPr>
-          <w:p>
-            <w:r/>
-            <w:r>
-              <w:rPr>
-                <w:rFonts w:ascii="Yu Gothic" w:hAnsi="Yu Gothic" w:eastAsia="游ゴシック"/>
-                <w:b w:val="0"/>
-                <w:sz w:val="19"/>
-              </w:rPr>
-              <w:t>当社が提示した「A案60万円・B案100万円」</w:t>
-            </w:r>
-          </w:p>
-        </w:tc>
-        <w:tc>
-          <w:tcPr>
-            <w:tcW w:type="dxa" w:w="3213"/>
-          </w:tcPr>
-          <w:p>
-            <w:r/>
-          </w:p>
-        </w:tc>
-      </w:tr>
-      <w:tr>
-        <w:tc>
-          <w:tcPr>
-            <w:tcW w:type="dxa" w:w="3213"/>
-          </w:tcPr>
-          <w:p>
-            <w:r/>
-            <w:r>
-              <w:rPr>
-                <w:rFonts w:ascii="Yu Gothic" w:hAnsi="Yu Gothic" w:eastAsia="游ゴシック"/>
-                <w:b w:val="0"/>
-                <w:sz w:val="19"/>
-              </w:rPr>
-              <w:t>5</w:t>
-            </w:r>
-          </w:p>
-        </w:tc>
-        <w:tc>
-          <w:tcPr>
-            <w:tcW w:type="dxa" w:w="3213"/>
-          </w:tcPr>
-          <w:p>
-            <w:r/>
-            <w:r>
-              <w:rPr>
-                <w:rFonts w:ascii="Yu Gothic" w:hAnsi="Yu Gothic" w:eastAsia="游ゴシック"/>
-                <w:b w:val="0"/>
-                <w:sz w:val="19"/>
-              </w:rPr>
-              <w:t>田中様「Copilot の利用可否は把握できていない」</w:t>
-            </w:r>
-          </w:p>
-        </w:tc>
-        <w:tc>
-          <w:tcPr>
-            <w:tcW w:type="dxa" w:w="3213"/>
-          </w:tcPr>
-          <w:p>
-            <w:r/>
-          </w:p>
-        </w:tc>
-      </w:tr>
-      <w:tr>
-        <w:tc>
-          <w:tcPr>
-            <w:tcW w:type="dxa" w:w="3213"/>
-          </w:tcPr>
-          <w:p>
-            <w:r/>
-            <w:r>
-              <w:rPr>
-                <w:rFonts w:ascii="Yu Gothic" w:hAnsi="Yu Gothic" w:eastAsia="游ゴシック"/>
-                <w:b w:val="0"/>
-                <w:sz w:val="19"/>
-              </w:rPr>
-              <w:t>6</w:t>
-            </w:r>
-          </w:p>
-        </w:tc>
-        <w:tc>
-          <w:tcPr>
-            <w:tcW w:type="dxa" w:w="3213"/>
-          </w:tcPr>
-          <w:p>
-            <w:r/>
-            <w:r>
-              <w:rPr>
-                <w:rFonts w:ascii="Yu Gothic" w:hAnsi="Yu Gothic" w:eastAsia="游ゴシック"/>
-                <w:b w:val="0"/>
-                <w:sz w:val="19"/>
-              </w:rPr>
-              <w:t>当社の値引き上限（営業部長の承認で15%まで）</w:t>
-            </w:r>
-          </w:p>
-        </w:tc>
-        <w:tc>
-          <w:tcPr>
-            <w:tcW w:type="dxa" w:w="3213"/>
-          </w:tcPr>
-          <w:p>
-            <w:r/>
-          </w:p>
-        </w:tc>
-      </w:tr>
-    </w:tbl>
-    <w:p/>
-    <w:p>
-      <w:r>
-        <w:rPr>
-          <w:rFonts w:ascii="Yu Gothic" w:hAnsi="Yu Gothic" w:eastAsia="游ゴシック"/>
-          <w:b/>
-        </w:rPr>
-        <w:t>解答</w:t>
-      </w:r>
-      <w:r>
-        <w:rPr>
-          <w:rFonts w:ascii="Yu Gothic" w:hAnsi="Yu Gothic" w:eastAsia="游ゴシック"/>
-          <w:b w:val="0"/>
-        </w:rPr>
-        <w:t>：1-A（一般的な動向）、2-B（社名を伏せれば可。公開情報と確認できれば A）、3-C（個人の連絡先）、4-B（顧客名と結びつけずに使う）、5-B（社名・氏名を伏せ「対象者のライセンス状況が未確認」と一般化）、6-C（自社の社外秘）</w:t>
-      </w:r>
-    </w:p>
-    <w:p>
-      <w:pPr>
-        <w:pStyle w:val="Heading3"/>
-      </w:pPr>
-      <w:r>
-        <w:rPr>
-          <w:rFonts w:ascii="Yu Gothic" w:hAnsi="Yu Gothic" w:eastAsia="游ゴシック"/>
-          <w:color w:val="004D88"/>
-        </w:rPr>
-        <w:t>ミニ演習C 文字起こしをマスキングする（4分・3.4のあと）</w:t>
-      </w:r>
-    </w:p>
-    <w:p>
-      <w:r>
-        <w:rPr>
-          <w:rFonts w:ascii="Yu Gothic" w:hAnsi="Yu Gothic" w:eastAsia="游ゴシック"/>
-          <w:b w:val="0"/>
-        </w:rPr>
-        <w:t>次の3行を、置換・一般化・削除・抽象化を使って Copilot に渡せる形に書き換える。</w:t>
-      </w:r>
-    </w:p>
-    <w:tbl>
-      <w:tblPr>
-        <w:tblStyle w:val="TableGrid"/>
-        <w:tblW w:type="auto" w:w="0"/>
-        <w:tblLook w:firstColumn="1" w:firstRow="1" w:lastColumn="0" w:lastRow="0" w:noHBand="0" w:noVBand="1" w:val="04A0"/>
-      </w:tblPr>
-      <w:tblGrid>
-        <w:gridCol w:w="9638"/>
-      </w:tblGrid>
-      <w:tr>
-        <w:tc>
-          <w:tcPr>
-            <w:tcW w:type="dxa" w:w="9638"/>
-            <w:shd w:val="clear" w:color="auto" w:fill="F2F2F2"/>
-          </w:tcPr>
-          <w:p>
-            <w:r>
-              <w:rPr>
-                <w:rFonts w:ascii="Consolas" w:hAnsi="Consolas" w:eastAsia="游ゴシック"/>
-                <w:sz w:val="18"/>
-              </w:rPr>
-              <w:t>話者B: みらい商事、人材開発担当の佐藤美和です。隣に営業企画担当の田中淳も同席しています。</w:t>
-              <w:br/>
-            </w:r>
-            <w:r>
-              <w:rPr>
-                <w:rFonts w:ascii="Consolas" w:hAnsi="Consolas" w:eastAsia="游ゴシック"/>
-                <w:sz w:val="18"/>
-              </w:rPr>
-              <w:t>話者B: 予算は100万円程度を目安に見ています。ただ、これは承認済みの上限ではありません。</w:t>
-              <w:br/>
-            </w:r>
-            <w:r>
-              <w:rPr>
-                <w:rFonts w:ascii="Consolas" w:hAnsi="Consolas" w:eastAsia="游ゴシック"/>
-                <w:sz w:val="18"/>
-              </w:rPr>
-              <w:t>話者C: 私のほうで持てるかどうかは、上長と相談してからになります。</w:t>
-            </w:r>
-          </w:p>
-        </w:tc>
-      </w:tr>
-    </w:tbl>
-    <w:p/>
-    <w:p>
-      <w:r>
-        <w:rPr>
-          <w:rFonts w:ascii="Yu Gothic" w:hAnsi="Yu Gothic" w:eastAsia="游ゴシック"/>
-          <w:b/>
-        </w:rPr>
-        <w:t>解答例</w:t>
-      </w:r>
-    </w:p>
-    <w:tbl>
-      <w:tblPr>
-        <w:tblStyle w:val="TableGrid"/>
-        <w:tblW w:type="auto" w:w="0"/>
-        <w:tblLook w:firstColumn="1" w:firstRow="1" w:lastColumn="0" w:lastRow="0" w:noHBand="0" w:noVBand="1" w:val="04A0"/>
-      </w:tblPr>
-      <w:tblGrid>
-        <w:gridCol w:w="9638"/>
-      </w:tblGrid>
-      <w:tr>
-        <w:tc>
-          <w:tcPr>
-            <w:tcW w:type="dxa" w:w="9638"/>
-            <w:shd w:val="clear" w:color="auto" w:fill="F2F2F2"/>
-          </w:tcPr>
-          <w:p>
-            <w:r>
-              <w:rPr>
-                <w:rFonts w:ascii="Consolas" w:hAnsi="Consolas" w:eastAsia="游ゴシック"/>
-                <w:sz w:val="18"/>
-              </w:rPr>
-              <w:t>話者B: 商社A社、人材開発担当の顧客担当者Bです。隣に営業企画担当の顧客担当者Cも同席しています。</w:t>
-              <w:br/>
-            </w:r>
-            <w:r>
-              <w:rPr>
-                <w:rFonts w:ascii="Consolas" w:hAnsi="Consolas" w:eastAsia="游ゴシック"/>
-                <w:sz w:val="18"/>
-              </w:rPr>
-              <w:t>話者B: 予算の目安はあるが、まだ承認されていない。</w:t>
-              <w:br/>
-            </w:r>
-            <w:r>
-              <w:rPr>
-                <w:rFonts w:ascii="Consolas" w:hAnsi="Consolas" w:eastAsia="游ゴシック"/>
-                <w:sz w:val="18"/>
-              </w:rPr>
-              <w:t>話者C: 受講後の支援担当は、上長と相談して決める予定。</w:t>
-            </w:r>
-          </w:p>
-        </w:tc>
-      </w:tr>
-    </w:tbl>
-    <w:p/>
-    <w:p>
-      <w:pPr>
-        <w:pStyle w:val="ListBullet"/>
-      </w:pPr>
-      <w:r>
-        <w:rPr>
-          <w:rFonts w:ascii="Yu Gothic" w:hAnsi="Yu Gothic" w:eastAsia="游ゴシック"/>
-          <w:b w:val="0"/>
-        </w:rPr>
-        <w:t>「佐藤美和」を先に置き換える（「佐藤」が先だと「美和」が残る）</w:t>
-      </w:r>
-    </w:p>
-    <w:p>
-      <w:pPr>
-        <w:pStyle w:val="ListBullet"/>
-      </w:pPr>
-      <w:r>
-        <w:rPr>
-          <w:rFonts w:ascii="Yu Gothic" w:hAnsi="Yu Gothic" w:eastAsia="游ゴシック"/>
-          <w:b w:val="0"/>
-        </w:rPr>
-        <w:t>金額は、文章を作る目的に必要なければ一般化する</w:t>
-      </w:r>
-    </w:p>
-    <w:p>
-      <w:pPr>
-        <w:pStyle w:val="ListBullet"/>
-      </w:pPr>
-      <w:r>
-        <w:rPr>
-          <w:rFonts w:ascii="Yu Gothic" w:hAnsi="Yu Gothic" w:eastAsia="游ゴシック"/>
-          <w:b w:val="0"/>
-        </w:rPr>
-        <w:t>置き換えの対応表は手元のメモで管理し、Copilot には渡さない</w:t>
-      </w:r>
-    </w:p>
-    <w:p>
-      <w:pPr>
-        <w:pStyle w:val="Heading3"/>
-      </w:pPr>
-      <w:r>
-        <w:rPr>
-          <w:rFonts w:ascii="Yu Gothic" w:hAnsi="Yu Gothic" w:eastAsia="游ゴシック"/>
-          <w:color w:val="004D88"/>
-        </w:rPr>
-        <w:t>ミニ演習D AIが作った議事録の誤りを探す（5分・3.5のあと）</w:t>
-      </w:r>
-    </w:p>
-    <w:p>
-      <w:r>
-        <w:rPr>
-          <w:rFonts w:ascii="Yu Gothic" w:hAnsi="Yu Gothic" w:eastAsia="游ゴシック"/>
-          <w:b w:val="0"/>
-        </w:rPr>
-        <w:t xml:space="preserve">Copilot が作った議事録（抜粋）を、文字起こし </w:t>
-      </w:r>
-      <w:r>
-        <w:rPr>
-          <w:rFonts w:ascii="Consolas" w:hAnsi="Consolas" w:eastAsia="游ゴシック"/>
-          <w:b w:val="0"/>
-        </w:rPr>
-        <w:t>03_商談文字起こし_初回訪問</w:t>
-      </w:r>
-      <w:r>
-        <w:rPr>
-          <w:rFonts w:ascii="Yu Gothic" w:hAnsi="Yu Gothic" w:eastAsia="游ゴシック"/>
-          <w:b w:val="0"/>
-        </w:rPr>
-        <w:t xml:space="preserve"> と照合し、誤りを見つけて正しく直す（誤りは5つ、正しいものは1つ）。</w:t>
-      </w:r>
-    </w:p>
-    <w:p>
-      <w:pPr>
-        <w:pStyle w:val="ListBullet"/>
-      </w:pPr>
-      <w:r>
-        <w:rPr>
-          <w:rFonts w:ascii="Yu Gothic" w:hAnsi="Yu Gothic" w:eastAsia="游ゴシック"/>
-          <w:b w:val="0"/>
-        </w:rPr>
-        <w:t>対象は法人営業の担当者20名</w:t>
-      </w:r>
-    </w:p>
-    <w:p>
-      <w:pPr>
-        <w:pStyle w:val="ListBullet"/>
-      </w:pPr>
-      <w:r>
-        <w:rPr>
-          <w:rFonts w:ascii="Yu Gothic" w:hAnsi="Yu Gothic" w:eastAsia="游ゴシック"/>
-          <w:b w:val="0"/>
-        </w:rPr>
-        <w:t>骨子は来週金曜（10/16）に送付</w:t>
-      </w:r>
-    </w:p>
-    <w:p>
-      <w:pPr>
-        <w:pStyle w:val="ListBullet"/>
-      </w:pPr>
-      <w:r>
-        <w:rPr>
-          <w:rFonts w:ascii="Yu Gothic" w:hAnsi="Yu Gothic" w:eastAsia="游ゴシック"/>
-          <w:b w:val="0"/>
-        </w:rPr>
-        <w:t>B案は120万円（1名6万円）</w:t>
-      </w:r>
-    </w:p>
-    <w:p>
-      <w:pPr>
-        <w:pStyle w:val="ListBullet"/>
-      </w:pPr>
-      <w:r>
-        <w:rPr>
-          <w:rFonts w:ascii="Yu Gothic" w:hAnsi="Yu Gothic" w:eastAsia="游ゴシック"/>
-          <w:b w:val="0"/>
-        </w:rPr>
-        <w:t>事前アンケートを実施することで合意</w:t>
-      </w:r>
-    </w:p>
-    <w:p>
-      <w:pPr>
-        <w:pStyle w:val="ListBullet"/>
-      </w:pPr>
-      <w:r>
-        <w:rPr>
-          <w:rFonts w:ascii="Yu Gothic" w:hAnsi="Yu Gothic" w:eastAsia="游ゴシック"/>
-          <w:b w:val="0"/>
-        </w:rPr>
-        <w:t>予算は100万円で承認済み</w:t>
-      </w:r>
-    </w:p>
-    <w:p>
-      <w:pPr>
-        <w:pStyle w:val="ListBullet"/>
-      </w:pPr>
-      <w:r>
-        <w:rPr>
-          <w:rFonts w:ascii="Yu Gothic" w:hAnsi="Yu Gothic" w:eastAsia="游ゴシック"/>
-          <w:b w:val="0"/>
-        </w:rPr>
-        <w:t>Copilot の利用可否は情報システム部門が10/13までに確認</w:t>
-      </w:r>
-    </w:p>
-    <w:p>
-      <w:r>
-        <w:rPr>
-          <w:rFonts w:ascii="Yu Gothic" w:hAnsi="Yu Gothic" w:eastAsia="游ゴシック"/>
-          <w:b/>
-        </w:rPr>
-        <w:t>解答</w:t>
-      </w:r>
-    </w:p>
-    <w:tbl>
-      <w:tblPr>
-        <w:tblStyle w:val="TableGrid"/>
-        <w:tblW w:type="auto" w:w="0"/>
-        <w:tblLook w:firstColumn="1" w:firstRow="1" w:lastColumn="0" w:lastRow="0" w:noHBand="0" w:noVBand="1" w:val="04A0"/>
-      </w:tblPr>
-      <w:tblGrid>
-        <w:gridCol w:w="3213"/>
-        <w:gridCol w:w="3213"/>
-        <w:gridCol w:w="3213"/>
-      </w:tblGrid>
-      <w:tr>
-        <w:tc>
-          <w:tcPr>
-            <w:tcW w:type="dxa" w:w="3213"/>
-            <w:shd w:val="clear" w:color="auto" w:fill="DCE9F5"/>
-          </w:tcPr>
-          <w:p>
-            <w:r/>
-            <w:r>
-              <w:rPr>
-                <w:rFonts w:ascii="Yu Gothic" w:hAnsi="Yu Gothic" w:eastAsia="游ゴシック"/>
-                <w:b/>
-                <w:sz w:val="19"/>
-              </w:rPr>
-              <w:t>AIの議事録（誤り）</w:t>
-            </w:r>
-          </w:p>
-        </w:tc>
-        <w:tc>
-          <w:tcPr>
-            <w:tcW w:type="dxa" w:w="3213"/>
-            <w:shd w:val="clear" w:color="auto" w:fill="DCE9F5"/>
-          </w:tcPr>
-          <w:p>
-            <w:r/>
-            <w:r>
-              <w:rPr>
-                <w:rFonts w:ascii="Yu Gothic" w:hAnsi="Yu Gothic" w:eastAsia="游ゴシック"/>
-                <w:b/>
-                <w:sz w:val="19"/>
-              </w:rPr>
-              <w:t>正しい内容</w:t>
-            </w:r>
-          </w:p>
-        </w:tc>
-        <w:tc>
-          <w:tcPr>
-            <w:tcW w:type="dxa" w:w="3213"/>
-            <w:shd w:val="clear" w:color="auto" w:fill="DCE9F5"/>
-          </w:tcPr>
-          <w:p>
-            <w:r/>
-            <w:r>
-              <w:rPr>
-                <w:rFonts w:ascii="Yu Gothic" w:hAnsi="Yu Gothic" w:eastAsia="游ゴシック"/>
-                <w:b/>
-                <w:sz w:val="19"/>
-              </w:rPr>
-              <w:t>根拠の発言</w:t>
-            </w:r>
-          </w:p>
-        </w:tc>
-      </w:tr>
-      <w:tr>
-        <w:tc>
-          <w:tcPr>
-            <w:tcW w:type="dxa" w:w="3213"/>
-          </w:tcPr>
-          <w:p>
-            <w:r/>
-            <w:r>
-              <w:rPr>
-                <w:rFonts w:ascii="Yu Gothic" w:hAnsi="Yu Gothic" w:eastAsia="游ゴシック"/>
-                <w:b w:val="0"/>
-                <w:sz w:val="19"/>
-              </w:rPr>
-              <w:t>B案は120万円（1名6万円）</w:t>
-            </w:r>
-          </w:p>
-        </w:tc>
-        <w:tc>
-          <w:tcPr>
-            <w:tcW w:type="dxa" w:w="3213"/>
-          </w:tcPr>
-          <w:p>
-            <w:r/>
-            <w:r>
-              <w:rPr>
-                <w:rFonts w:ascii="Yu Gothic" w:hAnsi="Yu Gothic" w:eastAsia="游ゴシック"/>
-                <w:b w:val="0"/>
-                <w:sz w:val="19"/>
-              </w:rPr>
-              <w:t>B案は100万円（1名5万円）、税抜</w:t>
-            </w:r>
-          </w:p>
-        </w:tc>
-        <w:tc>
-          <w:tcPr>
-            <w:tcW w:type="dxa" w:w="3213"/>
-          </w:tcPr>
-          <w:p>
-            <w:r/>
-            <w:r>
-              <w:rPr>
-                <w:rFonts w:ascii="Yu Gothic" w:hAnsi="Yu Gothic" w:eastAsia="游ゴシック"/>
-                <w:b w:val="0"/>
-                <w:sz w:val="19"/>
-              </w:rPr>
-              <w:t>話者A・C</w:t>
-            </w:r>
-          </w:p>
-        </w:tc>
-      </w:tr>
-      <w:tr>
-        <w:tc>
-          <w:tcPr>
-            <w:tcW w:type="dxa" w:w="3213"/>
-          </w:tcPr>
-          <w:p>
-            <w:r/>
-            <w:r>
-              <w:rPr>
-                <w:rFonts w:ascii="Yu Gothic" w:hAnsi="Yu Gothic" w:eastAsia="游ゴシック"/>
-                <w:b w:val="0"/>
-                <w:sz w:val="19"/>
-              </w:rPr>
-              <w:t>予算は100万円で承認済み</w:t>
-            </w:r>
-          </w:p>
-        </w:tc>
-        <w:tc>
-          <w:tcPr>
-            <w:tcW w:type="dxa" w:w="3213"/>
-          </w:tcPr>
-          <w:p>
-            <w:r/>
-            <w:r>
-              <w:rPr>
-                <w:rFonts w:ascii="Yu Gothic" w:hAnsi="Yu Gothic" w:eastAsia="游ゴシック"/>
-                <w:b w:val="0"/>
-                <w:sz w:val="19"/>
-              </w:rPr>
-              <w:t>100万円は目安で、承認済みの上限ではない</w:t>
-            </w:r>
-          </w:p>
-        </w:tc>
-        <w:tc>
-          <w:tcPr>
-            <w:tcW w:type="dxa" w:w="3213"/>
-          </w:tcPr>
-          <w:p>
-            <w:r/>
-            <w:r>
-              <w:rPr>
-                <w:rFonts w:ascii="Yu Gothic" w:hAnsi="Yu Gothic" w:eastAsia="游ゴシック"/>
-                <w:b w:val="0"/>
-                <w:sz w:val="19"/>
-              </w:rPr>
-              <w:t>話者B</w:t>
-            </w:r>
-          </w:p>
-        </w:tc>
-      </w:tr>
-      <w:tr>
-        <w:tc>
-          <w:tcPr>
-            <w:tcW w:type="dxa" w:w="3213"/>
-          </w:tcPr>
-          <w:p>
-            <w:r/>
-            <w:r>
-              <w:rPr>
-                <w:rFonts w:ascii="Yu Gothic" w:hAnsi="Yu Gothic" w:eastAsia="游ゴシック"/>
-                <w:b w:val="0"/>
-                <w:sz w:val="19"/>
-              </w:rPr>
-              <w:t>骨子は来週金曜（10/16）に送付</w:t>
-            </w:r>
-          </w:p>
-        </w:tc>
-        <w:tc>
-          <w:tcPr>
-            <w:tcW w:type="dxa" w:w="3213"/>
-          </w:tcPr>
-          <w:p>
-            <w:r/>
-            <w:r>
-              <w:rPr>
-                <w:rFonts w:ascii="Yu Gothic" w:hAnsi="Yu Gothic" w:eastAsia="游ゴシック"/>
-                <w:b w:val="0"/>
-                <w:sz w:val="19"/>
-              </w:rPr>
-              <w:t>骨子は今週金曜（10/9）に送付</w:t>
-            </w:r>
-          </w:p>
-        </w:tc>
-        <w:tc>
-          <w:tcPr>
-            <w:tcW w:type="dxa" w:w="3213"/>
-          </w:tcPr>
-          <w:p>
-            <w:r/>
-            <w:r>
-              <w:rPr>
-                <w:rFonts w:ascii="Yu Gothic" w:hAnsi="Yu Gothic" w:eastAsia="游ゴシック"/>
-                <w:b w:val="0"/>
-                <w:sz w:val="19"/>
-              </w:rPr>
-              <w:t>話者A</w:t>
-            </w:r>
-          </w:p>
-        </w:tc>
-      </w:tr>
-      <w:tr>
-        <w:tc>
-          <w:tcPr>
-            <w:tcW w:type="dxa" w:w="3213"/>
-          </w:tcPr>
-          <w:p>
-            <w:r/>
-            <w:r>
-              <w:rPr>
-                <w:rFonts w:ascii="Yu Gothic" w:hAnsi="Yu Gothic" w:eastAsia="游ゴシック"/>
-                <w:b w:val="0"/>
-                <w:sz w:val="19"/>
-              </w:rPr>
-              <w:t>Copilot の利用可否は情報システム部門が10/13までに確認</w:t>
-            </w:r>
-          </w:p>
-        </w:tc>
-        <w:tc>
-          <w:tcPr>
-            <w:tcW w:type="dxa" w:w="3213"/>
-          </w:tcPr>
-          <w:p>
-            <w:r/>
-            <w:r>
-              <w:rPr>
-                <w:rFonts w:ascii="Yu Gothic" w:hAnsi="Yu Gothic" w:eastAsia="游ゴシック"/>
-                <w:b w:val="0"/>
-                <w:sz w:val="19"/>
-              </w:rPr>
-              <w:t>担当・期限は未定（社内で相談のうえ連絡）</w:t>
-            </w:r>
-          </w:p>
-        </w:tc>
-        <w:tc>
-          <w:tcPr>
-            <w:tcW w:type="dxa" w:w="3213"/>
-          </w:tcPr>
-          <w:p>
-            <w:r/>
-            <w:r>
-              <w:rPr>
-                <w:rFonts w:ascii="Yu Gothic" w:hAnsi="Yu Gothic" w:eastAsia="游ゴシック"/>
-                <w:b w:val="0"/>
-                <w:sz w:val="19"/>
-              </w:rPr>
-              <w:t>話者A・C</w:t>
-            </w:r>
-          </w:p>
-        </w:tc>
-      </w:tr>
-      <w:tr>
-        <w:tc>
-          <w:tcPr>
-            <w:tcW w:type="dxa" w:w="3213"/>
-          </w:tcPr>
-          <w:p>
-            <w:r/>
-            <w:r>
-              <w:rPr>
-                <w:rFonts w:ascii="Yu Gothic" w:hAnsi="Yu Gothic" w:eastAsia="游ゴシック"/>
-                <w:b w:val="0"/>
-                <w:sz w:val="19"/>
-              </w:rPr>
-              <w:t>事前アンケートを実施することで合意</w:t>
-            </w:r>
-          </w:p>
-        </w:tc>
-        <w:tc>
-          <w:tcPr>
-            <w:tcW w:type="dxa" w:w="3213"/>
-          </w:tcPr>
-          <w:p>
-            <w:r/>
-            <w:r>
-              <w:rPr>
-                <w:rFonts w:ascii="Yu Gothic" w:hAnsi="Yu Gothic" w:eastAsia="游ゴシック"/>
-                <w:b w:val="0"/>
-                <w:sz w:val="19"/>
-              </w:rPr>
-              <w:t>合意ではなく、提案の中の「案」として出す</w:t>
-            </w:r>
-          </w:p>
-        </w:tc>
-        <w:tc>
-          <w:tcPr>
-            <w:tcW w:type="dxa" w:w="3213"/>
-          </w:tcPr>
-          <w:p>
-            <w:r/>
-            <w:r>
-              <w:rPr>
-                <w:rFonts w:ascii="Yu Gothic" w:hAnsi="Yu Gothic" w:eastAsia="游ゴシック"/>
-                <w:b w:val="0"/>
-                <w:sz w:val="19"/>
-              </w:rPr>
-              <w:t>話者A</w:t>
-            </w:r>
-          </w:p>
-        </w:tc>
-      </w:tr>
-    </w:tbl>
-    <w:p/>
-    <w:p>
-      <w:r>
-        <w:rPr>
-          <w:rFonts w:ascii="Yu Gothic" w:hAnsi="Yu Gothic" w:eastAsia="游ゴシック"/>
-          <w:b w:val="0"/>
-        </w:rPr>
-        <w:t>正しいもの：対象は法人営業の担当者20名（話者B）</w:t>
+        <w:t>番号はスライドと同じ「章-番号」です（例：3-3 は第3章の3つ目）。</w:t>
       </w:r>
     </w:p>
     <w:p>

--- a/docs/word/03_演習ガイド.docx
+++ b/docs/word/03_演習ガイド.docx
@@ -1907,7 +1907,7 @@
           <w:color w:val="404040"/>
           <w:sz w:val="19"/>
         </w:rPr>
-        <w:t>本研修の環境（個人向け契約）では、</w:t>
+        <w:t>本研修の環境（個人向けプラン）では、</w:t>
       </w:r>
       <w:r>
         <w:rPr>

--- a/docs/word/03_演習ガイド.docx
+++ b/docs/word/03_演習ガイド.docx
@@ -2481,7 +2481,7 @@
           <w:rFonts w:ascii="Yu Gothic" w:hAnsi="Yu Gothic" w:eastAsia="游ゴシック"/>
           <w:b w:val="0"/>
         </w:rPr>
-        <w:t xml:space="preserve"> 置き換える</w:t>
+        <w:t xml:space="preserve"> 置き換える（先に「佐藤」を置き換えると「顧客担当者B美和」のように名前の一部が残るため）</w:t>
       </w:r>
     </w:p>
     <w:p>
@@ -2494,7 +2494,7 @@
           <w:rFonts w:ascii="Yu Gothic" w:hAnsi="Yu Gothic" w:eastAsia="游ゴシック"/>
           <w:b w:val="0"/>
         </w:rPr>
-        <w:t>「みらい商事」→「A社」、「佐藤美和」「佐藤」→「顧客担当B」、「田中淳」「田中」→「顧客担当C」</w:t>
+        <w:t>「みらい商事」→「A社」、「佐藤美和」「佐藤」→「顧客担当者B」、「田中淳」「田中」→「顧客担当者C」</w:t>
       </w:r>
     </w:p>
     <w:p>
@@ -2792,7 +2792,7 @@
           <w:rFonts w:ascii="Yu Gothic" w:hAnsi="Yu Gothic" w:eastAsia="游ゴシック"/>
           <w:b w:val="0"/>
         </w:rPr>
-        <w:t xml:space="preserve">7. 記号（A社・顧客担当B など）を元の名前に戻し、解答例 </w:t>
+        <w:t xml:space="preserve">7. 記号（A社・顧客担当者B など）を元の名前に戻し、解答例 </w:t>
       </w:r>
       <w:r>
         <w:rPr>

--- a/docs/word/03_演習ガイド.docx
+++ b/docs/word/03_演習ガイド.docx
@@ -940,7 +940,7 @@
           <w:rFonts w:ascii="Yu Gothic" w:hAnsi="Yu Gothic" w:eastAsia="游ゴシック"/>
           <w:b w:val="0"/>
         </w:rPr>
-        <w:t>各スライドの直後に行う2〜5分のミニ演習（0-1〜5-2）の問題と解答は、</w:t>
+        <w:t>各スライドの直後に行う2〜5分のミニ演習（T-2〜5-2）の問題と解答は、</w:t>
       </w:r>
       <w:r>
         <w:rPr>

--- a/docs/word/03_演習ガイド.docx
+++ b/docs/word/03_演習ガイド.docx
@@ -954,7 +954,7 @@
           <w:rFonts w:ascii="Yu Gothic" w:hAnsi="Yu Gothic" w:eastAsia="游ゴシック"/>
           <w:b w:val="0"/>
         </w:rPr>
-        <w:t xml:space="preserve"> にまとめています。</w:t>
+        <w:t>（研修後に講師から配布）にまとめています。</w:t>
       </w:r>
     </w:p>
     <w:p>

--- a/docs/word/03_演習ガイド.docx
+++ b/docs/word/03_演習ガイド.docx
@@ -34,14 +34,14 @@
           <w:rFonts w:ascii="Yu Gothic" w:hAnsi="Yu Gothic" w:eastAsia="游ゴシック"/>
           <w:b w:val="0"/>
         </w:rPr>
-        <w:t xml:space="preserve">演習素材は </w:t>
+        <w:t xml:space="preserve">演習素材は配布資料の </w:t>
       </w:r>
       <w:r>
         <w:rPr>
           <w:rFonts w:ascii="Consolas" w:hAnsi="Consolas" w:eastAsia="游ゴシック"/>
           <w:b w:val="0"/>
         </w:rPr>
-        <w:t>materials/</w:t>
+        <w:t>03_演習素材</w:t>
       </w:r>
       <w:r>
         <w:rPr>
@@ -152,21 +152,7 @@
           <w:rFonts w:ascii="Yu Gothic" w:hAnsi="Yu Gothic" w:eastAsia="游ゴシック"/>
           <w:b w:val="0"/>
         </w:rPr>
-        <w:t>Copilot の出力は毎回変わります。解答例（</w:t>
-      </w:r>
-      <w:r>
-        <w:rPr>
-          <w:rFonts w:ascii="Consolas" w:hAnsi="Consolas" w:eastAsia="游ゴシック"/>
-          <w:b w:val="0"/>
-        </w:rPr>
-        <w:t>materials/解答例/</w:t>
-      </w:r>
-      <w:r>
-        <w:rPr>
-          <w:rFonts w:ascii="Yu Gothic" w:hAnsi="Yu Gothic" w:eastAsia="游ゴシック"/>
-          <w:b w:val="0"/>
-        </w:rPr>
-        <w:t>）は「一つの完成イメージ」です</w:t>
+        <w:t>Copilot の出力は毎回変わります。解答例（演習の後に講師から配布）は「一つの完成イメージ」です</w:t>
       </w:r>
     </w:p>
     <w:p>
@@ -5264,28 +5250,7 @@
           <w:rFonts w:ascii="Consolas" w:hAnsi="Consolas" w:eastAsia="游ゴシック"/>
           <w:b w:val="0"/>
         </w:rPr>
-        <w:t>docs/08_応用ワークシート.md</w:t>
-      </w:r>
-      <w:r>
-        <w:rPr>
-          <w:rFonts w:ascii="Yu Gothic" w:hAnsi="Yu Gothic" w:eastAsia="游ゴシック"/>
-          <w:b w:val="0"/>
-        </w:rPr>
-        <w:t>（Word 版：</w:t>
-      </w:r>
-      <w:r>
-        <w:rPr>
-          <w:rFonts w:ascii="Consolas" w:hAnsi="Consolas" w:eastAsia="游ゴシック"/>
-          <w:b w:val="0"/>
-        </w:rPr>
-        <w:t>docs/word/08_応用ワークシート.docx</w:t>
-      </w:r>
-      <w:r>
-        <w:rPr>
-          <w:rFonts w:ascii="Yu Gothic" w:hAnsi="Yu Gothic" w:eastAsia="游ゴシック"/>
-          <w:b w:val="0"/>
-        </w:rPr>
-        <w:t>）</w:t>
+        <w:t>01_テキスト/08_応用ワークシート.docx</w:t>
       </w:r>
     </w:p>
     <w:p>
@@ -5543,7 +5508,7 @@
           <w:rFonts w:ascii="Consolas" w:hAnsi="Consolas" w:eastAsia="游ゴシック"/>
           <w:b w:val="0"/>
         </w:rPr>
-        <w:t>codex/Codex開発プロンプト集.md</w:t>
+        <w:t>04_開発トラック（希望者のみ）/Codex開発プロンプト集</w:t>
       </w:r>
       <w:r>
         <w:rPr>
@@ -6115,7 +6080,7 @@
           <w:rFonts w:ascii="Consolas" w:hAnsi="Consolas" w:eastAsia="游ゴシック"/>
           <w:b w:val="0"/>
         </w:rPr>
-        <w:t>materials/03_商談文字起こし_初回訪問.txt</w:t>
+        <w:t>03_演習素材/03_商談文字起こし_初回訪問.txt</w:t>
       </w:r>
       <w:r>
         <w:rPr>
